--- a/invitedChapter_AssociativeLearning_10072026.docx
+++ b/invitedChapter_AssociativeLearning_10072026.docx
@@ -295,43 +295,7 @@
           <w:szCs w:val="24"/>
         </w:rPr>
         <w:lastRenderedPageBreak/>
-        <w:t>We have gathered evidence for what I would like to call the “law of uphill analysis and downhill invention.” What I mean is this</w:t>
-      </w:r>
-      <w:proofErr w:type="gramStart"/>
-      <w:r>
-        <w:rPr>
-          <w:rFonts w:ascii="Times New Roman" w:hAnsi="Times New Roman" w:cs="Times New Roman"/>
-          <w:sz w:val="24"/>
-          <w:szCs w:val="24"/>
-        </w:rPr>
-        <w:t>. . . .</w:t>
-      </w:r>
-      <w:proofErr w:type="gramEnd"/>
-      <w:r>
-        <w:rPr>
-          <w:rFonts w:ascii="Times New Roman" w:hAnsi="Times New Roman" w:cs="Times New Roman"/>
-          <w:sz w:val="24"/>
-          <w:szCs w:val="24"/>
-        </w:rPr>
-        <w:t xml:space="preserve"> Analysis is more difficult than invention in the sense in which, generally, induction takes more time to perform than deduction: in induction one has to search for the way, whereas in deduction one follows a straightforward path. (</w:t>
-      </w:r>
-      <w:proofErr w:type="spellStart"/>
-      <w:r>
-        <w:rPr>
-          <w:rFonts w:ascii="Times New Roman" w:hAnsi="Times New Roman" w:cs="Times New Roman"/>
-          <w:sz w:val="24"/>
-          <w:szCs w:val="24"/>
-        </w:rPr>
-        <w:t>Braitenberg</w:t>
-      </w:r>
-      <w:proofErr w:type="spellEnd"/>
-      <w:r>
-        <w:rPr>
-          <w:rFonts w:ascii="Times New Roman" w:hAnsi="Times New Roman" w:cs="Times New Roman"/>
-          <w:sz w:val="24"/>
-          <w:szCs w:val="24"/>
-        </w:rPr>
-        <w:t>, 1984, p. 20)</w:t>
+        <w:t>We have gathered evidence for what I would like to call the “law of uphill analysis and downhill invention.” What I mean is this. . . . Analysis is more difficult than invention in the sense in which, generally, induction takes more time to perform than deduction: in induction one has to search for the way, whereas in deduction one follows a straightforward path. (Braitenberg, 1984, p. 20)</w:t>
       </w:r>
       <w:r>
         <w:rPr>
@@ -425,25 +389,7 @@
           <w:sz w:val="24"/>
           <w:szCs w:val="24"/>
         </w:rPr>
-        <w:t xml:space="preserve">, </w:t>
-      </w:r>
-      <w:proofErr w:type="spellStart"/>
-      <w:r>
-        <w:rPr>
-          <w:rFonts w:ascii="Times New Roman" w:hAnsi="Times New Roman" w:cs="Times New Roman"/>
-          <w:sz w:val="24"/>
-          <w:szCs w:val="24"/>
-        </w:rPr>
-        <w:t>Braitenberg</w:t>
-      </w:r>
-      <w:proofErr w:type="spellEnd"/>
-      <w:r>
-        <w:rPr>
-          <w:rFonts w:ascii="Times New Roman" w:hAnsi="Times New Roman" w:cs="Times New Roman"/>
-          <w:sz w:val="24"/>
-          <w:szCs w:val="24"/>
-        </w:rPr>
-        <w:t xml:space="preserve"> introduces a series of fictional vehicles and describes their behavior. Some of these vehicles come to rest whenever they are near another vehicle. Others accelerate toward vehicles in their vicinity. Others still move in a manner that increases the physical distance between themselves and other vehicles.</w:t>
+        <w:t>, Braitenberg introduces a series of fictional vehicles and describes their behavior. Some of these vehicles come to rest whenever they are near another vehicle. Others accelerate toward vehicles in their vicinity. Others still move in a manner that increases the physical distance between themselves and other vehicles.</w:t>
       </w:r>
       <w:r>
         <w:rPr>
@@ -899,25 +845,7 @@
           <w:sz w:val="24"/>
           <w:szCs w:val="24"/>
         </w:rPr>
-        <w:t xml:space="preserve">of a </w:t>
-      </w:r>
-      <w:proofErr w:type="spellStart"/>
-      <w:r>
-        <w:rPr>
-          <w:rFonts w:ascii="Times New Roman" w:hAnsi="Times New Roman" w:cs="Times New Roman"/>
-          <w:sz w:val="24"/>
-          <w:szCs w:val="24"/>
-        </w:rPr>
-        <w:t>Braitenberg</w:t>
-      </w:r>
-      <w:proofErr w:type="spellEnd"/>
-      <w:r>
-        <w:rPr>
-          <w:rFonts w:ascii="Times New Roman" w:hAnsi="Times New Roman" w:cs="Times New Roman"/>
-          <w:sz w:val="24"/>
-          <w:szCs w:val="24"/>
-        </w:rPr>
-        <w:t xml:space="preserve"> vehicle</w:t>
+        <w:t>of a Braitenberg vehicle</w:t>
       </w:r>
       <w:r>
         <w:rPr>
@@ -1088,25 +1016,7 @@
           <w:sz w:val="24"/>
           <w:szCs w:val="24"/>
         </w:rPr>
-        <w:t xml:space="preserve">Basic architecture of a </w:t>
-      </w:r>
-      <w:proofErr w:type="spellStart"/>
-      <w:r>
-        <w:rPr>
-          <w:rFonts w:ascii="Times New Roman" w:hAnsi="Times New Roman" w:cs="Times New Roman"/>
-          <w:sz w:val="24"/>
-          <w:szCs w:val="24"/>
-        </w:rPr>
-        <w:t>Braitenberg</w:t>
-      </w:r>
-      <w:proofErr w:type="spellEnd"/>
-      <w:r>
-        <w:rPr>
-          <w:rFonts w:ascii="Times New Roman" w:hAnsi="Times New Roman" w:cs="Times New Roman"/>
-          <w:sz w:val="24"/>
-          <w:szCs w:val="24"/>
-        </w:rPr>
-        <w:t xml:space="preserve"> Vehicle</w:t>
+        <w:t>Basic architecture of a Braitenberg Vehicle</w:t>
       </w:r>
     </w:p>
     <w:p>
@@ -1131,7 +1041,7 @@
           <w14:ligatures w14:val="standardContextual"/>
         </w:rPr>
         <w:drawing>
-          <wp:inline distT="0" distB="0" distL="0" distR="0" wp14:anchorId="7FF0EA29" wp14:editId="766C771E">
+          <wp:inline distT="0" distB="0" distL="0" distR="0" wp14:anchorId="7FF0EA29" wp14:editId="61FF2C9F">
             <wp:extent cx="4657725" cy="2619970"/>
             <wp:effectExtent l="0" t="0" r="0" b="9525"/>
             <wp:docPr id="1144170308" name="Picture 1"/>
@@ -1300,23 +1210,13 @@
         </w:rPr>
         <w:t xml:space="preserve">, </w:t>
       </w:r>
-      <w:proofErr w:type="spellStart"/>
-      <w:r>
-        <w:rPr>
-          <w:rFonts w:ascii="Times New Roman" w:hAnsi="Times New Roman" w:cs="Times New Roman"/>
-          <w:sz w:val="24"/>
-          <w:szCs w:val="24"/>
-        </w:rPr>
-        <w:t>Braitenberg</w:t>
-      </w:r>
-      <w:proofErr w:type="spellEnd"/>
-      <w:r>
-        <w:rPr>
-          <w:rFonts w:ascii="Times New Roman" w:hAnsi="Times New Roman" w:cs="Times New Roman"/>
-          <w:sz w:val="24"/>
-          <w:szCs w:val="24"/>
-        </w:rPr>
-        <w:t xml:space="preserve"> vehicles</w:t>
+      <w:r>
+        <w:rPr>
+          <w:rFonts w:ascii="Times New Roman" w:hAnsi="Times New Roman" w:cs="Times New Roman"/>
+          <w:sz w:val="24"/>
+          <w:szCs w:val="24"/>
+        </w:rPr>
+        <w:t>Braitenberg vehicles</w:t>
       </w:r>
       <w:r>
         <w:rPr>
@@ -1947,25 +1847,7 @@
           <w:sz w:val="24"/>
           <w:szCs w:val="24"/>
         </w:rPr>
-        <w:t xml:space="preserve"> the behavior of a </w:t>
-      </w:r>
-      <w:proofErr w:type="spellStart"/>
-      <w:r>
-        <w:rPr>
-          <w:rFonts w:ascii="Times New Roman" w:hAnsi="Times New Roman" w:cs="Times New Roman"/>
-          <w:sz w:val="24"/>
-          <w:szCs w:val="24"/>
-        </w:rPr>
-        <w:t>Braitenberg</w:t>
-      </w:r>
-      <w:proofErr w:type="spellEnd"/>
-      <w:r>
-        <w:rPr>
-          <w:rFonts w:ascii="Times New Roman" w:hAnsi="Times New Roman" w:cs="Times New Roman"/>
-          <w:sz w:val="24"/>
-          <w:szCs w:val="24"/>
-        </w:rPr>
-        <w:t xml:space="preserve"> vehicl</w:t>
+        <w:t xml:space="preserve"> the behavior of a Braitenberg vehicl</w:t>
       </w:r>
       <w:r>
         <w:rPr>
@@ -2805,25 +2687,7 @@
           <w:sz w:val="24"/>
           <w:szCs w:val="24"/>
         </w:rPr>
-        <w:t xml:space="preserve">what </w:t>
-      </w:r>
-      <w:proofErr w:type="spellStart"/>
-      <w:r>
-        <w:rPr>
-          <w:rFonts w:ascii="Times New Roman" w:hAnsi="Times New Roman" w:cs="Times New Roman"/>
-          <w:sz w:val="24"/>
-          <w:szCs w:val="24"/>
-        </w:rPr>
-        <w:t>Braitenberg</w:t>
-      </w:r>
-      <w:proofErr w:type="spellEnd"/>
-      <w:r>
-        <w:rPr>
-          <w:rFonts w:ascii="Times New Roman" w:hAnsi="Times New Roman" w:cs="Times New Roman"/>
-          <w:sz w:val="24"/>
-          <w:szCs w:val="24"/>
-        </w:rPr>
-        <w:t xml:space="preserve"> means when </w:t>
+        <w:t xml:space="preserve">what Braitenberg means when </w:t>
       </w:r>
       <w:r>
         <w:rPr>
@@ -4146,43 +4010,7 @@
           <w:sz w:val="24"/>
           <w:szCs w:val="24"/>
         </w:rPr>
-        <w:t xml:space="preserve">), theory of mind (e.g., Perner &amp; Ruffman, 2005), morality (e.g., Benton &amp; Lapan, 2021), causality (e.g., Rakison &amp; </w:t>
-      </w:r>
-      <w:proofErr w:type="spellStart"/>
-      <w:r>
-        <w:rPr>
-          <w:rFonts w:ascii="Times New Roman" w:hAnsi="Times New Roman" w:cs="Times New Roman"/>
-          <w:sz w:val="24"/>
-          <w:szCs w:val="24"/>
-        </w:rPr>
-        <w:t>Lupyan</w:t>
-      </w:r>
-      <w:proofErr w:type="spellEnd"/>
-      <w:r>
-        <w:rPr>
-          <w:rFonts w:ascii="Times New Roman" w:hAnsi="Times New Roman" w:cs="Times New Roman"/>
-          <w:sz w:val="24"/>
-          <w:szCs w:val="24"/>
-        </w:rPr>
-        <w:t xml:space="preserve">, 2008), categorization (e.g., Quinn &amp; </w:t>
-      </w:r>
-      <w:proofErr w:type="spellStart"/>
-      <w:r>
-        <w:rPr>
-          <w:rFonts w:ascii="Times New Roman" w:hAnsi="Times New Roman" w:cs="Times New Roman"/>
-          <w:sz w:val="24"/>
-          <w:szCs w:val="24"/>
-        </w:rPr>
-        <w:t>Eimas</w:t>
-      </w:r>
-      <w:proofErr w:type="spellEnd"/>
-      <w:r>
-        <w:rPr>
-          <w:rFonts w:ascii="Times New Roman" w:hAnsi="Times New Roman" w:cs="Times New Roman"/>
-          <w:sz w:val="24"/>
-          <w:szCs w:val="24"/>
-        </w:rPr>
-        <w:t>, 1997), word learning (e.g., Colunga &amp; Smith, 2005), among others (e.g., Adolph &amp; Joh, 2009; Mermier et al., 2022; Scott &amp; Arcaro, 2023).</w:t>
+        <w:t>), theory of mind (e.g., Perner &amp; Ruffman, 2005), morality (e.g., Benton &amp; Lapan, 2021), causality (e.g., Rakison &amp; Lupyan, 2008), categorization (e.g., Quinn &amp; Eimas, 1997), word learning (e.g., Colunga &amp; Smith, 2005), among others (e.g., Adolph &amp; Joh, 2009; Mermier et al., 2022; Scott &amp; Arcaro, 2023).</w:t>
       </w:r>
     </w:p>
     <w:p>
@@ -4831,43 +4659,7 @@
           <w:sz w:val="24"/>
           <w:szCs w:val="24"/>
         </w:rPr>
-        <w:t xml:space="preserve">Carolyn </w:t>
-      </w:r>
-      <w:proofErr w:type="spellStart"/>
-      <w:r>
-        <w:rPr>
-          <w:rFonts w:ascii="Times New Roman" w:hAnsi="Times New Roman" w:cs="Times New Roman"/>
-          <w:sz w:val="24"/>
-          <w:szCs w:val="24"/>
-        </w:rPr>
-        <w:t>Rovee</w:t>
-      </w:r>
-      <w:proofErr w:type="spellEnd"/>
-      <w:r>
-        <w:rPr>
-          <w:rFonts w:ascii="Times New Roman" w:hAnsi="Times New Roman" w:cs="Times New Roman"/>
-          <w:sz w:val="24"/>
-          <w:szCs w:val="24"/>
-        </w:rPr>
-        <w:t xml:space="preserve">-Collier’s mobile conjugate reinforcement paradigm is a paradigmatic example of operant conditioning (e.g., </w:t>
-      </w:r>
-      <w:proofErr w:type="spellStart"/>
-      <w:r>
-        <w:rPr>
-          <w:rFonts w:ascii="Times New Roman" w:hAnsi="Times New Roman" w:cs="Times New Roman"/>
-          <w:sz w:val="24"/>
-          <w:szCs w:val="24"/>
-        </w:rPr>
-        <w:t>Rovee</w:t>
-      </w:r>
-      <w:proofErr w:type="spellEnd"/>
-      <w:r>
-        <w:rPr>
-          <w:rFonts w:ascii="Times New Roman" w:hAnsi="Times New Roman" w:cs="Times New Roman"/>
-          <w:sz w:val="24"/>
-          <w:szCs w:val="24"/>
-        </w:rPr>
-        <w:t>-Collier, 1999).</w:t>
+        <w:t>Carolyn Rovee-Collier’s mobile conjugate reinforcement paradigm is a paradigmatic example of operant conditioning (e.g., Rovee-Collier, 1999).</w:t>
       </w:r>
       <w:r>
         <w:rPr>
@@ -5199,23 +4991,13 @@
         </w:rPr>
         <w:t xml:space="preserve"> (e.g., Rescorla &amp; Wagner, 1972; </w:t>
       </w:r>
-      <w:proofErr w:type="spellStart"/>
-      <w:r>
-        <w:rPr>
-          <w:rFonts w:ascii="Times New Roman" w:hAnsi="Times New Roman" w:cs="Times New Roman"/>
-          <w:sz w:val="24"/>
-          <w:szCs w:val="24"/>
-        </w:rPr>
-        <w:t>Widrow</w:t>
-      </w:r>
-      <w:proofErr w:type="spellEnd"/>
-      <w:r>
-        <w:rPr>
-          <w:rFonts w:ascii="Times New Roman" w:hAnsi="Times New Roman" w:cs="Times New Roman"/>
-          <w:sz w:val="24"/>
-          <w:szCs w:val="24"/>
-        </w:rPr>
-        <w:t xml:space="preserve"> &amp; Hoff, 1960)—</w:t>
+      <w:r>
+        <w:rPr>
+          <w:rFonts w:ascii="Times New Roman" w:hAnsi="Times New Roman" w:cs="Times New Roman"/>
+          <w:sz w:val="24"/>
+          <w:szCs w:val="24"/>
+        </w:rPr>
+        <w:t>Widrow &amp; Hoff, 1960)—</w:t>
       </w:r>
       <w:r>
         <w:rPr>
@@ -5303,25 +5085,7 @@
           <w:sz w:val="24"/>
           <w:szCs w:val="24"/>
         </w:rPr>
-        <w:t>—such as the Rescorla-Wagner model (e.g., Rescorla &amp; Wagner, 1972) or the Delta rule (</w:t>
-      </w:r>
-      <w:proofErr w:type="spellStart"/>
-      <w:r>
-        <w:rPr>
-          <w:rFonts w:ascii="Times New Roman" w:hAnsi="Times New Roman" w:cs="Times New Roman"/>
-          <w:sz w:val="24"/>
-          <w:szCs w:val="24"/>
-        </w:rPr>
-        <w:t>Widrow</w:t>
-      </w:r>
-      <w:proofErr w:type="spellEnd"/>
-      <w:r>
-        <w:rPr>
-          <w:rFonts w:ascii="Times New Roman" w:hAnsi="Times New Roman" w:cs="Times New Roman"/>
-          <w:sz w:val="24"/>
-          <w:szCs w:val="24"/>
-        </w:rPr>
-        <w:t xml:space="preserve"> &amp; Hoff, 1960—</w:t>
+        <w:t>—such as the Rescorla-Wagner model (e.g., Rescorla &amp; Wagner, 1972) or the Delta rule (Widrow &amp; Hoff, 1960—</w:t>
       </w:r>
       <w:r>
         <w:rPr>
@@ -5591,43 +5355,7 @@
           <w:sz w:val="24"/>
           <w:szCs w:val="24"/>
         </w:rPr>
-        <w:t xml:space="preserve"> (e.g., </w:t>
-      </w:r>
-      <w:proofErr w:type="spellStart"/>
-      <w:r>
-        <w:rPr>
-          <w:rFonts w:ascii="Times New Roman" w:hAnsi="Times New Roman" w:cs="Times New Roman"/>
-          <w:sz w:val="24"/>
-          <w:szCs w:val="24"/>
-        </w:rPr>
-        <w:t>Minksy</w:t>
-      </w:r>
-      <w:proofErr w:type="spellEnd"/>
-      <w:r>
-        <w:rPr>
-          <w:rFonts w:ascii="Times New Roman" w:hAnsi="Times New Roman" w:cs="Times New Roman"/>
-          <w:sz w:val="24"/>
-          <w:szCs w:val="24"/>
-        </w:rPr>
-        <w:t xml:space="preserve"> &amp; </w:t>
-      </w:r>
-      <w:proofErr w:type="spellStart"/>
-      <w:r>
-        <w:rPr>
-          <w:rFonts w:ascii="Times New Roman" w:hAnsi="Times New Roman" w:cs="Times New Roman"/>
-          <w:sz w:val="24"/>
-          <w:szCs w:val="24"/>
-        </w:rPr>
-        <w:t>Papert</w:t>
-      </w:r>
-      <w:proofErr w:type="spellEnd"/>
-      <w:r>
-        <w:rPr>
-          <w:rFonts w:ascii="Times New Roman" w:hAnsi="Times New Roman" w:cs="Times New Roman"/>
-          <w:sz w:val="24"/>
-          <w:szCs w:val="24"/>
-        </w:rPr>
-        <w:t>, 1969)</w:t>
+        <w:t xml:space="preserve"> (e.g., Minksy &amp; Papert, 1969)</w:t>
       </w:r>
       <w:r>
         <w:rPr>
@@ -5683,33 +5411,15 @@
           <w:sz w:val="24"/>
           <w:szCs w:val="24"/>
         </w:rPr>
-        <w:t xml:space="preserve"> </w:t>
-      </w:r>
-      <w:proofErr w:type="gramStart"/>
-      <w:r>
-        <w:rPr>
-          <w:rFonts w:ascii="Times New Roman" w:hAnsi="Times New Roman" w:cs="Times New Roman"/>
-          <w:sz w:val="24"/>
-          <w:szCs w:val="24"/>
-        </w:rPr>
-        <w:t>than</w:t>
-      </w:r>
-      <w:r>
-        <w:rPr>
-          <w:rFonts w:ascii="Times New Roman" w:hAnsi="Times New Roman" w:cs="Times New Roman"/>
-          <w:sz w:val="24"/>
-          <w:szCs w:val="24"/>
-        </w:rPr>
-        <w:t xml:space="preserve"> what</w:t>
-      </w:r>
-      <w:proofErr w:type="gramEnd"/>
-      <w:r>
-        <w:rPr>
-          <w:rFonts w:ascii="Times New Roman" w:hAnsi="Times New Roman" w:cs="Times New Roman"/>
-          <w:sz w:val="24"/>
-          <w:szCs w:val="24"/>
-        </w:rPr>
-        <w:t xml:space="preserve"> it requires </w:t>
+        <w:t xml:space="preserve"> than</w:t>
+      </w:r>
+      <w:r>
+        <w:rPr>
+          <w:rFonts w:ascii="Times New Roman" w:hAnsi="Times New Roman" w:cs="Times New Roman"/>
+          <w:sz w:val="24"/>
+          <w:szCs w:val="24"/>
+        </w:rPr>
+        <w:t xml:space="preserve"> what it requires </w:t>
       </w:r>
       <w:r>
         <w:rPr>
@@ -5885,41 +5595,7 @@
           <w:sz w:val="24"/>
           <w:szCs w:val="24"/>
         </w:rPr>
-        <w:t xml:space="preserve">—called backpropagation </w:t>
-      </w:r>
-      <w:r>
-        <w:rPr>
-          <w:rFonts w:ascii="Times New Roman" w:hAnsi="Times New Roman" w:cs="Times New Roman"/>
-          <w:sz w:val="24"/>
-          <w:szCs w:val="24"/>
-        </w:rPr>
-        <w:t xml:space="preserve">(e.g., Rumelhart et al., 1986; </w:t>
-      </w:r>
-      <w:proofErr w:type="spellStart"/>
-      <w:r>
-        <w:rPr>
-          <w:rFonts w:ascii="Times New Roman" w:hAnsi="Times New Roman" w:cs="Times New Roman"/>
-          <w:sz w:val="24"/>
-          <w:szCs w:val="24"/>
-        </w:rPr>
-        <w:t>Werbos</w:t>
-      </w:r>
-      <w:proofErr w:type="spellEnd"/>
-      <w:r>
-        <w:rPr>
-          <w:rFonts w:ascii="Times New Roman" w:hAnsi="Times New Roman" w:cs="Times New Roman"/>
-          <w:sz w:val="24"/>
-          <w:szCs w:val="24"/>
-        </w:rPr>
-        <w:t>, 1974)</w:t>
-      </w:r>
-      <w:r>
-        <w:rPr>
-          <w:rFonts w:ascii="Times New Roman" w:hAnsi="Times New Roman" w:cs="Times New Roman"/>
-          <w:sz w:val="24"/>
-          <w:szCs w:val="24"/>
-        </w:rPr>
-        <w:t>—</w:t>
+        <w:t>—called backpropagation (e.g., Rumelhart et al., 1986; Werbos, 1974)—</w:t>
       </w:r>
       <w:r>
         <w:rPr>
@@ -6486,25 +6162,7 @@
           <w:sz w:val="24"/>
           <w:szCs w:val="24"/>
         </w:rPr>
-        <w:t xml:space="preserve">(e.g., </w:t>
-      </w:r>
-      <w:proofErr w:type="spellStart"/>
-      <w:r>
-        <w:rPr>
-          <w:rFonts w:ascii="Times New Roman" w:hAnsi="Times New Roman" w:cs="Times New Roman"/>
-          <w:sz w:val="24"/>
-          <w:szCs w:val="24"/>
-        </w:rPr>
-        <w:t>Spelke</w:t>
-      </w:r>
-      <w:proofErr w:type="spellEnd"/>
-      <w:r>
-        <w:rPr>
-          <w:rFonts w:ascii="Times New Roman" w:hAnsi="Times New Roman" w:cs="Times New Roman"/>
-          <w:sz w:val="24"/>
-          <w:szCs w:val="24"/>
-        </w:rPr>
-        <w:t>, 2022; see</w:t>
+        <w:t>(e.g., Spelke, 2022; see</w:t>
       </w:r>
       <w:r>
         <w:rPr>
@@ -6846,25 +6504,7 @@
           <w:sz w:val="24"/>
           <w:szCs w:val="24"/>
         </w:rPr>
-        <w:t xml:space="preserve">Initial support for this theory was obtained by </w:t>
-      </w:r>
-      <w:proofErr w:type="spellStart"/>
-      <w:r>
-        <w:rPr>
-          <w:rFonts w:ascii="Times New Roman" w:hAnsi="Times New Roman" w:cs="Times New Roman"/>
-          <w:sz w:val="24"/>
-          <w:szCs w:val="24"/>
-        </w:rPr>
-        <w:t>Spelke</w:t>
-      </w:r>
-      <w:proofErr w:type="spellEnd"/>
-      <w:r>
-        <w:rPr>
-          <w:rFonts w:ascii="Times New Roman" w:hAnsi="Times New Roman" w:cs="Times New Roman"/>
-          <w:sz w:val="24"/>
-          <w:szCs w:val="24"/>
-        </w:rPr>
-        <w:t xml:space="preserve"> et al. (1995; see also Woodward et al., 1993</w:t>
+        <w:t>Initial support for this theory was obtained by Spelke et al. (1995; see also Woodward et al., 1993</w:t>
       </w:r>
       <w:r>
         <w:rPr>
@@ -7008,18 +6648,8 @@
           <w:sz w:val="24"/>
           <w:szCs w:val="24"/>
         </w:rPr>
-        <w:t xml:space="preserve"> Infants were shown this event until they </w:t>
-      </w:r>
-      <w:proofErr w:type="gramStart"/>
-      <w:r>
-        <w:rPr>
-          <w:rFonts w:ascii="Times New Roman" w:hAnsi="Times New Roman" w:cs="Times New Roman"/>
-          <w:sz w:val="24"/>
-          <w:szCs w:val="24"/>
-        </w:rPr>
-        <w:t>habituated</w:t>
-      </w:r>
-      <w:proofErr w:type="gramEnd"/>
+        <w:t xml:space="preserve"> Infants were shown this event until they habituated</w:t>
+      </w:r>
       <w:r>
         <w:rPr>
           <w:rFonts w:ascii="Times New Roman" w:hAnsi="Times New Roman" w:cs="Times New Roman"/>
@@ -7203,23 +6833,13 @@
         </w:rPr>
         <w:tab/>
       </w:r>
-      <w:proofErr w:type="spellStart"/>
-      <w:r>
-        <w:rPr>
-          <w:rFonts w:ascii="Times New Roman" w:hAnsi="Times New Roman" w:cs="Times New Roman"/>
-          <w:sz w:val="24"/>
-          <w:szCs w:val="24"/>
-        </w:rPr>
-        <w:t>Spelke</w:t>
-      </w:r>
-      <w:proofErr w:type="spellEnd"/>
-      <w:r>
-        <w:rPr>
-          <w:rFonts w:ascii="Times New Roman" w:hAnsi="Times New Roman" w:cs="Times New Roman"/>
-          <w:sz w:val="24"/>
-          <w:szCs w:val="24"/>
-        </w:rPr>
-        <w:t xml:space="preserve"> et al. (2007) reasoned that if </w:t>
+      <w:r>
+        <w:rPr>
+          <w:rFonts w:ascii="Times New Roman" w:hAnsi="Times New Roman" w:cs="Times New Roman"/>
+          <w:sz w:val="24"/>
+          <w:szCs w:val="24"/>
+        </w:rPr>
+        <w:t xml:space="preserve">Spelke et al. (2007) reasoned that if </w:t>
       </w:r>
       <w:r>
         <w:rPr>
@@ -7427,25 +7047,7 @@
           <w:sz w:val="24"/>
           <w:szCs w:val="24"/>
         </w:rPr>
-        <w:t xml:space="preserve">This should manifest as </w:t>
-      </w:r>
-      <w:proofErr w:type="gramStart"/>
-      <w:r>
-        <w:rPr>
-          <w:rFonts w:ascii="Times New Roman" w:hAnsi="Times New Roman" w:cs="Times New Roman"/>
-          <w:sz w:val="24"/>
-          <w:szCs w:val="24"/>
-        </w:rPr>
-        <w:t>longer</w:t>
-      </w:r>
-      <w:proofErr w:type="gramEnd"/>
-      <w:r>
-        <w:rPr>
-          <w:rFonts w:ascii="Times New Roman" w:hAnsi="Times New Roman" w:cs="Times New Roman"/>
-          <w:sz w:val="24"/>
-          <w:szCs w:val="24"/>
-        </w:rPr>
-        <w:t xml:space="preserve"> looking at the No Contact test event than at the Contact test event. </w:t>
+        <w:t xml:space="preserve">This should manifest as longer looking at the No Contact test event than at the Contact test event. </w:t>
       </w:r>
       <w:r>
         <w:rPr>
@@ -7509,25 +7111,7 @@
           <w:sz w:val="24"/>
           <w:szCs w:val="24"/>
         </w:rPr>
-        <w:t xml:space="preserve">This should </w:t>
-      </w:r>
-      <w:proofErr w:type="gramStart"/>
-      <w:r>
-        <w:rPr>
-          <w:rFonts w:ascii="Times New Roman" w:hAnsi="Times New Roman" w:cs="Times New Roman"/>
-          <w:sz w:val="24"/>
-          <w:szCs w:val="24"/>
-        </w:rPr>
-        <w:t>manifest</w:t>
-      </w:r>
-      <w:proofErr w:type="gramEnd"/>
-      <w:r>
-        <w:rPr>
-          <w:rFonts w:ascii="Times New Roman" w:hAnsi="Times New Roman" w:cs="Times New Roman"/>
-          <w:sz w:val="24"/>
-          <w:szCs w:val="24"/>
-        </w:rPr>
-        <w:t xml:space="preserve"> </w:t>
+        <w:t xml:space="preserve">This should manifest </w:t>
       </w:r>
       <w:r>
         <w:rPr>
@@ -7568,23 +7152,13 @@
         <w:tab/>
         <w:t xml:space="preserve">This is precisely what </w:t>
       </w:r>
-      <w:proofErr w:type="spellStart"/>
-      <w:r>
-        <w:rPr>
-          <w:rFonts w:ascii="Times New Roman" w:hAnsi="Times New Roman" w:cs="Times New Roman"/>
-          <w:sz w:val="24"/>
-          <w:szCs w:val="24"/>
-        </w:rPr>
-        <w:t>Spelke</w:t>
-      </w:r>
-      <w:proofErr w:type="spellEnd"/>
-      <w:r>
-        <w:rPr>
-          <w:rFonts w:ascii="Times New Roman" w:hAnsi="Times New Roman" w:cs="Times New Roman"/>
-          <w:sz w:val="24"/>
-          <w:szCs w:val="24"/>
-        </w:rPr>
-        <w:t xml:space="preserve"> et al. (1995) found</w:t>
+      <w:r>
+        <w:rPr>
+          <w:rFonts w:ascii="Times New Roman" w:hAnsi="Times New Roman" w:cs="Times New Roman"/>
+          <w:sz w:val="24"/>
+          <w:szCs w:val="24"/>
+        </w:rPr>
+        <w:t>Spelke et al. (1995) found</w:t>
       </w:r>
       <w:r>
         <w:rPr>
@@ -7752,25 +7326,7 @@
           <w:sz w:val="24"/>
           <w:szCs w:val="24"/>
         </w:rPr>
-        <w:t xml:space="preserve"> (e.g., Markson &amp; </w:t>
-      </w:r>
-      <w:proofErr w:type="spellStart"/>
-      <w:r>
-        <w:rPr>
-          <w:rFonts w:ascii="Times New Roman" w:hAnsi="Times New Roman" w:cs="Times New Roman"/>
-          <w:sz w:val="24"/>
-          <w:szCs w:val="24"/>
-        </w:rPr>
-        <w:t>Spelke</w:t>
-      </w:r>
-      <w:proofErr w:type="spellEnd"/>
-      <w:r>
-        <w:rPr>
-          <w:rFonts w:ascii="Times New Roman" w:hAnsi="Times New Roman" w:cs="Times New Roman"/>
-          <w:sz w:val="24"/>
-          <w:szCs w:val="24"/>
-        </w:rPr>
-        <w:t>, 2006; Saxe et al., 2005; Saxe et al., 2007)</w:t>
+        <w:t xml:space="preserve"> (e.g., Markson &amp; Spelke, 2006; Saxe et al., 2005; Saxe et al., 2007)</w:t>
       </w:r>
       <w:r>
         <w:rPr>
@@ -7951,27 +7507,7 @@
           <w:sz w:val="24"/>
           <w:szCs w:val="24"/>
         </w:rPr>
-        <w:t xml:space="preserve">Associative learning </w:t>
-      </w:r>
-      <w:proofErr w:type="gramStart"/>
-      <w:r>
-        <w:rPr>
-          <w:rFonts w:ascii="Times New Roman" w:hAnsi="Times New Roman" w:cs="Times New Roman"/>
-          <w:color w:val="000000" w:themeColor="text1"/>
-          <w:sz w:val="24"/>
-          <w:szCs w:val="24"/>
-        </w:rPr>
-        <w:t>account</w:t>
-      </w:r>
-      <w:proofErr w:type="gramEnd"/>
-      <w:r>
-        <w:rPr>
-          <w:rFonts w:ascii="Times New Roman" w:hAnsi="Times New Roman" w:cs="Times New Roman"/>
-          <w:color w:val="000000" w:themeColor="text1"/>
-          <w:sz w:val="24"/>
-          <w:szCs w:val="24"/>
-        </w:rPr>
-        <w:t xml:space="preserve"> of infants’ developing knowledge of people and object causal action.</w:t>
+        <w:t>Associative learning account of infants’ developing knowledge of people and object causal action.</w:t>
       </w:r>
       <w:r>
         <w:rPr>
@@ -8259,7 +7795,23 @@
           <w:sz w:val="24"/>
           <w:szCs w:val="24"/>
         </w:rPr>
-        <w:t>; depicted in Figure 1a</w:t>
+        <w:t xml:space="preserve">; depicted </w:t>
+      </w:r>
+      <w:r>
+        <w:rPr>
+          <w:rFonts w:ascii="Times New Roman" w:hAnsi="Times New Roman" w:cs="Times New Roman"/>
+          <w:sz w:val="24"/>
+          <w:szCs w:val="24"/>
+        </w:rPr>
+        <w:t xml:space="preserve">schematically </w:t>
+      </w:r>
+      <w:r>
+        <w:rPr>
+          <w:rFonts w:ascii="Times New Roman" w:hAnsi="Times New Roman" w:cs="Times New Roman"/>
+          <w:sz w:val="24"/>
+          <w:szCs w:val="24"/>
+        </w:rPr>
+        <w:t>in Figure 1</w:t>
       </w:r>
       <w:r>
         <w:rPr>
@@ -8276,6 +7828,534 @@
           <w:szCs w:val="24"/>
         </w:rPr>
         <w:t xml:space="preserve"> </w:t>
+      </w:r>
+      <w:r>
+        <w:rPr>
+          <w:rFonts w:ascii="Times New Roman" w:hAnsi="Times New Roman" w:cs="Times New Roman"/>
+          <w:sz w:val="24"/>
+          <w:szCs w:val="24"/>
+        </w:rPr>
+        <w:t xml:space="preserve"> The crux of my proposal is that</w:t>
+      </w:r>
+      <w:r>
+        <w:rPr>
+          <w:rFonts w:ascii="Times New Roman" w:hAnsi="Times New Roman" w:cs="Times New Roman"/>
+          <w:sz w:val="24"/>
+          <w:szCs w:val="24"/>
+        </w:rPr>
+        <w:t>—in</w:t>
+      </w:r>
+      <w:r>
+        <w:rPr>
+          <w:rFonts w:ascii="Times New Roman" w:hAnsi="Times New Roman" w:cs="Times New Roman"/>
+          <w:sz w:val="24"/>
+          <w:szCs w:val="24"/>
+        </w:rPr>
+        <w:t xml:space="preserve"> conjunction with a small number of inherent perceptual biases, such as </w:t>
+      </w:r>
+      <w:r>
+        <w:rPr>
+          <w:rFonts w:ascii="Times New Roman" w:hAnsi="Times New Roman" w:cs="Times New Roman"/>
+          <w:sz w:val="24"/>
+          <w:szCs w:val="24"/>
+        </w:rPr>
+        <w:t xml:space="preserve">preferences </w:t>
+      </w:r>
+      <w:r>
+        <w:rPr>
+          <w:rFonts w:ascii="Times New Roman" w:hAnsi="Times New Roman" w:cs="Times New Roman"/>
+          <w:sz w:val="24"/>
+          <w:szCs w:val="24"/>
+        </w:rPr>
+        <w:t>for</w:t>
+      </w:r>
+      <w:r>
+        <w:rPr>
+          <w:rFonts w:ascii="Times New Roman" w:hAnsi="Times New Roman" w:cs="Times New Roman"/>
+          <w:sz w:val="24"/>
+          <w:szCs w:val="24"/>
+        </w:rPr>
+        <w:t xml:space="preserve"> faces over non-faces </w:t>
+      </w:r>
+      <w:r>
+        <w:rPr>
+          <w:rFonts w:ascii="Times New Roman" w:hAnsi="Times New Roman" w:cs="Times New Roman"/>
+          <w:sz w:val="24"/>
+          <w:szCs w:val="24"/>
+        </w:rPr>
+        <w:t>(e.g., Morton &amp; Johnson, 1991)</w:t>
+      </w:r>
+      <w:r>
+        <w:rPr>
+          <w:rFonts w:ascii="Times New Roman" w:hAnsi="Times New Roman" w:cs="Times New Roman"/>
+          <w:sz w:val="24"/>
+          <w:szCs w:val="24"/>
+        </w:rPr>
+        <w:t xml:space="preserve"> and movement or non-movement </w:t>
+      </w:r>
+      <w:r>
+        <w:rPr>
+          <w:rFonts w:ascii="Times New Roman" w:hAnsi="Times New Roman" w:cs="Times New Roman"/>
+          <w:sz w:val="24"/>
+          <w:szCs w:val="24"/>
+        </w:rPr>
+        <w:t>(e.g., Slater, 1989; Vallortigara, Regolin, &amp; Marconato, 2005)</w:t>
+      </w:r>
+      <w:r>
+        <w:rPr>
+          <w:rFonts w:ascii="Times New Roman" w:hAnsi="Times New Roman" w:cs="Times New Roman"/>
+          <w:sz w:val="24"/>
+          <w:szCs w:val="24"/>
+        </w:rPr>
+        <w:t xml:space="preserve">—domain-general associative learning can explain infants’ looking behaviors in studies designed to evaluate their knowledge about people and object causal action. I argued that the perceptual </w:t>
+      </w:r>
+      <w:r>
+        <w:rPr>
+          <w:rFonts w:ascii="Times New Roman" w:hAnsi="Times New Roman" w:cs="Times New Roman"/>
+          <w:sz w:val="24"/>
+          <w:szCs w:val="24"/>
+        </w:rPr>
+        <w:t>biases</w:t>
+      </w:r>
+      <w:r>
+        <w:rPr>
+          <w:rFonts w:ascii="Times New Roman" w:hAnsi="Times New Roman" w:cs="Times New Roman"/>
+          <w:sz w:val="24"/>
+          <w:szCs w:val="24"/>
+        </w:rPr>
+        <w:t xml:space="preserve"> themselves </w:t>
+      </w:r>
+      <w:r>
+        <w:rPr>
+          <w:rFonts w:ascii="Times New Roman" w:hAnsi="Times New Roman" w:cs="Times New Roman"/>
+          <w:sz w:val="24"/>
+          <w:szCs w:val="24"/>
+        </w:rPr>
+        <w:t xml:space="preserve">serve to emphasize certain regions of the perceptual array </w:t>
+      </w:r>
+      <w:r>
+        <w:rPr>
+          <w:rFonts w:ascii="Times New Roman" w:hAnsi="Times New Roman" w:cs="Times New Roman"/>
+          <w:sz w:val="24"/>
+          <w:szCs w:val="24"/>
+        </w:rPr>
+        <w:t>while simultaneously deemphasizing other regions</w:t>
+      </w:r>
+      <w:r>
+        <w:rPr>
+          <w:rFonts w:ascii="Times New Roman" w:hAnsi="Times New Roman" w:cs="Times New Roman"/>
+          <w:sz w:val="24"/>
+          <w:szCs w:val="24"/>
+        </w:rPr>
+        <w:t>.</w:t>
+      </w:r>
+      <w:r>
+        <w:rPr>
+          <w:rFonts w:ascii="Times New Roman" w:hAnsi="Times New Roman" w:cs="Times New Roman"/>
+          <w:sz w:val="24"/>
+          <w:szCs w:val="24"/>
+        </w:rPr>
+        <w:t xml:space="preserve"> This idea should not be controversial. By training their attention on one aspect of the perceptual array, it will necessarily be the case that infants are not attending to other aspects.</w:t>
+      </w:r>
+    </w:p>
+    <w:p>
+      <w:pPr>
+        <w:tabs>
+          <w:tab w:val="left" w:pos="720"/>
+        </w:tabs>
+        <w:ind w:firstLine="0"/>
+        <w:contextualSpacing/>
+        <w:rPr>
+          <w:rFonts w:ascii="Times New Roman" w:hAnsi="Times New Roman" w:cs="Times New Roman"/>
+          <w:sz w:val="24"/>
+          <w:szCs w:val="24"/>
+        </w:rPr>
+      </w:pPr>
+      <w:r>
+        <w:rPr>
+          <w:rFonts w:ascii="Times New Roman" w:hAnsi="Times New Roman" w:cs="Times New Roman"/>
+          <w:sz w:val="24"/>
+          <w:szCs w:val="24"/>
+        </w:rPr>
+        <w:tab/>
+        <w:t xml:space="preserve">In terms of the associative-learning process itself, </w:t>
+      </w:r>
+      <w:r>
+        <w:rPr>
+          <w:rFonts w:ascii="Times New Roman" w:hAnsi="Times New Roman" w:cs="Times New Roman"/>
+          <w:sz w:val="24"/>
+          <w:szCs w:val="24"/>
+        </w:rPr>
+        <w:t>t</w:t>
+      </w:r>
+      <w:r>
+        <w:rPr>
+          <w:rFonts w:ascii="Times New Roman" w:hAnsi="Times New Roman" w:cs="Times New Roman"/>
+          <w:sz w:val="24"/>
+          <w:szCs w:val="24"/>
+        </w:rPr>
+        <w:t>his process begins the moment</w:t>
+      </w:r>
+      <w:r>
+        <w:rPr>
+          <w:rFonts w:ascii="Times New Roman" w:hAnsi="Times New Roman" w:cs="Times New Roman"/>
+          <w:sz w:val="24"/>
+          <w:szCs w:val="24"/>
+        </w:rPr>
+        <w:t xml:space="preserve"> that</w:t>
+      </w:r>
+      <w:r>
+        <w:rPr>
+          <w:rFonts w:ascii="Times New Roman" w:hAnsi="Times New Roman" w:cs="Times New Roman"/>
+          <w:sz w:val="24"/>
+          <w:szCs w:val="24"/>
+        </w:rPr>
+        <w:t xml:space="preserve"> infants detect—either incidentally or intentionally—that a correlation exists</w:t>
+      </w:r>
+      <w:r>
+        <w:rPr>
+          <w:rFonts w:ascii="Times New Roman" w:hAnsi="Times New Roman" w:cs="Times New Roman"/>
+          <w:sz w:val="24"/>
+          <w:szCs w:val="24"/>
+        </w:rPr>
+        <w:t xml:space="preserve"> between certain salient</w:t>
+      </w:r>
+      <w:r>
+        <w:rPr>
+          <w:rFonts w:ascii="Times New Roman" w:hAnsi="Times New Roman" w:cs="Times New Roman"/>
+          <w:sz w:val="24"/>
+          <w:szCs w:val="24"/>
+        </w:rPr>
+        <w:t xml:space="preserve"> low-level</w:t>
+      </w:r>
+      <w:r>
+        <w:rPr>
+          <w:rFonts w:ascii="Times New Roman" w:hAnsi="Times New Roman" w:cs="Times New Roman"/>
+          <w:sz w:val="24"/>
+          <w:szCs w:val="24"/>
+        </w:rPr>
+        <w:t xml:space="preserve"> features (e.g., </w:t>
+      </w:r>
+      <w:r>
+        <w:rPr>
+          <w:rFonts w:ascii="Times New Roman" w:hAnsi="Times New Roman" w:cs="Times New Roman"/>
+          <w:sz w:val="24"/>
+          <w:szCs w:val="24"/>
+        </w:rPr>
+        <w:t>elongated appendage-like extensions [e.g.,</w:t>
+      </w:r>
+      <w:r>
+        <w:rPr>
+          <w:rFonts w:ascii="Times New Roman" w:hAnsi="Times New Roman" w:cs="Times New Roman"/>
+          <w:sz w:val="24"/>
+          <w:szCs w:val="24"/>
+        </w:rPr>
+        <w:t xml:space="preserve"> adult-defined</w:t>
+      </w:r>
+      <w:r>
+        <w:rPr>
+          <w:rFonts w:ascii="Times New Roman" w:hAnsi="Times New Roman" w:cs="Times New Roman"/>
+          <w:sz w:val="24"/>
+          <w:szCs w:val="24"/>
+        </w:rPr>
+        <w:t xml:space="preserve"> legs</w:t>
+      </w:r>
+      <w:r>
+        <w:rPr>
+          <w:rFonts w:ascii="Times New Roman" w:hAnsi="Times New Roman" w:cs="Times New Roman"/>
+          <w:sz w:val="24"/>
+          <w:szCs w:val="24"/>
+        </w:rPr>
+        <w:t xml:space="preserve"> or arms])</w:t>
+      </w:r>
+      <w:r>
+        <w:rPr>
+          <w:rFonts w:ascii="Times New Roman" w:hAnsi="Times New Roman" w:cs="Times New Roman"/>
+          <w:sz w:val="24"/>
+          <w:szCs w:val="24"/>
+        </w:rPr>
+        <w:t xml:space="preserve"> and </w:t>
+      </w:r>
+      <w:r>
+        <w:rPr>
+          <w:rFonts w:ascii="Times New Roman" w:hAnsi="Times New Roman" w:cs="Times New Roman"/>
+          <w:sz w:val="24"/>
+          <w:szCs w:val="24"/>
+        </w:rPr>
+        <w:t>the surface-based kinematics of different kinds of motion</w:t>
+      </w:r>
+      <w:r>
+        <w:rPr>
+          <w:rFonts w:ascii="Times New Roman" w:hAnsi="Times New Roman" w:cs="Times New Roman"/>
+          <w:sz w:val="24"/>
+          <w:szCs w:val="24"/>
+        </w:rPr>
+        <w:t xml:space="preserve"> (e.g., action-at-a-distance causality and contact causality). </w:t>
+      </w:r>
+      <w:r>
+        <w:rPr>
+          <w:rFonts w:ascii="Times New Roman" w:hAnsi="Times New Roman" w:cs="Times New Roman"/>
+          <w:sz w:val="24"/>
+          <w:szCs w:val="24"/>
+        </w:rPr>
+        <w:t xml:space="preserve">The rationale for describing these features and actions in this manner is to reflect my assumption that infants represent them in fundamentally perceptual </w:t>
+      </w:r>
+      <w:r>
+        <w:rPr>
+          <w:rFonts w:ascii="Times New Roman" w:hAnsi="Times New Roman" w:cs="Times New Roman"/>
+          <w:sz w:val="24"/>
+          <w:szCs w:val="24"/>
+        </w:rPr>
+        <w:t xml:space="preserve">rather abstract, conceptual </w:t>
+      </w:r>
+      <w:r>
+        <w:rPr>
+          <w:rFonts w:ascii="Times New Roman" w:hAnsi="Times New Roman" w:cs="Times New Roman"/>
+          <w:sz w:val="24"/>
+          <w:szCs w:val="24"/>
+        </w:rPr>
+        <w:t>terms</w:t>
+      </w:r>
+      <w:r>
+        <w:rPr>
+          <w:rFonts w:ascii="Times New Roman" w:hAnsi="Times New Roman" w:cs="Times New Roman"/>
+          <w:sz w:val="24"/>
+          <w:szCs w:val="24"/>
+        </w:rPr>
+        <w:t>.</w:t>
+      </w:r>
+      <w:r>
+        <w:rPr>
+          <w:rFonts w:ascii="Times New Roman" w:hAnsi="Times New Roman" w:cs="Times New Roman"/>
+          <w:sz w:val="24"/>
+          <w:szCs w:val="24"/>
+        </w:rPr>
+        <w:t xml:space="preserve"> I argued that the reason infants might notice and then encode this link in the first place is because </w:t>
+      </w:r>
+      <w:r>
+        <w:rPr>
+          <w:rFonts w:ascii="Times New Roman" w:hAnsi="Times New Roman" w:cs="Times New Roman"/>
+          <w:sz w:val="24"/>
+          <w:szCs w:val="24"/>
+        </w:rPr>
+        <w:t xml:space="preserve">some perceptual features </w:t>
+      </w:r>
+      <w:r>
+        <w:rPr>
+          <w:rFonts w:ascii="Times New Roman" w:hAnsi="Times New Roman" w:cs="Times New Roman"/>
+          <w:sz w:val="24"/>
+          <w:szCs w:val="24"/>
+        </w:rPr>
+        <w:t xml:space="preserve">will tend to </w:t>
+      </w:r>
+      <w:r>
+        <w:rPr>
+          <w:rFonts w:ascii="Times New Roman" w:hAnsi="Times New Roman" w:cs="Times New Roman"/>
+          <w:sz w:val="24"/>
+          <w:szCs w:val="24"/>
+        </w:rPr>
+        <w:t xml:space="preserve">co-occur across time and space with the kinematics of different </w:t>
+      </w:r>
+      <w:r>
+        <w:rPr>
+          <w:rFonts w:ascii="Times New Roman" w:hAnsi="Times New Roman" w:cs="Times New Roman"/>
+          <w:sz w:val="24"/>
+          <w:szCs w:val="24"/>
+        </w:rPr>
+        <w:t xml:space="preserve">kinds of actions. </w:t>
+      </w:r>
+      <w:r>
+        <w:rPr>
+          <w:rFonts w:ascii="Times New Roman" w:hAnsi="Times New Roman" w:cs="Times New Roman"/>
+          <w:sz w:val="24"/>
+          <w:szCs w:val="24"/>
+        </w:rPr>
+        <w:t>For example, infants may learn that entities with</w:t>
+      </w:r>
+      <w:r>
+        <w:rPr>
+          <w:rFonts w:ascii="Times New Roman" w:hAnsi="Times New Roman" w:cs="Times New Roman"/>
+          <w:sz w:val="24"/>
+          <w:szCs w:val="24"/>
+        </w:rPr>
+        <w:t xml:space="preserve"> appendage-like, hinged extensions sometimes move </w:t>
+      </w:r>
+      <w:r>
+        <w:rPr>
+          <w:rFonts w:ascii="Times New Roman" w:hAnsi="Times New Roman" w:cs="Times New Roman"/>
+          <w:sz w:val="24"/>
+          <w:szCs w:val="24"/>
+        </w:rPr>
+        <w:t>in the absence of physical contact with other entities that possess similar extensions but move following direct contact with those same entities on other occasions.</w:t>
+      </w:r>
+      <w:r>
+        <w:rPr>
+          <w:rFonts w:ascii="Times New Roman" w:hAnsi="Times New Roman" w:cs="Times New Roman"/>
+          <w:sz w:val="24"/>
+          <w:szCs w:val="24"/>
+        </w:rPr>
+        <w:t xml:space="preserve"> </w:t>
+      </w:r>
+    </w:p>
+    <w:p>
+      <w:pPr>
+        <w:tabs>
+          <w:tab w:val="left" w:pos="720"/>
+        </w:tabs>
+        <w:ind w:firstLine="0"/>
+        <w:contextualSpacing/>
+        <w:rPr>
+          <w:rFonts w:ascii="Times New Roman" w:hAnsi="Times New Roman" w:cs="Times New Roman"/>
+          <w:sz w:val="24"/>
+          <w:szCs w:val="24"/>
+        </w:rPr>
+      </w:pPr>
+      <w:r>
+        <w:rPr>
+          <w:rFonts w:ascii="Times New Roman" w:hAnsi="Times New Roman" w:cs="Times New Roman"/>
+          <w:sz w:val="24"/>
+          <w:szCs w:val="24"/>
+        </w:rPr>
+        <w:lastRenderedPageBreak/>
+        <w:tab/>
+        <w:t xml:space="preserve">One reason infants may be attuned to this associative relation </w:t>
+      </w:r>
+      <w:r>
+        <w:rPr>
+          <w:rFonts w:ascii="Times New Roman" w:hAnsi="Times New Roman" w:cs="Times New Roman"/>
+          <w:sz w:val="24"/>
+          <w:szCs w:val="24"/>
+        </w:rPr>
+        <w:t>at all</w:t>
+      </w:r>
+      <w:r>
+        <w:rPr>
+          <w:rFonts w:ascii="Times New Roman" w:hAnsi="Times New Roman" w:cs="Times New Roman"/>
+          <w:sz w:val="24"/>
+          <w:szCs w:val="24"/>
+        </w:rPr>
+        <w:t>—that is, that elongated appendages are linked to the kinematics of distinct actions—</w:t>
+      </w:r>
+      <w:r>
+        <w:rPr>
+          <w:rFonts w:ascii="Times New Roman" w:hAnsi="Times New Roman" w:cs="Times New Roman"/>
+          <w:sz w:val="24"/>
+          <w:szCs w:val="24"/>
+        </w:rPr>
+        <w:t xml:space="preserve">is that they possess an early emerging, or perhaps even innate, bias to attend to moving rather than stationary objects. </w:t>
+      </w:r>
+      <w:r>
+        <w:rPr>
+          <w:rFonts w:ascii="Times New Roman" w:hAnsi="Times New Roman" w:cs="Times New Roman"/>
+          <w:sz w:val="24"/>
+          <w:szCs w:val="24"/>
+        </w:rPr>
+        <w:t>In other words, the</w:t>
+      </w:r>
+      <w:r>
+        <w:rPr>
+          <w:rFonts w:ascii="Times New Roman" w:hAnsi="Times New Roman" w:cs="Times New Roman"/>
+          <w:sz w:val="24"/>
+          <w:szCs w:val="24"/>
+        </w:rPr>
+        <w:t xml:space="preserve"> attention-grabbing nature of the motion that is intrinsic to</w:t>
+      </w:r>
+      <w:r>
+        <w:rPr>
+          <w:rFonts w:ascii="Times New Roman" w:hAnsi="Times New Roman" w:cs="Times New Roman"/>
+          <w:sz w:val="24"/>
+          <w:szCs w:val="24"/>
+        </w:rPr>
+        <w:t xml:space="preserve"> </w:t>
+      </w:r>
+      <w:r>
+        <w:rPr>
+          <w:rFonts w:ascii="Times New Roman" w:hAnsi="Times New Roman" w:cs="Times New Roman"/>
+          <w:sz w:val="24"/>
+          <w:szCs w:val="24"/>
+        </w:rPr>
+        <w:t>adult-defined</w:t>
+      </w:r>
+      <w:r>
+        <w:rPr>
+          <w:rFonts w:ascii="Times New Roman" w:hAnsi="Times New Roman" w:cs="Times New Roman"/>
+          <w:sz w:val="24"/>
+          <w:szCs w:val="24"/>
+        </w:rPr>
+        <w:t xml:space="preserve"> action-at-a-distanc</w:t>
+      </w:r>
+      <w:r>
+        <w:rPr>
+          <w:rFonts w:ascii="Times New Roman" w:hAnsi="Times New Roman" w:cs="Times New Roman"/>
+          <w:sz w:val="24"/>
+          <w:szCs w:val="24"/>
+        </w:rPr>
+        <w:t xml:space="preserve">e </w:t>
+      </w:r>
+      <w:r>
+        <w:rPr>
+          <w:rFonts w:ascii="Times New Roman" w:hAnsi="Times New Roman" w:cs="Times New Roman"/>
+          <w:sz w:val="24"/>
+          <w:szCs w:val="24"/>
+        </w:rPr>
+        <w:t>or contact event</w:t>
+      </w:r>
+      <w:r>
+        <w:rPr>
+          <w:rFonts w:ascii="Times New Roman" w:hAnsi="Times New Roman" w:cs="Times New Roman"/>
+          <w:sz w:val="24"/>
+          <w:szCs w:val="24"/>
+        </w:rPr>
+        <w:t>s</w:t>
+      </w:r>
+      <w:r>
+        <w:rPr>
+          <w:rFonts w:ascii="Times New Roman" w:hAnsi="Times New Roman" w:cs="Times New Roman"/>
+          <w:sz w:val="24"/>
+          <w:szCs w:val="24"/>
+        </w:rPr>
+        <w:t xml:space="preserve"> </w:t>
+      </w:r>
+      <w:r>
+        <w:rPr>
+          <w:rFonts w:ascii="Times New Roman" w:hAnsi="Times New Roman" w:cs="Times New Roman"/>
+          <w:sz w:val="24"/>
+          <w:szCs w:val="24"/>
+        </w:rPr>
+        <w:t xml:space="preserve">is, I argue, what causes infants to attend to them </w:t>
+      </w:r>
+      <w:r>
+        <w:rPr>
+          <w:rFonts w:ascii="Times New Roman" w:hAnsi="Times New Roman" w:cs="Times New Roman"/>
+          <w:sz w:val="24"/>
+          <w:szCs w:val="24"/>
+        </w:rPr>
+        <w:t>at al</w:t>
+      </w:r>
+      <w:r>
+        <w:rPr>
+          <w:rFonts w:ascii="Times New Roman" w:hAnsi="Times New Roman" w:cs="Times New Roman"/>
+          <w:sz w:val="24"/>
+          <w:szCs w:val="24"/>
+        </w:rPr>
+        <w:t>l</w:t>
+      </w:r>
+      <w:r>
+        <w:rPr>
+          <w:rFonts w:ascii="Times New Roman" w:hAnsi="Times New Roman" w:cs="Times New Roman"/>
+          <w:sz w:val="24"/>
+          <w:szCs w:val="24"/>
+        </w:rPr>
+        <w:t xml:space="preserve">. Once infants have oriented to these events, they might come subsequently to notice that legs tend to be included in these movement events. This act of noticing that contact causality and action-at-a-distance causality tend to include legs may serve to establish a nascent link between legs and these two kinds of causality, which becomes ever strengthened as the components of the relation (i.e., legs and the two kinds of causality) are experienced repeatedly together. The consequence of this developmental mechanism is that the presence of one of the features alone (e.g., legs) will, with time, trigger an expectation for the other feature (e.g., action-at-a-distance causality), even if the other feature is not physically present. This means that if one (e.g., legs) but not both of the features is physically present (as is the case for the No Collision event of the Inanimate Object condition in which action-at-a-distance causality is present without legs), this may cause infants to show heightened or increased looking, as if to be looking for or expecting the second feature (i.e., legs). This may explain why infants looked longer at the No Collision test event relative to the Collision test event in the Inanimate Object condition but not in the People condition; the No Collision event (i.e., action-at-a-distance event) triggered an expectation for legs that ultimately was not met. This, in turn, may have caused greater looking for the No Collision test event than the Collision test event for infants assigned to the Inanimate Object condition. Given that inanimate objects tend both to lack legs and move on contact from other </w:t>
+      </w:r>
+      <w:r>
+        <w:rPr>
+          <w:rFonts w:ascii="Times New Roman" w:hAnsi="Times New Roman" w:cs="Times New Roman"/>
+          <w:sz w:val="24"/>
+          <w:szCs w:val="24"/>
+        </w:rPr>
+        <w:lastRenderedPageBreak/>
+        <w:t>objects or entities, infants may learn that a link exists between things without legs and contact causality only, which becomes strengthened with time.</w:t>
       </w:r>
     </w:p>
     <w:p>
@@ -9186,7 +9266,6 @@
   <w:style w:type="character" w:default="1" w:styleId="DefaultParagraphFont">
     <w:name w:val="Default Paragraph Font"/>
     <w:uiPriority w:val="1"/>
-    <w:semiHidden/>
     <w:unhideWhenUsed/>
   </w:style>
   <w:style w:type="table" w:default="1" w:styleId="TableNormal">

--- a/invitedChapter_AssociativeLearning_10072026.docx
+++ b/invitedChapter_AssociativeLearning_10072026.docx
@@ -1041,7 +1041,7 @@
           <w14:ligatures w14:val="standardContextual"/>
         </w:rPr>
         <w:drawing>
-          <wp:inline distT="0" distB="0" distL="0" distR="0" wp14:anchorId="7FF0EA29" wp14:editId="61FF2C9F">
+          <wp:inline distT="0" distB="0" distL="0" distR="0" wp14:anchorId="7FF0EA29" wp14:editId="05EF3DC1">
             <wp:extent cx="4657725" cy="2619970"/>
             <wp:effectExtent l="0" t="0" r="0" b="9525"/>
             <wp:docPr id="1144170308" name="Picture 1"/>
@@ -2999,6 +2999,14 @@
           <w:sz w:val="24"/>
           <w:szCs w:val="24"/>
         </w:rPr>
+        <w:t xml:space="preserve">some have interpreted </w:t>
+      </w:r>
+      <w:r>
+        <w:rPr>
+          <w:rFonts w:ascii="Times New Roman" w:hAnsi="Times New Roman" w:cs="Times New Roman"/>
+          <w:sz w:val="24"/>
+          <w:szCs w:val="24"/>
+        </w:rPr>
         <w:t>5-month-olds’ tendency to look</w:t>
       </w:r>
       <w:r>
@@ -3139,23 +3147,7 @@
           <w:sz w:val="24"/>
           <w:szCs w:val="24"/>
         </w:rPr>
-        <w:t xml:space="preserve"> </w:t>
-      </w:r>
-      <w:r>
-        <w:rPr>
-          <w:rFonts w:ascii="Times New Roman" w:hAnsi="Times New Roman" w:cs="Times New Roman"/>
-          <w:sz w:val="24"/>
-          <w:szCs w:val="24"/>
-        </w:rPr>
-        <w:t xml:space="preserve">has been interpreted by some </w:t>
-      </w:r>
-      <w:r>
-        <w:rPr>
-          <w:rFonts w:ascii="Times New Roman" w:hAnsi="Times New Roman" w:cs="Times New Roman"/>
-          <w:sz w:val="24"/>
-          <w:szCs w:val="24"/>
-        </w:rPr>
-        <w:t>to mean that</w:t>
+        <w:t xml:space="preserve"> to mean that</w:t>
       </w:r>
       <w:r>
         <w:rPr>
@@ -7541,10 +7533,10 @@
           <w14:ligatures w14:val="standardContextual"/>
         </w:rPr>
         <w:drawing>
-          <wp:inline distT="0" distB="0" distL="0" distR="0" wp14:anchorId="17E85798" wp14:editId="4FF8E278">
+          <wp:inline distT="0" distB="0" distL="0" distR="0" wp14:anchorId="063A2313" wp14:editId="0C8E2989">
             <wp:extent cx="5943600" cy="4387850"/>
             <wp:effectExtent l="0" t="0" r="0" b="0"/>
-            <wp:docPr id="720056139" name="Picture 1"/>
+            <wp:docPr id="1197608273" name="Picture 2"/>
             <wp:cNvGraphicFramePr>
               <a:graphicFrameLocks xmlns:a="http://schemas.openxmlformats.org/drawingml/2006/main" noChangeAspect="1"/>
             </wp:cNvGraphicFramePr>
@@ -7552,7 +7544,7 @@
               <a:graphicData uri="http://schemas.openxmlformats.org/drawingml/2006/picture">
                 <pic:pic xmlns:pic="http://schemas.openxmlformats.org/drawingml/2006/picture">
                   <pic:nvPicPr>
-                    <pic:cNvPr id="720056139" name="Picture 720056139"/>
+                    <pic:cNvPr id="1197608273" name="Picture 1197608273"/>
                     <pic:cNvPicPr/>
                   </pic:nvPicPr>
                   <pic:blipFill>
@@ -7678,7 +7670,23 @@
           <w:sz w:val="24"/>
           <w:szCs w:val="24"/>
         </w:rPr>
-        <w:t>ssociations between particular perceptual features and particular patterns of motion gradually increase in strength with experience.</w:t>
+        <w:t>ssociations</w:t>
+      </w:r>
+      <w:r>
+        <w:rPr>
+          <w:rFonts w:ascii="Times New Roman" w:hAnsi="Times New Roman" w:cs="Times New Roman"/>
+          <w:sz w:val="24"/>
+          <w:szCs w:val="24"/>
+        </w:rPr>
+        <w:t xml:space="preserve"> (depicted as doubled-headed line arrows)</w:t>
+      </w:r>
+      <w:r>
+        <w:rPr>
+          <w:rFonts w:ascii="Times New Roman" w:hAnsi="Times New Roman" w:cs="Times New Roman"/>
+          <w:sz w:val="24"/>
+          <w:szCs w:val="24"/>
+        </w:rPr>
+        <w:t xml:space="preserve"> between particular perceptual features and particular patterns of motion gradually increase in strength with experience.</w:t>
       </w:r>
       <w:r>
         <w:rPr>
@@ -8258,7 +8266,47 @@
           <w:sz w:val="24"/>
           <w:szCs w:val="24"/>
         </w:rPr>
-        <w:t xml:space="preserve"> attention-grabbing nature of the motion that is intrinsic to</w:t>
+        <w:t xml:space="preserve"> attention-grabbing nature of the </w:t>
+      </w:r>
+      <w:r>
+        <w:rPr>
+          <w:rFonts w:ascii="Times New Roman" w:hAnsi="Times New Roman" w:cs="Times New Roman"/>
+          <w:sz w:val="24"/>
+          <w:szCs w:val="24"/>
+        </w:rPr>
+        <w:t>dynamic action</w:t>
+      </w:r>
+      <w:r>
+        <w:rPr>
+          <w:rFonts w:ascii="Times New Roman" w:hAnsi="Times New Roman" w:cs="Times New Roman"/>
+          <w:sz w:val="24"/>
+          <w:szCs w:val="24"/>
+        </w:rPr>
+        <w:t>-at-a-distanc</w:t>
+      </w:r>
+      <w:r>
+        <w:rPr>
+          <w:rFonts w:ascii="Times New Roman" w:hAnsi="Times New Roman" w:cs="Times New Roman"/>
+          <w:sz w:val="24"/>
+          <w:szCs w:val="24"/>
+        </w:rPr>
+        <w:t xml:space="preserve">e </w:t>
+      </w:r>
+      <w:r>
+        <w:rPr>
+          <w:rFonts w:ascii="Times New Roman" w:hAnsi="Times New Roman" w:cs="Times New Roman"/>
+          <w:sz w:val="24"/>
+          <w:szCs w:val="24"/>
+        </w:rPr>
+        <w:t>or contact event</w:t>
+      </w:r>
+      <w:r>
+        <w:rPr>
+          <w:rFonts w:ascii="Times New Roman" w:hAnsi="Times New Roman" w:cs="Times New Roman"/>
+          <w:sz w:val="24"/>
+          <w:szCs w:val="24"/>
+        </w:rPr>
+        <w:t>s</w:t>
       </w:r>
       <w:r>
         <w:rPr>
@@ -8274,39 +8322,127 @@
           <w:sz w:val="24"/>
           <w:szCs w:val="24"/>
         </w:rPr>
-        <w:t>adult-defined</w:t>
-      </w:r>
-      <w:r>
-        <w:rPr>
-          <w:rFonts w:ascii="Times New Roman" w:hAnsi="Times New Roman" w:cs="Times New Roman"/>
-          <w:sz w:val="24"/>
-          <w:szCs w:val="24"/>
-        </w:rPr>
-        <w:t xml:space="preserve"> action-at-a-distanc</w:t>
-      </w:r>
-      <w:r>
-        <w:rPr>
-          <w:rFonts w:ascii="Times New Roman" w:hAnsi="Times New Roman" w:cs="Times New Roman"/>
-          <w:sz w:val="24"/>
-          <w:szCs w:val="24"/>
-        </w:rPr>
-        <w:t xml:space="preserve">e </w:t>
-      </w:r>
-      <w:r>
-        <w:rPr>
-          <w:rFonts w:ascii="Times New Roman" w:hAnsi="Times New Roman" w:cs="Times New Roman"/>
-          <w:sz w:val="24"/>
-          <w:szCs w:val="24"/>
-        </w:rPr>
-        <w:t>or contact event</w:t>
-      </w:r>
-      <w:r>
-        <w:rPr>
-          <w:rFonts w:ascii="Times New Roman" w:hAnsi="Times New Roman" w:cs="Times New Roman"/>
-          <w:sz w:val="24"/>
-          <w:szCs w:val="24"/>
-        </w:rPr>
-        <w:t>s</w:t>
+        <w:t xml:space="preserve">is, I argue, what causes infants to attend to them </w:t>
+      </w:r>
+      <w:r>
+        <w:rPr>
+          <w:rFonts w:ascii="Times New Roman" w:hAnsi="Times New Roman" w:cs="Times New Roman"/>
+          <w:sz w:val="24"/>
+          <w:szCs w:val="24"/>
+        </w:rPr>
+        <w:t>at al</w:t>
+      </w:r>
+      <w:r>
+        <w:rPr>
+          <w:rFonts w:ascii="Times New Roman" w:hAnsi="Times New Roman" w:cs="Times New Roman"/>
+          <w:sz w:val="24"/>
+          <w:szCs w:val="24"/>
+        </w:rPr>
+        <w:t>l</w:t>
+      </w:r>
+      <w:r>
+        <w:rPr>
+          <w:rFonts w:ascii="Times New Roman" w:hAnsi="Times New Roman" w:cs="Times New Roman"/>
+          <w:sz w:val="24"/>
+          <w:szCs w:val="24"/>
+        </w:rPr>
+        <w:t xml:space="preserve">. </w:t>
+      </w:r>
+      <w:r>
+        <w:rPr>
+          <w:rFonts w:ascii="Times New Roman" w:hAnsi="Times New Roman" w:cs="Times New Roman"/>
+          <w:sz w:val="24"/>
+          <w:szCs w:val="24"/>
+        </w:rPr>
+        <w:t>Whatever the reason may be that infants are drawn to these events</w:t>
+      </w:r>
+      <w:r>
+        <w:rPr>
+          <w:rFonts w:ascii="Times New Roman" w:hAnsi="Times New Roman" w:cs="Times New Roman"/>
+          <w:sz w:val="24"/>
+          <w:szCs w:val="24"/>
+        </w:rPr>
+        <w:t>, once they have oriented to them</w:t>
+      </w:r>
+      <w:r>
+        <w:rPr>
+          <w:rFonts w:ascii="Times New Roman" w:hAnsi="Times New Roman" w:cs="Times New Roman"/>
+          <w:sz w:val="24"/>
+          <w:szCs w:val="24"/>
+        </w:rPr>
+        <w:t xml:space="preserve">, </w:t>
+      </w:r>
+      <w:r>
+        <w:rPr>
+          <w:rFonts w:ascii="Times New Roman" w:hAnsi="Times New Roman" w:cs="Times New Roman"/>
+          <w:sz w:val="24"/>
+          <w:szCs w:val="24"/>
+        </w:rPr>
+        <w:t xml:space="preserve">infants </w:t>
+      </w:r>
+      <w:r>
+        <w:rPr>
+          <w:rFonts w:ascii="Times New Roman" w:hAnsi="Times New Roman" w:cs="Times New Roman"/>
+          <w:sz w:val="24"/>
+          <w:szCs w:val="24"/>
+        </w:rPr>
+        <w:t xml:space="preserve">might come subsequently to notice that </w:t>
+      </w:r>
+      <w:r>
+        <w:rPr>
+          <w:rFonts w:ascii="Times New Roman" w:hAnsi="Times New Roman" w:cs="Times New Roman"/>
+          <w:sz w:val="24"/>
+          <w:szCs w:val="24"/>
+        </w:rPr>
+        <w:t>elongated appendages (what an adult might describe as legs)</w:t>
+      </w:r>
+      <w:r>
+        <w:rPr>
+          <w:rFonts w:ascii="Times New Roman" w:hAnsi="Times New Roman" w:cs="Times New Roman"/>
+          <w:sz w:val="24"/>
+          <w:szCs w:val="24"/>
+        </w:rPr>
+        <w:t xml:space="preserve"> tend to be </w:t>
+      </w:r>
+      <w:r>
+        <w:rPr>
+          <w:rFonts w:ascii="Times New Roman" w:hAnsi="Times New Roman" w:cs="Times New Roman"/>
+          <w:sz w:val="24"/>
+          <w:szCs w:val="24"/>
+        </w:rPr>
+        <w:t>present during these movement events</w:t>
+      </w:r>
+      <w:r>
+        <w:rPr>
+          <w:rFonts w:ascii="Times New Roman" w:hAnsi="Times New Roman" w:cs="Times New Roman"/>
+          <w:sz w:val="24"/>
+          <w:szCs w:val="24"/>
+        </w:rPr>
+        <w:t>.</w:t>
+      </w:r>
+      <w:r>
+        <w:rPr>
+          <w:rFonts w:ascii="Times New Roman" w:hAnsi="Times New Roman" w:cs="Times New Roman"/>
+          <w:sz w:val="24"/>
+          <w:szCs w:val="24"/>
+        </w:rPr>
+        <w:t xml:space="preserve"> This, in turn, may establish a nascent link between these appendages and the kinematics of both kinds of action (</w:t>
+      </w:r>
+      <w:r>
+        <w:rPr>
+          <w:rFonts w:ascii="Times New Roman" w:hAnsi="Times New Roman" w:cs="Times New Roman"/>
+          <w:sz w:val="24"/>
+          <w:szCs w:val="24"/>
+        </w:rPr>
+        <w:t xml:space="preserve">T1 </w:t>
+      </w:r>
+      <w:r>
+        <w:rPr>
+          <w:rFonts w:ascii="Times New Roman" w:hAnsi="Times New Roman" w:cs="Times New Roman"/>
+          <w:sz w:val="24"/>
+          <w:szCs w:val="24"/>
+        </w:rPr>
+        <w:t>on the left side of</w:t>
       </w:r>
       <w:r>
         <w:rPr>
@@ -8322,31 +8458,389 @@
           <w:sz w:val="24"/>
           <w:szCs w:val="24"/>
         </w:rPr>
-        <w:t xml:space="preserve">is, I argue, what causes infants to attend to them </w:t>
-      </w:r>
-      <w:r>
-        <w:rPr>
-          <w:rFonts w:ascii="Times New Roman" w:hAnsi="Times New Roman" w:cs="Times New Roman"/>
-          <w:sz w:val="24"/>
-          <w:szCs w:val="24"/>
-        </w:rPr>
-        <w:t>at al</w:t>
-      </w:r>
-      <w:r>
-        <w:rPr>
-          <w:rFonts w:ascii="Times New Roman" w:hAnsi="Times New Roman" w:cs="Times New Roman"/>
-          <w:sz w:val="24"/>
-          <w:szCs w:val="24"/>
-        </w:rPr>
-        <w:t>l</w:t>
-      </w:r>
-      <w:r>
-        <w:rPr>
-          <w:rFonts w:ascii="Times New Roman" w:hAnsi="Times New Roman" w:cs="Times New Roman"/>
-          <w:sz w:val="24"/>
-          <w:szCs w:val="24"/>
-        </w:rPr>
-        <w:t xml:space="preserve">. Once infants have oriented to these events, they might come subsequently to notice that legs tend to be included in these movement events. This act of noticing that contact causality and action-at-a-distance causality tend to include legs may serve to establish a nascent link between legs and these two kinds of causality, which becomes ever strengthened as the components of the relation (i.e., legs and the two kinds of causality) are experienced repeatedly together. The consequence of this developmental mechanism is that the presence of one of the features alone (e.g., legs) will, with time, trigger an expectation for the other feature (e.g., action-at-a-distance causality), even if the other feature is not physically present. This means that if one (e.g., legs) but not both of the features is physically present (as is the case for the No Collision event of the Inanimate Object condition in which action-at-a-distance causality is present without legs), this may cause infants to show heightened or increased looking, as if to be looking for or expecting the second feature (i.e., legs). This may explain why infants looked longer at the No Collision test event relative to the Collision test event in the Inanimate Object condition but not in the People condition; the No Collision event (i.e., action-at-a-distance event) triggered an expectation for legs that ultimately was not met. This, in turn, may have caused greater looking for the No Collision test event than the Collision test event for infants assigned to the Inanimate Object condition. Given that inanimate objects tend both to lack legs and move on contact from other </w:t>
+        <w:t>Figure 2B</w:t>
+      </w:r>
+      <w:r>
+        <w:rPr>
+          <w:rFonts w:ascii="Times New Roman" w:hAnsi="Times New Roman" w:cs="Times New Roman"/>
+          <w:sz w:val="24"/>
+          <w:szCs w:val="24"/>
+        </w:rPr>
+        <w:t>)</w:t>
+      </w:r>
+      <w:r>
+        <w:rPr>
+          <w:rFonts w:ascii="Times New Roman" w:hAnsi="Times New Roman" w:cs="Times New Roman"/>
+          <w:sz w:val="24"/>
+          <w:szCs w:val="24"/>
+        </w:rPr>
+        <w:t>.</w:t>
+      </w:r>
+      <w:r>
+        <w:rPr>
+          <w:rFonts w:ascii="Times New Roman" w:hAnsi="Times New Roman" w:cs="Times New Roman"/>
+          <w:sz w:val="24"/>
+          <w:szCs w:val="24"/>
+        </w:rPr>
+        <w:t xml:space="preserve"> </w:t>
+      </w:r>
+      <w:r>
+        <w:rPr>
+          <w:rFonts w:ascii="Times New Roman" w:hAnsi="Times New Roman" w:cs="Times New Roman"/>
+          <w:sz w:val="24"/>
+          <w:szCs w:val="24"/>
+        </w:rPr>
+        <w:t xml:space="preserve">At the same time, </w:t>
+      </w:r>
+      <w:r>
+        <w:rPr>
+          <w:rFonts w:ascii="Times New Roman" w:hAnsi="Times New Roman" w:cs="Times New Roman"/>
+          <w:sz w:val="24"/>
+          <w:szCs w:val="24"/>
+        </w:rPr>
+        <w:t xml:space="preserve">because objects tend only to move when contact is applied to them, a third nascent association will be established between </w:t>
+      </w:r>
+      <w:r>
+        <w:rPr>
+          <w:rFonts w:ascii="Times New Roman" w:hAnsi="Times New Roman" w:cs="Times New Roman"/>
+          <w:sz w:val="24"/>
+          <w:szCs w:val="24"/>
+        </w:rPr>
+        <w:t>things with smooth rectilinear edges</w:t>
+      </w:r>
+      <w:r>
+        <w:rPr>
+          <w:rFonts w:ascii="Times New Roman" w:hAnsi="Times New Roman" w:cs="Times New Roman"/>
+          <w:sz w:val="24"/>
+          <w:szCs w:val="24"/>
+        </w:rPr>
+        <w:t xml:space="preserve"> (what an adult would describe as objects)</w:t>
+      </w:r>
+      <w:r>
+        <w:rPr>
+          <w:rFonts w:ascii="Times New Roman" w:hAnsi="Times New Roman" w:cs="Times New Roman"/>
+          <w:sz w:val="24"/>
+          <w:szCs w:val="24"/>
+        </w:rPr>
+        <w:t xml:space="preserve"> </w:t>
+      </w:r>
+      <w:r>
+        <w:rPr>
+          <w:rFonts w:ascii="Times New Roman" w:hAnsi="Times New Roman" w:cs="Times New Roman"/>
+          <w:sz w:val="24"/>
+          <w:szCs w:val="24"/>
+        </w:rPr>
+        <w:t xml:space="preserve">and </w:t>
+      </w:r>
+      <w:r>
+        <w:rPr>
+          <w:rFonts w:ascii="Times New Roman" w:hAnsi="Times New Roman" w:cs="Times New Roman"/>
+          <w:sz w:val="24"/>
+          <w:szCs w:val="24"/>
+        </w:rPr>
+        <w:t>motion following direct, physical contact</w:t>
+      </w:r>
+      <w:r>
+        <w:rPr>
+          <w:rFonts w:ascii="Times New Roman" w:hAnsi="Times New Roman" w:cs="Times New Roman"/>
+          <w:sz w:val="24"/>
+          <w:szCs w:val="24"/>
+        </w:rPr>
+        <w:t xml:space="preserve"> (what an adult might describe as contact causality</w:t>
+      </w:r>
+      <w:r>
+        <w:rPr>
+          <w:rFonts w:ascii="Times New Roman" w:hAnsi="Times New Roman" w:cs="Times New Roman"/>
+          <w:sz w:val="24"/>
+          <w:szCs w:val="24"/>
+        </w:rPr>
+        <w:t xml:space="preserve">; </w:t>
+      </w:r>
+      <w:r>
+        <w:rPr>
+          <w:rFonts w:ascii="Times New Roman" w:hAnsi="Times New Roman" w:cs="Times New Roman"/>
+          <w:sz w:val="24"/>
+          <w:szCs w:val="24"/>
+        </w:rPr>
+        <w:t xml:space="preserve">T1 on the </w:t>
+      </w:r>
+      <w:r>
+        <w:rPr>
+          <w:rFonts w:ascii="Times New Roman" w:hAnsi="Times New Roman" w:cs="Times New Roman"/>
+          <w:sz w:val="24"/>
+          <w:szCs w:val="24"/>
+        </w:rPr>
+        <w:t>right</w:t>
+      </w:r>
+      <w:r>
+        <w:rPr>
+          <w:rFonts w:ascii="Times New Roman" w:hAnsi="Times New Roman" w:cs="Times New Roman"/>
+          <w:sz w:val="24"/>
+          <w:szCs w:val="24"/>
+        </w:rPr>
+        <w:t xml:space="preserve"> side of Figure 2B)</w:t>
+      </w:r>
+      <w:r>
+        <w:rPr>
+          <w:rFonts w:ascii="Times New Roman" w:hAnsi="Times New Roman" w:cs="Times New Roman"/>
+          <w:sz w:val="24"/>
+          <w:szCs w:val="24"/>
+        </w:rPr>
+        <w:t>.</w:t>
+      </w:r>
+      <w:r>
+        <w:rPr>
+          <w:rFonts w:ascii="Times New Roman" w:hAnsi="Times New Roman" w:cs="Times New Roman"/>
+          <w:sz w:val="24"/>
+          <w:szCs w:val="24"/>
+        </w:rPr>
+        <w:t xml:space="preserve"> Crucially, </w:t>
+      </w:r>
+      <w:r>
+        <w:rPr>
+          <w:rFonts w:ascii="Times New Roman" w:hAnsi="Times New Roman" w:cs="Times New Roman"/>
+          <w:sz w:val="24"/>
+          <w:szCs w:val="24"/>
+        </w:rPr>
+        <w:t xml:space="preserve">these </w:t>
+      </w:r>
+      <w:r>
+        <w:rPr>
+          <w:rFonts w:ascii="Times New Roman" w:hAnsi="Times New Roman" w:cs="Times New Roman"/>
+          <w:sz w:val="24"/>
+          <w:szCs w:val="24"/>
+        </w:rPr>
+        <w:t xml:space="preserve">associative relations will grow in strength each </w:t>
+      </w:r>
+      <w:r>
+        <w:rPr>
+          <w:rFonts w:ascii="Times New Roman" w:hAnsi="Times New Roman" w:cs="Times New Roman"/>
+          <w:sz w:val="24"/>
+          <w:szCs w:val="24"/>
+        </w:rPr>
+        <w:t>time infants encounter them in the real world (</w:t>
+      </w:r>
+      <w:r>
+        <w:rPr>
+          <w:rFonts w:ascii="Times New Roman" w:hAnsi="Times New Roman" w:cs="Times New Roman"/>
+          <w:sz w:val="24"/>
+          <w:szCs w:val="24"/>
+        </w:rPr>
+        <w:t>T2 and T3 in Figure 2B</w:t>
+      </w:r>
+      <w:r>
+        <w:rPr>
+          <w:rFonts w:ascii="Times New Roman" w:hAnsi="Times New Roman" w:cs="Times New Roman"/>
+          <w:sz w:val="24"/>
+          <w:szCs w:val="24"/>
+        </w:rPr>
+        <w:t>)</w:t>
+      </w:r>
+      <w:r>
+        <w:rPr>
+          <w:rFonts w:ascii="Times New Roman" w:hAnsi="Times New Roman" w:cs="Times New Roman"/>
+          <w:sz w:val="24"/>
+          <w:szCs w:val="24"/>
+        </w:rPr>
+        <w:t xml:space="preserve">. </w:t>
+      </w:r>
+    </w:p>
+    <w:p>
+      <w:pPr>
+        <w:tabs>
+          <w:tab w:val="left" w:pos="720"/>
+        </w:tabs>
+        <w:ind w:firstLine="0"/>
+        <w:contextualSpacing/>
+        <w:rPr>
+          <w:rFonts w:ascii="Times New Roman" w:hAnsi="Times New Roman" w:cs="Times New Roman"/>
+          <w:sz w:val="24"/>
+          <w:szCs w:val="24"/>
+        </w:rPr>
+      </w:pPr>
+      <w:r>
+        <w:rPr>
+          <w:rFonts w:ascii="Times New Roman" w:hAnsi="Times New Roman" w:cs="Times New Roman"/>
+          <w:sz w:val="24"/>
+          <w:szCs w:val="24"/>
+        </w:rPr>
+        <w:tab/>
+      </w:r>
+      <w:r>
+        <w:rPr>
+          <w:rFonts w:ascii="Times New Roman" w:hAnsi="Times New Roman" w:cs="Times New Roman"/>
+          <w:sz w:val="24"/>
+          <w:szCs w:val="24"/>
+        </w:rPr>
+        <w:t>A well-established consequence of</w:t>
+      </w:r>
+      <w:r>
+        <w:rPr>
+          <w:rFonts w:ascii="Times New Roman" w:hAnsi="Times New Roman" w:cs="Times New Roman"/>
+          <w:sz w:val="24"/>
+          <w:szCs w:val="24"/>
+        </w:rPr>
+        <w:t xml:space="preserve"> a</w:t>
+      </w:r>
+      <w:r>
+        <w:rPr>
+          <w:rFonts w:ascii="Times New Roman" w:hAnsi="Times New Roman" w:cs="Times New Roman"/>
+          <w:sz w:val="24"/>
+          <w:szCs w:val="24"/>
+        </w:rPr>
+        <w:t xml:space="preserve">ssociative learning </w:t>
+      </w:r>
+      <w:r>
+        <w:rPr>
+          <w:rFonts w:ascii="Times New Roman" w:hAnsi="Times New Roman" w:cs="Times New Roman"/>
+          <w:sz w:val="24"/>
+          <w:szCs w:val="24"/>
+        </w:rPr>
+        <w:t>is that once a robust association has formed between its components, the presence of one of th</w:t>
+      </w:r>
+      <w:r>
+        <w:rPr>
+          <w:rFonts w:ascii="Times New Roman" w:hAnsi="Times New Roman" w:cs="Times New Roman"/>
+          <w:sz w:val="24"/>
+          <w:szCs w:val="24"/>
+        </w:rPr>
+        <w:t xml:space="preserve">ose </w:t>
+      </w:r>
+      <w:r>
+        <w:rPr>
+          <w:rFonts w:ascii="Times New Roman" w:hAnsi="Times New Roman" w:cs="Times New Roman"/>
+          <w:sz w:val="24"/>
+          <w:szCs w:val="24"/>
+        </w:rPr>
+        <w:t>components will activate a representation of the other</w:t>
+      </w:r>
+      <w:r>
+        <w:rPr>
+          <w:rFonts w:ascii="Times New Roman" w:hAnsi="Times New Roman" w:cs="Times New Roman"/>
+          <w:sz w:val="24"/>
+          <w:szCs w:val="24"/>
+        </w:rPr>
+        <w:t xml:space="preserve">, </w:t>
+      </w:r>
+      <w:r>
+        <w:rPr>
+          <w:rFonts w:ascii="Times New Roman" w:hAnsi="Times New Roman" w:cs="Times New Roman"/>
+          <w:sz w:val="24"/>
+          <w:szCs w:val="24"/>
+        </w:rPr>
+        <w:t xml:space="preserve">even </w:t>
+      </w:r>
+      <w:r>
+        <w:rPr>
+          <w:rFonts w:ascii="Times New Roman" w:hAnsi="Times New Roman" w:cs="Times New Roman"/>
+          <w:sz w:val="24"/>
+          <w:szCs w:val="24"/>
+        </w:rPr>
+        <w:t>if that other component is physically absent</w:t>
+      </w:r>
+      <w:r>
+        <w:rPr>
+          <w:rFonts w:ascii="Times New Roman" w:hAnsi="Times New Roman" w:cs="Times New Roman"/>
+          <w:sz w:val="24"/>
+          <w:szCs w:val="24"/>
+        </w:rPr>
+        <w:t xml:space="preserve"> (e.g., Heyes, 2018). The same principle applies </w:t>
+      </w:r>
+      <w:r>
+        <w:rPr>
+          <w:rFonts w:ascii="Times New Roman" w:hAnsi="Times New Roman" w:cs="Times New Roman"/>
+          <w:sz w:val="24"/>
+          <w:szCs w:val="24"/>
+        </w:rPr>
+        <w:t>here. The</w:t>
+      </w:r>
+      <w:r>
+        <w:rPr>
+          <w:rFonts w:ascii="Times New Roman" w:hAnsi="Times New Roman" w:cs="Times New Roman"/>
+          <w:sz w:val="24"/>
+          <w:szCs w:val="24"/>
+        </w:rPr>
+        <w:t xml:space="preserve"> presence of motion at a distance will activate a representation of elongated appendages (left side of Figure 2C)</w:t>
+      </w:r>
+      <w:r>
+        <w:rPr>
+          <w:rFonts w:ascii="Times New Roman" w:hAnsi="Times New Roman" w:cs="Times New Roman"/>
+          <w:sz w:val="24"/>
+          <w:szCs w:val="24"/>
+        </w:rPr>
+        <w:t xml:space="preserve">. </w:t>
+      </w:r>
+      <w:r>
+        <w:rPr>
+          <w:rFonts w:ascii="Times New Roman" w:hAnsi="Times New Roman" w:cs="Times New Roman"/>
+          <w:sz w:val="24"/>
+          <w:szCs w:val="24"/>
+        </w:rPr>
+        <w:t>Crucially, this process is</w:t>
+      </w:r>
+      <w:r>
+        <w:rPr>
+          <w:rFonts w:ascii="Times New Roman" w:hAnsi="Times New Roman" w:cs="Times New Roman"/>
+          <w:sz w:val="24"/>
+          <w:szCs w:val="24"/>
+        </w:rPr>
+        <w:t>, in all likelihood,</w:t>
+      </w:r>
+      <w:r>
+        <w:rPr>
+          <w:rFonts w:ascii="Times New Roman" w:hAnsi="Times New Roman" w:cs="Times New Roman"/>
+          <w:sz w:val="24"/>
+          <w:szCs w:val="24"/>
+        </w:rPr>
+        <w:t xml:space="preserve"> bidirectional</w:t>
+      </w:r>
+      <w:r>
+        <w:rPr>
+          <w:rFonts w:ascii="Times New Roman" w:hAnsi="Times New Roman" w:cs="Times New Roman"/>
+          <w:sz w:val="24"/>
+          <w:szCs w:val="24"/>
+        </w:rPr>
+        <w:t>. This means that the</w:t>
+      </w:r>
+      <w:r>
+        <w:rPr>
+          <w:rFonts w:ascii="Times New Roman" w:hAnsi="Times New Roman" w:cs="Times New Roman"/>
+          <w:sz w:val="24"/>
+          <w:szCs w:val="24"/>
+        </w:rPr>
+        <w:t xml:space="preserve"> presence of </w:t>
+      </w:r>
+      <w:r>
+        <w:rPr>
+          <w:rFonts w:ascii="Times New Roman" w:hAnsi="Times New Roman" w:cs="Times New Roman"/>
+          <w:sz w:val="24"/>
+          <w:szCs w:val="24"/>
+        </w:rPr>
+        <w:t>elongated appendages</w:t>
+      </w:r>
+      <w:r>
+        <w:rPr>
+          <w:rFonts w:ascii="Times New Roman" w:hAnsi="Times New Roman" w:cs="Times New Roman"/>
+          <w:sz w:val="24"/>
+          <w:szCs w:val="24"/>
+        </w:rPr>
+        <w:t xml:space="preserve"> will activate a representation of </w:t>
+      </w:r>
+      <w:r>
+        <w:rPr>
+          <w:rFonts w:ascii="Times New Roman" w:hAnsi="Times New Roman" w:cs="Times New Roman"/>
+          <w:sz w:val="24"/>
+          <w:szCs w:val="24"/>
+        </w:rPr>
+        <w:t xml:space="preserve">movement through physical contact and movement at a distance. </w:t>
+      </w:r>
+      <w:r>
+        <w:rPr>
+          <w:rFonts w:ascii="Times New Roman" w:hAnsi="Times New Roman" w:cs="Times New Roman"/>
+          <w:sz w:val="24"/>
+          <w:szCs w:val="24"/>
+        </w:rPr>
+        <w:t xml:space="preserve">A consequence of this process is that if one component of a learned relation is present (e.g., </w:t>
       </w:r>
       <w:r>
         <w:rPr>
@@ -8355,7 +8849,3106 @@
           <w:szCs w:val="24"/>
         </w:rPr>
         <w:lastRenderedPageBreak/>
-        <w:t>objects or entities, infants may learn that a link exists between things without legs and contact causality only, which becomes strengthened with time.</w:t>
+        <w:t xml:space="preserve">smooth, rectilinear edges) but the other is not (e.g., motion through contact), this </w:t>
+      </w:r>
+      <w:r>
+        <w:rPr>
+          <w:rFonts w:ascii="Times New Roman" w:hAnsi="Times New Roman" w:cs="Times New Roman"/>
+          <w:sz w:val="24"/>
+          <w:szCs w:val="24"/>
+        </w:rPr>
+        <w:t xml:space="preserve">may cause infants to show heightened looking because they are actively seeking out the missing component. </w:t>
+      </w:r>
+    </w:p>
+    <w:p>
+      <w:pPr>
+        <w:tabs>
+          <w:tab w:val="left" w:pos="720"/>
+        </w:tabs>
+        <w:ind w:firstLine="0"/>
+        <w:contextualSpacing/>
+        <w:rPr>
+          <w:rFonts w:ascii="Times New Roman" w:hAnsi="Times New Roman" w:cs="Times New Roman"/>
+          <w:sz w:val="24"/>
+          <w:szCs w:val="24"/>
+        </w:rPr>
+      </w:pPr>
+      <w:r>
+        <w:rPr>
+          <w:rFonts w:ascii="Times New Roman" w:hAnsi="Times New Roman" w:cs="Times New Roman"/>
+          <w:sz w:val="24"/>
+          <w:szCs w:val="24"/>
+        </w:rPr>
+        <w:tab/>
+      </w:r>
+      <w:r>
+        <w:rPr>
+          <w:rFonts w:ascii="Times New Roman" w:hAnsi="Times New Roman" w:cs="Times New Roman"/>
+          <w:sz w:val="24"/>
+          <w:szCs w:val="24"/>
+        </w:rPr>
+        <w:t>It turns out that this is all that is needed to explain infants’ looking behaviors in studies that evaluate what knowledge, if any, they have about the causal abilities of people and objects</w:t>
+      </w:r>
+      <w:r>
+        <w:rPr>
+          <w:rFonts w:ascii="Times New Roman" w:hAnsi="Times New Roman" w:cs="Times New Roman"/>
+          <w:sz w:val="24"/>
+          <w:szCs w:val="24"/>
+        </w:rPr>
+        <w:t>; the stipulation of innate knowledge or core knowledge systems is not necessary</w:t>
+      </w:r>
+      <w:r>
+        <w:rPr>
+          <w:rFonts w:ascii="Times New Roman" w:hAnsi="Times New Roman" w:cs="Times New Roman"/>
+          <w:sz w:val="24"/>
+          <w:szCs w:val="24"/>
+        </w:rPr>
+        <w:t xml:space="preserve">. For example, this </w:t>
+      </w:r>
+      <w:r>
+        <w:rPr>
+          <w:rFonts w:ascii="Times New Roman" w:hAnsi="Times New Roman" w:cs="Times New Roman"/>
+          <w:sz w:val="24"/>
+          <w:szCs w:val="24"/>
+        </w:rPr>
+        <w:t>account</w:t>
+      </w:r>
+      <w:r>
+        <w:rPr>
+          <w:rFonts w:ascii="Times New Roman" w:hAnsi="Times New Roman" w:cs="Times New Roman"/>
+          <w:sz w:val="24"/>
+          <w:szCs w:val="24"/>
+        </w:rPr>
+        <w:t xml:space="preserve"> suggests that</w:t>
+      </w:r>
+      <w:r>
+        <w:rPr>
+          <w:rFonts w:ascii="Times New Roman" w:hAnsi="Times New Roman" w:cs="Times New Roman"/>
+          <w:sz w:val="24"/>
+          <w:szCs w:val="24"/>
+        </w:rPr>
+        <w:t xml:space="preserve"> the reason</w:t>
+      </w:r>
+      <w:r>
+        <w:rPr>
+          <w:rFonts w:ascii="Times New Roman" w:hAnsi="Times New Roman" w:cs="Times New Roman"/>
+          <w:sz w:val="24"/>
+          <w:szCs w:val="24"/>
+        </w:rPr>
+        <w:t xml:space="preserve"> infants</w:t>
+      </w:r>
+      <w:r>
+        <w:rPr>
+          <w:rFonts w:ascii="Times New Roman" w:hAnsi="Times New Roman" w:cs="Times New Roman"/>
+          <w:sz w:val="24"/>
+          <w:szCs w:val="24"/>
+        </w:rPr>
+        <w:t xml:space="preserve"> in the Inanimate Object condition in Spelke et al. (1995)</w:t>
+      </w:r>
+      <w:r>
+        <w:rPr>
+          <w:rFonts w:ascii="Times New Roman" w:hAnsi="Times New Roman" w:cs="Times New Roman"/>
+          <w:sz w:val="24"/>
+          <w:szCs w:val="24"/>
+        </w:rPr>
+        <w:t xml:space="preserve"> looked longer at the No Collision test event </w:t>
+      </w:r>
+      <w:r>
+        <w:rPr>
+          <w:rFonts w:ascii="Times New Roman" w:hAnsi="Times New Roman" w:cs="Times New Roman"/>
+          <w:sz w:val="24"/>
+          <w:szCs w:val="24"/>
+        </w:rPr>
+        <w:t>than at</w:t>
+      </w:r>
+      <w:r>
+        <w:rPr>
+          <w:rFonts w:ascii="Times New Roman" w:hAnsi="Times New Roman" w:cs="Times New Roman"/>
+          <w:sz w:val="24"/>
+          <w:szCs w:val="24"/>
+        </w:rPr>
+        <w:t xml:space="preserve"> the Collision </w:t>
+      </w:r>
+      <w:r>
+        <w:rPr>
+          <w:rFonts w:ascii="Times New Roman" w:hAnsi="Times New Roman" w:cs="Times New Roman"/>
+          <w:sz w:val="24"/>
+          <w:szCs w:val="24"/>
+        </w:rPr>
+        <w:t>event</w:t>
+      </w:r>
+      <w:r>
+        <w:rPr>
+          <w:rFonts w:ascii="Times New Roman" w:hAnsi="Times New Roman" w:cs="Times New Roman"/>
+          <w:sz w:val="24"/>
+          <w:szCs w:val="24"/>
+        </w:rPr>
+        <w:t xml:space="preserve"> is because the motion depicted in this event—namely, movement at a distance—triggered an unfulfilled expectation for elongated appendages</w:t>
+      </w:r>
+      <w:r>
+        <w:rPr>
+          <w:rFonts w:ascii="Times New Roman" w:hAnsi="Times New Roman" w:cs="Times New Roman"/>
+          <w:sz w:val="24"/>
+          <w:szCs w:val="24"/>
+        </w:rPr>
+        <w:t>; the Collision event elicited less looking because the motion-feature relation depicted in this event was consistent with that observed in the real world.</w:t>
+      </w:r>
+      <w:r>
+        <w:rPr>
+          <w:rFonts w:ascii="Times New Roman" w:hAnsi="Times New Roman" w:cs="Times New Roman"/>
+          <w:sz w:val="24"/>
+          <w:szCs w:val="24"/>
+        </w:rPr>
+        <w:t xml:space="preserve"> By contrast, </w:t>
+      </w:r>
+      <w:r>
+        <w:rPr>
+          <w:rFonts w:ascii="Times New Roman" w:hAnsi="Times New Roman" w:cs="Times New Roman"/>
+          <w:sz w:val="24"/>
+          <w:szCs w:val="24"/>
+        </w:rPr>
+        <w:t xml:space="preserve">the reason infants in the People condition looked equally long at both test events is </w:t>
+      </w:r>
+      <w:r>
+        <w:rPr>
+          <w:rFonts w:ascii="Times New Roman" w:hAnsi="Times New Roman" w:cs="Times New Roman"/>
+          <w:sz w:val="24"/>
+          <w:szCs w:val="24"/>
+        </w:rPr>
+        <w:t xml:space="preserve">that the depicted motion-feature relations were consistent with that acquired in the real world. </w:t>
+      </w:r>
+      <w:r>
+        <w:rPr>
+          <w:rFonts w:ascii="Times New Roman" w:hAnsi="Times New Roman" w:cs="Times New Roman"/>
+          <w:sz w:val="24"/>
+          <w:szCs w:val="24"/>
+        </w:rPr>
+        <w:t xml:space="preserve">because the people possessed the surface features that infants learned were associated reliably with the kinematics of both kinds of action in the real world.  </w:t>
+      </w:r>
+    </w:p>
+    <w:p>
+      <w:pPr>
+        <w:tabs>
+          <w:tab w:val="left" w:pos="720"/>
+        </w:tabs>
+        <w:ind w:firstLine="0"/>
+        <w:contextualSpacing/>
+        <w:rPr>
+          <w:rFonts w:ascii="Times New Roman" w:hAnsi="Times New Roman" w:cs="Times New Roman"/>
+          <w:sz w:val="24"/>
+          <w:szCs w:val="24"/>
+        </w:rPr>
+      </w:pPr>
+      <w:r>
+        <w:rPr>
+          <w:rFonts w:ascii="Times New Roman" w:hAnsi="Times New Roman" w:cs="Times New Roman"/>
+          <w:sz w:val="24"/>
+          <w:szCs w:val="24"/>
+        </w:rPr>
+        <w:tab/>
+      </w:r>
+      <w:r>
+        <w:rPr>
+          <w:rFonts w:ascii="Times New Roman" w:hAnsi="Times New Roman" w:cs="Times New Roman"/>
+          <w:sz w:val="24"/>
+          <w:szCs w:val="24"/>
+        </w:rPr>
+        <w:t xml:space="preserve">To demonstrate </w:t>
+      </w:r>
+      <w:r>
+        <w:rPr>
+          <w:rFonts w:ascii="Times New Roman" w:hAnsi="Times New Roman" w:cs="Times New Roman"/>
+          <w:sz w:val="24"/>
+          <w:szCs w:val="24"/>
+        </w:rPr>
+        <w:t xml:space="preserve">that this account could indeed reproduce </w:t>
+      </w:r>
+      <w:r>
+        <w:rPr>
+          <w:rFonts w:ascii="Times New Roman" w:hAnsi="Times New Roman" w:cs="Times New Roman"/>
+          <w:sz w:val="24"/>
+          <w:szCs w:val="24"/>
+        </w:rPr>
+        <w:t>the pattern of looking among infants in Spelke et al. (1995)</w:t>
+      </w:r>
+      <w:r>
+        <w:rPr>
+          <w:rFonts w:ascii="Times New Roman" w:hAnsi="Times New Roman" w:cs="Times New Roman"/>
+          <w:sz w:val="24"/>
+          <w:szCs w:val="24"/>
+        </w:rPr>
+        <w:t>, I subsequently instantiated it in a</w:t>
+      </w:r>
+      <w:r>
+        <w:rPr>
+          <w:rFonts w:ascii="Times New Roman" w:hAnsi="Times New Roman" w:cs="Times New Roman"/>
+          <w:sz w:val="24"/>
+          <w:szCs w:val="24"/>
+        </w:rPr>
+        <w:t xml:space="preserve"> computational model. The computational formalism I adopted were connectionist artificial neural network models. </w:t>
+      </w:r>
+      <w:r>
+        <w:rPr>
+          <w:rFonts w:ascii="Times New Roman" w:hAnsi="Times New Roman" w:cs="Times New Roman"/>
+          <w:sz w:val="24"/>
+          <w:szCs w:val="24"/>
+        </w:rPr>
+        <w:t xml:space="preserve"> </w:t>
+      </w:r>
+      <w:r>
+        <w:rPr>
+          <w:rFonts w:ascii="Times New Roman" w:hAnsi="Times New Roman" w:cs="Times New Roman"/>
+          <w:sz w:val="24"/>
+          <w:szCs w:val="24"/>
+        </w:rPr>
+        <w:t>These models—much like the human brain</w:t>
+      </w:r>
+      <w:r>
+        <w:rPr>
+          <w:rFonts w:ascii="Times New Roman" w:hAnsi="Times New Roman" w:cs="Times New Roman"/>
+          <w:sz w:val="24"/>
+          <w:szCs w:val="24"/>
+        </w:rPr>
+        <w:t xml:space="preserve"> on which they are loosely based</w:t>
+      </w:r>
+      <w:r>
+        <w:rPr>
+          <w:rFonts w:ascii="Times New Roman" w:hAnsi="Times New Roman" w:cs="Times New Roman"/>
+          <w:sz w:val="24"/>
+          <w:szCs w:val="24"/>
+        </w:rPr>
+        <w:t>—consist of simple “neuron-like” processing units that are organized into layers</w:t>
+      </w:r>
+      <w:r>
+        <w:rPr>
+          <w:rFonts w:ascii="Times New Roman" w:hAnsi="Times New Roman" w:cs="Times New Roman"/>
+          <w:sz w:val="24"/>
+          <w:szCs w:val="24"/>
+        </w:rPr>
+        <w:t>. Units in one layer in the model</w:t>
+      </w:r>
+      <w:r>
+        <w:rPr>
+          <w:rFonts w:ascii="Times New Roman" w:hAnsi="Times New Roman" w:cs="Times New Roman"/>
+          <w:sz w:val="24"/>
+          <w:szCs w:val="24"/>
+        </w:rPr>
+        <w:t xml:space="preserve"> interact with units in adjacent layers via a set of </w:t>
+      </w:r>
+      <w:r>
+        <w:rPr>
+          <w:rFonts w:ascii="Times New Roman" w:hAnsi="Times New Roman" w:cs="Times New Roman"/>
+          <w:sz w:val="24"/>
+          <w:szCs w:val="24"/>
+        </w:rPr>
+        <w:t xml:space="preserve">interconnected, </w:t>
+      </w:r>
+      <w:r>
+        <w:rPr>
+          <w:rFonts w:ascii="Times New Roman" w:hAnsi="Times New Roman" w:cs="Times New Roman"/>
+          <w:sz w:val="24"/>
+          <w:szCs w:val="24"/>
+        </w:rPr>
+        <w:t>synapse-like</w:t>
+      </w:r>
+      <w:r>
+        <w:rPr>
+          <w:rFonts w:ascii="Times New Roman" w:hAnsi="Times New Roman" w:cs="Times New Roman"/>
+          <w:sz w:val="24"/>
+          <w:szCs w:val="24"/>
+        </w:rPr>
+        <w:t>, real-</w:t>
+      </w:r>
+      <w:r>
+        <w:rPr>
+          <w:rFonts w:ascii="Times New Roman" w:hAnsi="Times New Roman" w:cs="Times New Roman"/>
+          <w:sz w:val="24"/>
+          <w:szCs w:val="24"/>
+        </w:rPr>
+        <w:t>valued</w:t>
+      </w:r>
+      <w:r>
+        <w:rPr>
+          <w:rFonts w:ascii="Times New Roman" w:hAnsi="Times New Roman" w:cs="Times New Roman"/>
+          <w:sz w:val="24"/>
+          <w:szCs w:val="24"/>
+        </w:rPr>
+        <w:t>, weighted</w:t>
+      </w:r>
+      <w:r>
+        <w:rPr>
+          <w:rFonts w:ascii="Times New Roman" w:hAnsi="Times New Roman" w:cs="Times New Roman"/>
+          <w:sz w:val="24"/>
+          <w:szCs w:val="24"/>
+        </w:rPr>
+        <w:t xml:space="preserve"> connections. </w:t>
+      </w:r>
+      <w:r>
+        <w:rPr>
+          <w:rFonts w:ascii="Times New Roman" w:hAnsi="Times New Roman" w:cs="Times New Roman"/>
+          <w:sz w:val="24"/>
+          <w:szCs w:val="24"/>
+        </w:rPr>
+        <w:t xml:space="preserve">Thus, units in the bottom-most, or input, layer interact with units in an intermediate, or “hidden”, layer via one set of weighted connections, whereas units in the hidden </w:t>
+      </w:r>
+      <w:r>
+        <w:rPr>
+          <w:rFonts w:ascii="Times New Roman" w:hAnsi="Times New Roman" w:cs="Times New Roman"/>
+          <w:sz w:val="24"/>
+          <w:szCs w:val="24"/>
+        </w:rPr>
+        <w:lastRenderedPageBreak/>
+        <w:t xml:space="preserve">layer interact with units in the final, or “output”, layer via a second set of connections. </w:t>
+      </w:r>
+      <w:r>
+        <w:rPr>
+          <w:rFonts w:ascii="Times New Roman" w:hAnsi="Times New Roman" w:cs="Times New Roman"/>
+          <w:sz w:val="24"/>
+          <w:szCs w:val="24"/>
+        </w:rPr>
+        <w:t xml:space="preserve">There are many reasons to adopt </w:t>
+      </w:r>
+      <w:r>
+        <w:rPr>
+          <w:rFonts w:ascii="Times New Roman" w:hAnsi="Times New Roman" w:cs="Times New Roman"/>
+          <w:sz w:val="24"/>
+          <w:szCs w:val="24"/>
+        </w:rPr>
+        <w:t>this</w:t>
+      </w:r>
+      <w:r>
+        <w:rPr>
+          <w:rFonts w:ascii="Times New Roman" w:hAnsi="Times New Roman" w:cs="Times New Roman"/>
+          <w:sz w:val="24"/>
+          <w:szCs w:val="24"/>
+        </w:rPr>
+        <w:t xml:space="preserve"> formalism like this</w:t>
+      </w:r>
+      <w:r>
+        <w:rPr>
+          <w:rFonts w:ascii="Times New Roman" w:hAnsi="Times New Roman" w:cs="Times New Roman"/>
+          <w:sz w:val="24"/>
+          <w:szCs w:val="24"/>
+        </w:rPr>
+        <w:t>, but here</w:t>
+      </w:r>
+      <w:r>
+        <w:rPr>
+          <w:rFonts w:ascii="Times New Roman" w:hAnsi="Times New Roman" w:cs="Times New Roman"/>
+          <w:sz w:val="24"/>
+          <w:szCs w:val="24"/>
+        </w:rPr>
+        <w:t xml:space="preserve"> I focus on</w:t>
+      </w:r>
+      <w:r>
+        <w:rPr>
+          <w:rFonts w:ascii="Times New Roman" w:hAnsi="Times New Roman" w:cs="Times New Roman"/>
+          <w:sz w:val="24"/>
+          <w:szCs w:val="24"/>
+        </w:rPr>
+        <w:t xml:space="preserve"> </w:t>
+      </w:r>
+      <w:r>
+        <w:rPr>
+          <w:rFonts w:ascii="Times New Roman" w:hAnsi="Times New Roman" w:cs="Times New Roman"/>
+          <w:sz w:val="24"/>
+          <w:szCs w:val="24"/>
+        </w:rPr>
+        <w:t>four</w:t>
+      </w:r>
+      <w:r>
+        <w:rPr>
+          <w:rFonts w:ascii="Times New Roman" w:hAnsi="Times New Roman" w:cs="Times New Roman"/>
+          <w:sz w:val="24"/>
+          <w:szCs w:val="24"/>
+        </w:rPr>
+        <w:t xml:space="preserve">. </w:t>
+      </w:r>
+      <w:r>
+        <w:rPr>
+          <w:rFonts w:ascii="Times New Roman" w:hAnsi="Times New Roman" w:cs="Times New Roman"/>
+          <w:sz w:val="24"/>
+          <w:szCs w:val="24"/>
+        </w:rPr>
+        <w:t xml:space="preserve"> </w:t>
+      </w:r>
+    </w:p>
+    <w:p>
+      <w:pPr>
+        <w:tabs>
+          <w:tab w:val="left" w:pos="720"/>
+        </w:tabs>
+        <w:ind w:firstLine="0"/>
+        <w:contextualSpacing/>
+        <w:rPr>
+          <w:rFonts w:ascii="Times New Roman" w:hAnsi="Times New Roman" w:cs="Times New Roman"/>
+          <w:sz w:val="24"/>
+          <w:szCs w:val="24"/>
+        </w:rPr>
+      </w:pPr>
+      <w:r>
+        <w:rPr>
+          <w:rFonts w:ascii="Times New Roman" w:hAnsi="Times New Roman" w:cs="Times New Roman"/>
+          <w:sz w:val="24"/>
+          <w:szCs w:val="24"/>
+        </w:rPr>
+        <w:tab/>
+      </w:r>
+      <w:r>
+        <w:rPr>
+          <w:rFonts w:ascii="Times New Roman" w:hAnsi="Times New Roman" w:cs="Times New Roman"/>
+          <w:sz w:val="24"/>
+          <w:szCs w:val="24"/>
+        </w:rPr>
+        <w:t xml:space="preserve">First, </w:t>
+      </w:r>
+      <w:r>
+        <w:rPr>
+          <w:rFonts w:ascii="Times New Roman" w:hAnsi="Times New Roman" w:cs="Times New Roman"/>
+          <w:sz w:val="24"/>
+          <w:szCs w:val="24"/>
+        </w:rPr>
+        <w:t>compared to</w:t>
+      </w:r>
+      <w:r>
+        <w:rPr>
+          <w:rFonts w:ascii="Times New Roman" w:hAnsi="Times New Roman" w:cs="Times New Roman"/>
+          <w:sz w:val="24"/>
+          <w:szCs w:val="24"/>
+        </w:rPr>
+        <w:t xml:space="preserve"> other modeling formalisms (e.g., Bayesian inference), connectionist models</w:t>
+      </w:r>
+      <w:r>
+        <w:rPr>
+          <w:rFonts w:ascii="Times New Roman" w:hAnsi="Times New Roman" w:cs="Times New Roman"/>
+          <w:sz w:val="24"/>
+          <w:szCs w:val="24"/>
+        </w:rPr>
+        <w:t xml:space="preserve"> </w:t>
+      </w:r>
+      <w:r>
+        <w:rPr>
+          <w:rFonts w:ascii="Times New Roman" w:hAnsi="Times New Roman" w:cs="Times New Roman"/>
+          <w:sz w:val="24"/>
+          <w:szCs w:val="24"/>
+        </w:rPr>
+        <w:t xml:space="preserve">are </w:t>
+      </w:r>
+      <w:r>
+        <w:rPr>
+          <w:rFonts w:ascii="Times New Roman" w:hAnsi="Times New Roman" w:cs="Times New Roman"/>
+          <w:sz w:val="24"/>
+          <w:szCs w:val="24"/>
+        </w:rPr>
+        <w:t xml:space="preserve">uniquely and </w:t>
+      </w:r>
+      <w:r>
+        <w:rPr>
+          <w:rFonts w:ascii="Times New Roman" w:hAnsi="Times New Roman" w:cs="Times New Roman"/>
+          <w:sz w:val="24"/>
+          <w:szCs w:val="24"/>
+        </w:rPr>
+        <w:t xml:space="preserve">fundamentally developmental (Benton, </w:t>
+      </w:r>
+      <w:r>
+        <w:rPr>
+          <w:rFonts w:ascii="Times New Roman" w:hAnsi="Times New Roman" w:cs="Times New Roman"/>
+          <w:sz w:val="24"/>
+          <w:szCs w:val="24"/>
+        </w:rPr>
+        <w:t>2022,</w:t>
+      </w:r>
+      <w:r>
+        <w:rPr>
+          <w:rFonts w:ascii="Times New Roman" w:hAnsi="Times New Roman" w:cs="Times New Roman"/>
+          <w:sz w:val="24"/>
+          <w:szCs w:val="24"/>
+        </w:rPr>
+        <w:t xml:space="preserve"> 2023,</w:t>
+      </w:r>
+      <w:r>
+        <w:rPr>
+          <w:rFonts w:ascii="Times New Roman" w:hAnsi="Times New Roman" w:cs="Times New Roman"/>
+          <w:sz w:val="24"/>
+          <w:szCs w:val="24"/>
+        </w:rPr>
+        <w:t xml:space="preserve"> </w:t>
+      </w:r>
+      <w:r>
+        <w:rPr>
+          <w:rFonts w:ascii="Times New Roman" w:hAnsi="Times New Roman" w:cs="Times New Roman"/>
+          <w:sz w:val="24"/>
+          <w:szCs w:val="24"/>
+        </w:rPr>
+        <w:t xml:space="preserve">2025; </w:t>
+      </w:r>
+      <w:r>
+        <w:rPr>
+          <w:rFonts w:ascii="Times New Roman" w:hAnsi="Times New Roman" w:cs="Times New Roman"/>
+          <w:sz w:val="24"/>
+          <w:szCs w:val="24"/>
+        </w:rPr>
+        <w:t xml:space="preserve">Benton et al., 2024; </w:t>
+      </w:r>
+      <w:r>
+        <w:rPr>
+          <w:rFonts w:ascii="Times New Roman" w:hAnsi="Times New Roman" w:cs="Times New Roman"/>
+          <w:sz w:val="24"/>
+          <w:szCs w:val="24"/>
+        </w:rPr>
+        <w:t xml:space="preserve">Mareschal &amp; Thomas, 2007; </w:t>
+      </w:r>
+      <w:r>
+        <w:rPr>
+          <w:rFonts w:ascii="Times New Roman" w:hAnsi="Times New Roman" w:cs="Times New Roman"/>
+          <w:sz w:val="24"/>
+          <w:szCs w:val="24"/>
+        </w:rPr>
+        <w:t>Rakison &amp; Lupyan, 2008)</w:t>
+      </w:r>
+      <w:r>
+        <w:rPr>
+          <w:rFonts w:ascii="Times New Roman" w:hAnsi="Times New Roman" w:cs="Times New Roman"/>
+          <w:sz w:val="24"/>
+          <w:szCs w:val="24"/>
+        </w:rPr>
+        <w:t xml:space="preserve">. As is </w:t>
+      </w:r>
+      <w:r>
+        <w:rPr>
+          <w:rFonts w:ascii="Times New Roman" w:hAnsi="Times New Roman" w:cs="Times New Roman"/>
+          <w:sz w:val="24"/>
+          <w:szCs w:val="24"/>
+        </w:rPr>
+        <w:t>true</w:t>
+      </w:r>
+      <w:r>
+        <w:rPr>
+          <w:rFonts w:ascii="Times New Roman" w:hAnsi="Times New Roman" w:cs="Times New Roman"/>
+          <w:sz w:val="24"/>
+          <w:szCs w:val="24"/>
+        </w:rPr>
+        <w:t xml:space="preserve"> for human</w:t>
+      </w:r>
+      <w:r>
+        <w:rPr>
+          <w:rFonts w:ascii="Times New Roman" w:hAnsi="Times New Roman" w:cs="Times New Roman"/>
+          <w:sz w:val="24"/>
+          <w:szCs w:val="24"/>
+        </w:rPr>
+        <w:t xml:space="preserve"> infants and children</w:t>
+      </w:r>
+      <w:r>
+        <w:rPr>
+          <w:rFonts w:ascii="Times New Roman" w:hAnsi="Times New Roman" w:cs="Times New Roman"/>
+          <w:sz w:val="24"/>
+          <w:szCs w:val="24"/>
+        </w:rPr>
+        <w:t xml:space="preserve">, learning occurs through gradual adjustments to the weights throughout the network. </w:t>
+      </w:r>
+      <w:r>
+        <w:rPr>
+          <w:rFonts w:ascii="Times New Roman" w:hAnsi="Times New Roman" w:cs="Times New Roman"/>
+          <w:sz w:val="24"/>
+          <w:szCs w:val="24"/>
+        </w:rPr>
+        <w:t xml:space="preserve">Second, </w:t>
+      </w:r>
+      <w:r>
+        <w:rPr>
+          <w:rFonts w:ascii="Times New Roman" w:hAnsi="Times New Roman" w:cs="Times New Roman"/>
+          <w:sz w:val="24"/>
+          <w:szCs w:val="24"/>
+        </w:rPr>
+        <w:t xml:space="preserve">connectionist models are </w:t>
+      </w:r>
+      <w:r>
+        <w:rPr>
+          <w:rFonts w:ascii="Times New Roman" w:hAnsi="Times New Roman" w:cs="Times New Roman"/>
+          <w:sz w:val="24"/>
+          <w:szCs w:val="24"/>
+        </w:rPr>
+        <w:t>fundamentally constructive. One sense in which these systems are constructive is that</w:t>
+      </w:r>
+      <w:r>
+        <w:rPr>
+          <w:rFonts w:ascii="Times New Roman" w:hAnsi="Times New Roman" w:cs="Times New Roman"/>
+          <w:sz w:val="24"/>
+          <w:szCs w:val="24"/>
+        </w:rPr>
+        <w:t xml:space="preserve"> simpler units of knowledge and information beget more complex units of knowledge </w:t>
+      </w:r>
+      <w:r>
+        <w:rPr>
+          <w:rFonts w:ascii="Times New Roman" w:hAnsi="Times New Roman" w:cs="Times New Roman"/>
+          <w:sz w:val="24"/>
+          <w:szCs w:val="24"/>
+        </w:rPr>
+        <w:t>(</w:t>
+      </w:r>
+      <w:r>
+        <w:rPr>
+          <w:rFonts w:ascii="Times New Roman" w:hAnsi="Times New Roman" w:cs="Times New Roman"/>
+          <w:sz w:val="24"/>
+          <w:szCs w:val="24"/>
+        </w:rPr>
+        <w:t xml:space="preserve">e.g., </w:t>
+      </w:r>
+      <w:r>
+        <w:rPr>
+          <w:rFonts w:ascii="Times New Roman" w:hAnsi="Times New Roman" w:cs="Times New Roman"/>
+          <w:sz w:val="24"/>
+          <w:szCs w:val="24"/>
+        </w:rPr>
+        <w:t>Cohen et al., 2002)</w:t>
+      </w:r>
+      <w:r>
+        <w:rPr>
+          <w:rFonts w:ascii="Times New Roman" w:hAnsi="Times New Roman" w:cs="Times New Roman"/>
+          <w:sz w:val="24"/>
+          <w:szCs w:val="24"/>
+        </w:rPr>
+        <w:t>. Another sense in which these systems are constructive is that</w:t>
+      </w:r>
+      <w:r>
+        <w:rPr>
+          <w:rFonts w:ascii="Times New Roman" w:hAnsi="Times New Roman" w:cs="Times New Roman"/>
+          <w:sz w:val="24"/>
+          <w:szCs w:val="24"/>
+        </w:rPr>
+        <w:t>, for certain types of connectionist models,</w:t>
+      </w:r>
+      <w:r>
+        <w:rPr>
+          <w:rFonts w:ascii="Times New Roman" w:hAnsi="Times New Roman" w:cs="Times New Roman"/>
+          <w:sz w:val="24"/>
+          <w:szCs w:val="24"/>
+        </w:rPr>
+        <w:t xml:space="preserve"> it is possible for the system itself to grow in complexity based on experience (</w:t>
+      </w:r>
+      <w:r>
+        <w:rPr>
+          <w:rFonts w:ascii="Times New Roman" w:hAnsi="Times New Roman" w:cs="Times New Roman"/>
+          <w:sz w:val="24"/>
+          <w:szCs w:val="24"/>
+        </w:rPr>
+        <w:t>e.g., Shultz &amp; Sirois, 2008</w:t>
+      </w:r>
+      <w:r>
+        <w:rPr>
+          <w:rFonts w:ascii="Times New Roman" w:hAnsi="Times New Roman" w:cs="Times New Roman"/>
+          <w:sz w:val="24"/>
+          <w:szCs w:val="24"/>
+        </w:rPr>
+        <w:t>)</w:t>
+      </w:r>
+      <w:r>
+        <w:rPr>
+          <w:rFonts w:ascii="Times New Roman" w:hAnsi="Times New Roman" w:cs="Times New Roman"/>
+          <w:sz w:val="24"/>
+          <w:szCs w:val="24"/>
+        </w:rPr>
+        <w:t>.</w:t>
+      </w:r>
+      <w:r>
+        <w:rPr>
+          <w:rFonts w:ascii="Times New Roman" w:hAnsi="Times New Roman" w:cs="Times New Roman"/>
+          <w:sz w:val="24"/>
+          <w:szCs w:val="24"/>
+        </w:rPr>
+        <w:t xml:space="preserve"> </w:t>
+      </w:r>
+    </w:p>
+    <w:p>
+      <w:pPr>
+        <w:tabs>
+          <w:tab w:val="left" w:pos="720"/>
+        </w:tabs>
+        <w:ind w:firstLine="0"/>
+        <w:contextualSpacing/>
+        <w:rPr>
+          <w:rFonts w:ascii="Times New Roman" w:hAnsi="Times New Roman" w:cs="Times New Roman"/>
+          <w:sz w:val="24"/>
+          <w:szCs w:val="24"/>
+        </w:rPr>
+      </w:pPr>
+      <w:r>
+        <w:rPr>
+          <w:rFonts w:ascii="Times New Roman" w:hAnsi="Times New Roman" w:cs="Times New Roman"/>
+          <w:sz w:val="24"/>
+          <w:szCs w:val="24"/>
+        </w:rPr>
+        <w:tab/>
+      </w:r>
+      <w:r>
+        <w:rPr>
+          <w:rFonts w:ascii="Times New Roman" w:hAnsi="Times New Roman" w:cs="Times New Roman"/>
+          <w:sz w:val="24"/>
+          <w:szCs w:val="24"/>
+        </w:rPr>
+        <w:t>Third, connectionist models are fundamentally associative-learning devices. Given that the current account assumes that associative learning underlies infants’ putative causal knowledge about people and objects, it is essential that the model used to simulate the basis of that knowledge instantiate the same learning mechanism. Fourth</w:t>
+      </w:r>
+      <w:r>
+        <w:rPr>
+          <w:rFonts w:ascii="Times New Roman" w:hAnsi="Times New Roman" w:cs="Times New Roman"/>
+          <w:sz w:val="24"/>
+          <w:szCs w:val="24"/>
+        </w:rPr>
+        <w:t xml:space="preserve">, </w:t>
+      </w:r>
+      <w:r>
+        <w:rPr>
+          <w:rFonts w:ascii="Times New Roman" w:hAnsi="Times New Roman" w:cs="Times New Roman"/>
+          <w:sz w:val="24"/>
+          <w:szCs w:val="24"/>
+        </w:rPr>
+        <w:t>connectionist models are mechanistic</w:t>
+      </w:r>
+      <w:r>
+        <w:rPr>
+          <w:rFonts w:ascii="Times New Roman" w:hAnsi="Times New Roman" w:cs="Times New Roman"/>
+          <w:sz w:val="24"/>
+          <w:szCs w:val="24"/>
+        </w:rPr>
+        <w:t xml:space="preserve"> (Benton, 2026</w:t>
+      </w:r>
+      <w:r>
+        <w:rPr>
+          <w:rFonts w:ascii="Times New Roman" w:hAnsi="Times New Roman" w:cs="Times New Roman"/>
+          <w:sz w:val="24"/>
+          <w:szCs w:val="24"/>
+        </w:rPr>
+        <w:t xml:space="preserve">). If it can be shown that a well-specified model can capture some behavioral phenomena, then this demonstrates that the implemented mechanism is sufficient to capture that phenomenon. This is critical here because the crux of my proposal is that associative learning, rather than innate knowledge or core knowledge systems, is sufficient to reproduce infants’ looking behaviors in studies that evaluate what they know about causal action in people and objects.  I will return to this fourth reason in the next section.  </w:t>
+      </w:r>
+    </w:p>
+    <w:p>
+      <w:pPr>
+        <w:tabs>
+          <w:tab w:val="left" w:pos="720"/>
+        </w:tabs>
+        <w:ind w:firstLine="0"/>
+        <w:contextualSpacing/>
+        <w:rPr>
+          <w:rFonts w:ascii="Times New Roman" w:hAnsi="Times New Roman" w:cs="Times New Roman"/>
+          <w:sz w:val="24"/>
+          <w:szCs w:val="24"/>
+        </w:rPr>
+      </w:pPr>
+    </w:p>
+    <w:p>
+      <w:pPr>
+        <w:tabs>
+          <w:tab w:val="left" w:pos="720"/>
+        </w:tabs>
+        <w:ind w:firstLine="0"/>
+        <w:contextualSpacing/>
+        <w:rPr>
+          <w:rFonts w:ascii="Times New Roman" w:hAnsi="Times New Roman" w:cs="Times New Roman"/>
+          <w:sz w:val="24"/>
+          <w:szCs w:val="24"/>
+        </w:rPr>
+      </w:pPr>
+    </w:p>
+    <w:p>
+      <w:pPr>
+        <w:tabs>
+          <w:tab w:val="left" w:pos="720"/>
+        </w:tabs>
+        <w:ind w:firstLine="0"/>
+        <w:contextualSpacing/>
+        <w:rPr>
+          <w:rFonts w:ascii="Times New Roman" w:hAnsi="Times New Roman" w:cs="Times New Roman"/>
+          <w:sz w:val="24"/>
+          <w:szCs w:val="24"/>
+        </w:rPr>
+      </w:pPr>
+    </w:p>
+    <w:p>
+      <w:pPr>
+        <w:tabs>
+          <w:tab w:val="left" w:pos="720"/>
+        </w:tabs>
+        <w:ind w:firstLine="0"/>
+        <w:contextualSpacing/>
+      </w:pPr>
+    </w:p>
+    <w:p>
+      <w:pPr>
+        <w:tabs>
+          <w:tab w:val="left" w:pos="720"/>
+        </w:tabs>
+        <w:ind w:firstLine="0"/>
+        <w:contextualSpacing/>
+        <w:rPr>
+          <w:rFonts w:ascii="Times New Roman" w:hAnsi="Times New Roman" w:cs="Times New Roman"/>
+          <w:sz w:val="24"/>
+          <w:szCs w:val="24"/>
+        </w:rPr>
+      </w:pPr>
+      <w:r>
+        <w:rPr>
+          <w:rFonts w:ascii="Times New Roman" w:hAnsi="Times New Roman" w:cs="Times New Roman"/>
+          <w:sz w:val="24"/>
+          <w:szCs w:val="24"/>
+        </w:rPr>
+        <w:t xml:space="preserve">At the same time, the model’s task was to predict the location of each person or object at the </w:t>
+      </w:r>
+      <w:r>
+        <w:rPr>
+          <w:rFonts w:ascii="Times New Roman" w:hAnsi="Times New Roman" w:cs="Times New Roman"/>
+          <w:sz w:val="24"/>
+          <w:szCs w:val="24"/>
+        </w:rPr>
+        <w:t>moment in time</w:t>
+      </w:r>
+      <w:r>
+        <w:rPr>
+          <w:rFonts w:ascii="Times New Roman" w:hAnsi="Times New Roman" w:cs="Times New Roman"/>
+          <w:sz w:val="24"/>
+          <w:szCs w:val="24"/>
+        </w:rPr>
+        <w:t xml:space="preserve"> based on </w:t>
+      </w:r>
+      <w:r>
+        <w:rPr>
+          <w:rFonts w:ascii="Times New Roman" w:hAnsi="Times New Roman" w:cs="Times New Roman"/>
+          <w:sz w:val="24"/>
+          <w:szCs w:val="24"/>
+        </w:rPr>
+        <w:t>their position at the current moment</w:t>
+      </w:r>
+      <w:r>
+        <w:rPr>
+          <w:rFonts w:ascii="Times New Roman" w:hAnsi="Times New Roman" w:cs="Times New Roman"/>
+          <w:sz w:val="24"/>
+          <w:szCs w:val="24"/>
+        </w:rPr>
+        <w:t xml:space="preserve">. </w:t>
+      </w:r>
+      <w:r>
+        <w:rPr>
+          <w:rFonts w:ascii="Times New Roman" w:hAnsi="Times New Roman" w:cs="Times New Roman"/>
+          <w:sz w:val="24"/>
+          <w:szCs w:val="24"/>
+        </w:rPr>
+        <w:t>Thus, if a</w:t>
+      </w:r>
+      <w:r>
+        <w:rPr>
+          <w:rFonts w:ascii="Times New Roman" w:hAnsi="Times New Roman" w:cs="Times New Roman"/>
+          <w:sz w:val="24"/>
+          <w:szCs w:val="24"/>
+        </w:rPr>
+        <w:t>n</w:t>
+      </w:r>
+      <w:r>
+        <w:rPr>
+          <w:rFonts w:ascii="Times New Roman" w:hAnsi="Times New Roman" w:cs="Times New Roman"/>
+          <w:sz w:val="24"/>
+          <w:szCs w:val="24"/>
+        </w:rPr>
+        <w:t xml:space="preserve"> </w:t>
+      </w:r>
+      <w:r>
+        <w:rPr>
+          <w:rFonts w:ascii="Times New Roman" w:hAnsi="Times New Roman" w:cs="Times New Roman"/>
+          <w:sz w:val="24"/>
+          <w:szCs w:val="24"/>
+        </w:rPr>
+        <w:t>entity was in</w:t>
+      </w:r>
+      <w:r>
+        <w:rPr>
+          <w:rFonts w:ascii="Times New Roman" w:hAnsi="Times New Roman" w:cs="Times New Roman"/>
+          <w:sz w:val="24"/>
+          <w:szCs w:val="24"/>
+        </w:rPr>
+        <w:t xml:space="preserve"> the first position at </w:t>
+      </w:r>
+      <w:r>
+        <w:rPr>
+          <w:rFonts w:ascii="Times New Roman" w:hAnsi="Times New Roman" w:cs="Times New Roman"/>
+          <w:sz w:val="24"/>
+          <w:szCs w:val="24"/>
+        </w:rPr>
+        <w:t>the beginning of an action event—such as the person in the first cell of the Motion input group in Figure 3—</w:t>
+      </w:r>
+      <w:r>
+        <w:rPr>
+          <w:rFonts w:ascii="Times New Roman" w:hAnsi="Times New Roman" w:cs="Times New Roman"/>
+          <w:sz w:val="24"/>
+          <w:szCs w:val="24"/>
+        </w:rPr>
+        <w:t xml:space="preserve">the network’s task was to predict that it would be </w:t>
+      </w:r>
+      <w:r>
+        <w:rPr>
+          <w:rFonts w:ascii="Times New Roman" w:hAnsi="Times New Roman" w:cs="Times New Roman"/>
+          <w:sz w:val="24"/>
+          <w:szCs w:val="24"/>
+        </w:rPr>
+        <w:t>in the second position</w:t>
+      </w:r>
+      <w:r>
+        <w:rPr>
+          <w:rFonts w:ascii="Times New Roman" w:hAnsi="Times New Roman" w:cs="Times New Roman"/>
+          <w:sz w:val="24"/>
+          <w:szCs w:val="24"/>
+        </w:rPr>
+        <w:t xml:space="preserve"> at the </w:t>
+      </w:r>
+      <w:r>
+        <w:rPr>
+          <w:rFonts w:ascii="Times New Roman" w:hAnsi="Times New Roman" w:cs="Times New Roman"/>
+          <w:sz w:val="24"/>
+          <w:szCs w:val="24"/>
+        </w:rPr>
+        <w:t xml:space="preserve">very </w:t>
+      </w:r>
+      <w:r>
+        <w:rPr>
+          <w:rFonts w:ascii="Times New Roman" w:hAnsi="Times New Roman" w:cs="Times New Roman"/>
+          <w:sz w:val="24"/>
+          <w:szCs w:val="24"/>
+        </w:rPr>
+        <w:t>next point in time</w:t>
+      </w:r>
+      <w:r>
+        <w:rPr>
+          <w:rFonts w:ascii="Times New Roman" w:hAnsi="Times New Roman" w:cs="Times New Roman"/>
+          <w:sz w:val="24"/>
+          <w:szCs w:val="24"/>
+        </w:rPr>
+        <w:t>.</w:t>
+      </w:r>
+      <w:r>
+        <w:rPr>
+          <w:rFonts w:ascii="Times New Roman" w:hAnsi="Times New Roman" w:cs="Times New Roman"/>
+          <w:sz w:val="24"/>
+          <w:szCs w:val="24"/>
+        </w:rPr>
+        <w:t xml:space="preserve"> </w:t>
+      </w:r>
+      <w:r>
+        <w:rPr>
+          <w:rFonts w:ascii="Times New Roman" w:hAnsi="Times New Roman" w:cs="Times New Roman"/>
+          <w:sz w:val="24"/>
+          <w:szCs w:val="24"/>
+        </w:rPr>
+        <w:t xml:space="preserve">During contact events, the first entity was spatially contiguous with the second entity when the former stopped moving and the latter began to move. During action-at-a-distance events, by contrast, the two entities were separated by one cell when the first stopped moving and the second began to move. </w:t>
+      </w:r>
+      <w:r>
+        <w:rPr>
+          <w:rFonts w:ascii="Times New Roman" w:hAnsi="Times New Roman" w:cs="Times New Roman"/>
+          <w:sz w:val="24"/>
+          <w:szCs w:val="24"/>
+        </w:rPr>
+        <w:t>To achieve</w:t>
+      </w:r>
+      <w:r>
+        <w:rPr>
+          <w:rFonts w:ascii="Times New Roman" w:hAnsi="Times New Roman" w:cs="Times New Roman"/>
+          <w:sz w:val="24"/>
+          <w:szCs w:val="24"/>
+        </w:rPr>
+        <w:t xml:space="preserve"> both of</w:t>
+      </w:r>
+      <w:r>
+        <w:rPr>
+          <w:rFonts w:ascii="Times New Roman" w:hAnsi="Times New Roman" w:cs="Times New Roman"/>
+          <w:sz w:val="24"/>
+          <w:szCs w:val="24"/>
+        </w:rPr>
+        <w:t xml:space="preserve"> these goals, networks </w:t>
+      </w:r>
+      <w:r>
+        <w:rPr>
+          <w:rFonts w:ascii="Times New Roman" w:hAnsi="Times New Roman" w:cs="Times New Roman"/>
+          <w:sz w:val="24"/>
+          <w:szCs w:val="24"/>
+        </w:rPr>
+        <w:t xml:space="preserve">needed to develop hidden representations that </w:t>
+      </w:r>
+      <w:r>
+        <w:rPr>
+          <w:rFonts w:ascii="Times New Roman" w:hAnsi="Times New Roman" w:cs="Times New Roman"/>
+          <w:sz w:val="24"/>
+          <w:szCs w:val="24"/>
+        </w:rPr>
+        <w:t xml:space="preserve">captured the most essential aspects of the input </w:t>
+      </w:r>
+      <w:r>
+        <w:rPr>
+          <w:rFonts w:ascii="Times New Roman" w:hAnsi="Times New Roman" w:cs="Times New Roman"/>
+          <w:sz w:val="24"/>
+          <w:szCs w:val="24"/>
+        </w:rPr>
+        <w:t xml:space="preserve">while also encoding sequential regularities as it related to the relative positions of people and objects as different events unfolded. These representations were </w:t>
+      </w:r>
+      <w:r>
+        <w:rPr>
+          <w:rFonts w:ascii="Times New Roman" w:hAnsi="Times New Roman" w:cs="Times New Roman"/>
+          <w:sz w:val="24"/>
+          <w:szCs w:val="24"/>
+        </w:rPr>
+        <w:t xml:space="preserve">acquired through gradual adjustments to the weights throughout the network via the </w:t>
+      </w:r>
+      <w:r>
+        <w:rPr>
+          <w:rFonts w:ascii="Times New Roman" w:hAnsi="Times New Roman" w:cs="Times New Roman"/>
+          <w:sz w:val="24"/>
+          <w:szCs w:val="24"/>
+        </w:rPr>
+        <w:t>backpropagation</w:t>
+      </w:r>
+      <w:r>
+        <w:rPr>
+          <w:rFonts w:ascii="Times New Roman" w:hAnsi="Times New Roman" w:cs="Times New Roman"/>
+          <w:sz w:val="24"/>
+          <w:szCs w:val="24"/>
+        </w:rPr>
+        <w:t xml:space="preserve"> algorithm. </w:t>
+      </w:r>
+    </w:p>
+    <w:p>
+      <w:pPr>
+        <w:tabs>
+          <w:tab w:val="left" w:pos="720"/>
+        </w:tabs>
+        <w:ind w:firstLine="0"/>
+        <w:contextualSpacing/>
+        <w:rPr>
+          <w:rFonts w:ascii="Times New Roman" w:hAnsi="Times New Roman" w:cs="Times New Roman"/>
+          <w:sz w:val="24"/>
+          <w:szCs w:val="24"/>
+        </w:rPr>
+      </w:pPr>
+      <w:r>
+        <w:rPr>
+          <w:rFonts w:ascii="Times New Roman" w:hAnsi="Times New Roman" w:cs="Times New Roman"/>
+          <w:sz w:val="24"/>
+          <w:szCs w:val="24"/>
+        </w:rPr>
+        <w:tab/>
+      </w:r>
+      <w:r>
+        <w:rPr>
+          <w:rFonts w:ascii="Times New Roman" w:hAnsi="Times New Roman" w:cs="Times New Roman"/>
+          <w:sz w:val="24"/>
+          <w:szCs w:val="24"/>
+        </w:rPr>
+        <w:t xml:space="preserve">To implement the </w:t>
+      </w:r>
+      <w:r>
+        <w:rPr>
+          <w:rFonts w:ascii="Times New Roman" w:hAnsi="Times New Roman" w:cs="Times New Roman"/>
+          <w:sz w:val="24"/>
+          <w:szCs w:val="24"/>
+        </w:rPr>
+        <w:t>theoretical assumption about the kinds of action that infants experience in the world</w:t>
+      </w:r>
+      <w:r>
+        <w:rPr>
+          <w:rFonts w:ascii="Times New Roman" w:hAnsi="Times New Roman" w:cs="Times New Roman"/>
+          <w:sz w:val="24"/>
+          <w:szCs w:val="24"/>
+        </w:rPr>
+        <w:t>,</w:t>
+      </w:r>
+      <w:r>
+        <w:rPr>
+          <w:rFonts w:ascii="Times New Roman" w:hAnsi="Times New Roman" w:cs="Times New Roman"/>
+          <w:sz w:val="24"/>
+          <w:szCs w:val="24"/>
+        </w:rPr>
+        <w:t xml:space="preserve"> </w:t>
+      </w:r>
+      <w:r>
+        <w:rPr>
+          <w:rFonts w:ascii="Times New Roman" w:hAnsi="Times New Roman" w:cs="Times New Roman"/>
+          <w:sz w:val="24"/>
+          <w:szCs w:val="24"/>
+        </w:rPr>
+        <w:t>networks learned</w:t>
+      </w:r>
+      <w:r>
+        <w:rPr>
+          <w:rFonts w:ascii="Times New Roman" w:hAnsi="Times New Roman" w:cs="Times New Roman"/>
+          <w:sz w:val="24"/>
+          <w:szCs w:val="24"/>
+        </w:rPr>
+        <w:t>—</w:t>
+      </w:r>
+      <w:r>
+        <w:rPr>
+          <w:rFonts w:ascii="Times New Roman" w:hAnsi="Times New Roman" w:cs="Times New Roman"/>
+          <w:sz w:val="24"/>
+          <w:szCs w:val="24"/>
+        </w:rPr>
+        <w:t xml:space="preserve">during a phase </w:t>
+      </w:r>
+      <w:r>
+        <w:rPr>
+          <w:rFonts w:ascii="Times New Roman" w:hAnsi="Times New Roman" w:cs="Times New Roman"/>
+          <w:sz w:val="24"/>
+          <w:szCs w:val="24"/>
+        </w:rPr>
+        <w:t>that</w:t>
+      </w:r>
+      <w:r>
+        <w:rPr>
+          <w:rFonts w:ascii="Times New Roman" w:hAnsi="Times New Roman" w:cs="Times New Roman"/>
+          <w:sz w:val="24"/>
+          <w:szCs w:val="24"/>
+        </w:rPr>
+        <w:t xml:space="preserve"> approximate</w:t>
+      </w:r>
+      <w:r>
+        <w:rPr>
+          <w:rFonts w:ascii="Times New Roman" w:hAnsi="Times New Roman" w:cs="Times New Roman"/>
+          <w:sz w:val="24"/>
+          <w:szCs w:val="24"/>
+        </w:rPr>
+        <w:t>d infants’</w:t>
+      </w:r>
+      <w:r>
+        <w:rPr>
+          <w:rFonts w:ascii="Times New Roman" w:hAnsi="Times New Roman" w:cs="Times New Roman"/>
+          <w:sz w:val="24"/>
+          <w:szCs w:val="24"/>
+        </w:rPr>
+        <w:t xml:space="preserve"> lived,</w:t>
+      </w:r>
+      <w:r>
+        <w:rPr>
+          <w:rFonts w:ascii="Times New Roman" w:hAnsi="Times New Roman" w:cs="Times New Roman"/>
+          <w:sz w:val="24"/>
+          <w:szCs w:val="24"/>
+        </w:rPr>
+        <w:t xml:space="preserve"> real-</w:t>
+      </w:r>
+      <w:r>
+        <w:rPr>
+          <w:rFonts w:ascii="Times New Roman" w:hAnsi="Times New Roman" w:cs="Times New Roman"/>
+          <w:sz w:val="24"/>
+          <w:szCs w:val="24"/>
+        </w:rPr>
+        <w:t>world experience—</w:t>
+      </w:r>
+      <w:r>
+        <w:rPr>
+          <w:rFonts w:ascii="Times New Roman" w:hAnsi="Times New Roman" w:cs="Times New Roman"/>
+          <w:sz w:val="24"/>
+          <w:szCs w:val="24"/>
+        </w:rPr>
+        <w:t xml:space="preserve">that </w:t>
+      </w:r>
+      <w:r>
+        <w:rPr>
+          <w:rFonts w:ascii="Times New Roman" w:hAnsi="Times New Roman" w:cs="Times New Roman"/>
+          <w:sz w:val="24"/>
+          <w:szCs w:val="24"/>
+        </w:rPr>
+        <w:t>things</w:t>
+      </w:r>
+      <w:r>
+        <w:rPr>
+          <w:rFonts w:ascii="Times New Roman" w:hAnsi="Times New Roman" w:cs="Times New Roman"/>
+          <w:sz w:val="24"/>
+          <w:szCs w:val="24"/>
+        </w:rPr>
+        <w:t xml:space="preserve"> </w:t>
+      </w:r>
+      <w:r>
+        <w:rPr>
+          <w:rFonts w:ascii="Times New Roman" w:hAnsi="Times New Roman" w:cs="Times New Roman"/>
+          <w:sz w:val="24"/>
+          <w:szCs w:val="24"/>
+        </w:rPr>
+        <w:t>that possessed f</w:t>
+      </w:r>
+      <w:r>
+        <w:rPr>
+          <w:rFonts w:ascii="Times New Roman" w:hAnsi="Times New Roman" w:cs="Times New Roman"/>
+          <w:sz w:val="24"/>
+          <w:szCs w:val="24"/>
+        </w:rPr>
+        <w:t xml:space="preserve">eatures typical of </w:t>
+      </w:r>
+      <w:r>
+        <w:rPr>
+          <w:rFonts w:ascii="Times New Roman" w:hAnsi="Times New Roman" w:cs="Times New Roman"/>
+          <w:sz w:val="24"/>
+          <w:szCs w:val="24"/>
+        </w:rPr>
+        <w:t>inanimate objects cause</w:t>
+      </w:r>
+      <w:r>
+        <w:rPr>
+          <w:rFonts w:ascii="Times New Roman" w:hAnsi="Times New Roman" w:cs="Times New Roman"/>
+          <w:sz w:val="24"/>
+          <w:szCs w:val="24"/>
+        </w:rPr>
+        <w:t xml:space="preserve"> movement in </w:t>
+      </w:r>
+      <w:r>
+        <w:rPr>
+          <w:rFonts w:ascii="Times New Roman" w:hAnsi="Times New Roman" w:cs="Times New Roman"/>
+          <w:sz w:val="24"/>
+          <w:szCs w:val="24"/>
+        </w:rPr>
+        <w:t>other objects</w:t>
+      </w:r>
+      <w:r>
+        <w:rPr>
+          <w:rFonts w:ascii="Times New Roman" w:hAnsi="Times New Roman" w:cs="Times New Roman"/>
+          <w:sz w:val="24"/>
+          <w:szCs w:val="24"/>
+        </w:rPr>
+        <w:t xml:space="preserve"> through physical contact</w:t>
+      </w:r>
+      <w:r>
+        <w:rPr>
+          <w:rFonts w:ascii="Times New Roman" w:hAnsi="Times New Roman" w:cs="Times New Roman"/>
+          <w:sz w:val="24"/>
+          <w:szCs w:val="24"/>
+        </w:rPr>
+        <w:t>. For things that possessed features typical of people</w:t>
+      </w:r>
+      <w:r>
+        <w:rPr>
+          <w:rFonts w:ascii="Times New Roman" w:hAnsi="Times New Roman" w:cs="Times New Roman"/>
+          <w:sz w:val="24"/>
+          <w:szCs w:val="24"/>
+        </w:rPr>
+        <w:t>,</w:t>
+      </w:r>
+      <w:r>
+        <w:rPr>
+          <w:rFonts w:ascii="Times New Roman" w:hAnsi="Times New Roman" w:cs="Times New Roman"/>
+          <w:sz w:val="24"/>
+          <w:szCs w:val="24"/>
+        </w:rPr>
+        <w:t xml:space="preserve"> networks learned that they can</w:t>
+      </w:r>
+      <w:r>
+        <w:rPr>
+          <w:rFonts w:ascii="Times New Roman" w:hAnsi="Times New Roman" w:cs="Times New Roman"/>
+          <w:sz w:val="24"/>
+          <w:szCs w:val="24"/>
+        </w:rPr>
+        <w:t xml:space="preserve"> can cause other people to move through direct contact </w:t>
+      </w:r>
+      <w:r>
+        <w:rPr>
+          <w:rFonts w:ascii="Times New Roman" w:hAnsi="Times New Roman" w:cs="Times New Roman"/>
+          <w:sz w:val="24"/>
+          <w:szCs w:val="24"/>
+        </w:rPr>
+        <w:t>as well as at a</w:t>
+      </w:r>
+      <w:r>
+        <w:rPr>
+          <w:rFonts w:ascii="Times New Roman" w:hAnsi="Times New Roman" w:cs="Times New Roman"/>
+          <w:sz w:val="24"/>
+          <w:szCs w:val="24"/>
+        </w:rPr>
+        <w:t xml:space="preserve"> distance. </w:t>
+      </w:r>
+    </w:p>
+    <w:p>
+      <w:pPr>
+        <w:tabs>
+          <w:tab w:val="left" w:pos="720"/>
+        </w:tabs>
+        <w:ind w:firstLine="0"/>
+        <w:contextualSpacing/>
+        <w:rPr>
+          <w:rFonts w:ascii="Times New Roman" w:hAnsi="Times New Roman" w:cs="Times New Roman"/>
+          <w:sz w:val="24"/>
+          <w:szCs w:val="24"/>
+        </w:rPr>
+      </w:pPr>
+      <w:r>
+        <w:rPr>
+          <w:rFonts w:ascii="Times New Roman" w:hAnsi="Times New Roman" w:cs="Times New Roman"/>
+          <w:sz w:val="24"/>
+          <w:szCs w:val="24"/>
+        </w:rPr>
+        <w:tab/>
+        <w:t xml:space="preserve">To </w:t>
+      </w:r>
+      <w:r>
+        <w:rPr>
+          <w:rFonts w:ascii="Times New Roman" w:hAnsi="Times New Roman" w:cs="Times New Roman"/>
+          <w:sz w:val="24"/>
+          <w:szCs w:val="24"/>
+        </w:rPr>
+        <w:t>implement developmental differences in experience</w:t>
+      </w:r>
+      <w:r>
+        <w:rPr>
+          <w:rFonts w:ascii="Times New Roman" w:hAnsi="Times New Roman" w:cs="Times New Roman"/>
+          <w:sz w:val="24"/>
+          <w:szCs w:val="24"/>
+        </w:rPr>
+        <w:t xml:space="preserve">, networks corresponding to older infants </w:t>
+      </w:r>
+      <w:r>
+        <w:rPr>
+          <w:rFonts w:ascii="Times New Roman" w:hAnsi="Times New Roman" w:cs="Times New Roman"/>
+          <w:sz w:val="24"/>
+          <w:szCs w:val="24"/>
+        </w:rPr>
+        <w:t>were exposed to a greater number of action events than</w:t>
+      </w:r>
+      <w:r>
+        <w:rPr>
+          <w:rFonts w:ascii="Times New Roman" w:hAnsi="Times New Roman" w:cs="Times New Roman"/>
+          <w:sz w:val="24"/>
+          <w:szCs w:val="24"/>
+        </w:rPr>
+        <w:t xml:space="preserve"> networks corresponding to younger infants. “Older” networks also differed from “younger” networks in their speed of learning</w:t>
+      </w:r>
+      <w:r>
+        <w:rPr>
+          <w:rFonts w:ascii="Times New Roman" w:hAnsi="Times New Roman" w:cs="Times New Roman"/>
+          <w:sz w:val="24"/>
+          <w:szCs w:val="24"/>
+        </w:rPr>
+        <w:t xml:space="preserve">, rate of forgetting, and information-storage capacity. Learning speed was </w:t>
+      </w:r>
+      <w:r>
+        <w:rPr>
+          <w:rFonts w:ascii="Times New Roman" w:hAnsi="Times New Roman" w:cs="Times New Roman"/>
+          <w:sz w:val="24"/>
+          <w:szCs w:val="24"/>
+        </w:rPr>
+        <w:t xml:space="preserve">implemented </w:t>
+      </w:r>
+      <w:r>
+        <w:rPr>
+          <w:rFonts w:ascii="Times New Roman" w:hAnsi="Times New Roman" w:cs="Times New Roman"/>
+          <w:sz w:val="24"/>
+          <w:szCs w:val="24"/>
+        </w:rPr>
+        <w:lastRenderedPageBreak/>
+        <w:t>through the</w:t>
+      </w:r>
+      <w:r>
+        <w:rPr>
+          <w:rFonts w:ascii="Times New Roman" w:hAnsi="Times New Roman" w:cs="Times New Roman"/>
+          <w:sz w:val="24"/>
+          <w:szCs w:val="24"/>
+        </w:rPr>
+        <w:t xml:space="preserve"> learning rate parameter</w:t>
+      </w:r>
+      <w:r>
+        <w:rPr>
+          <w:rFonts w:ascii="Times New Roman" w:hAnsi="Times New Roman" w:cs="Times New Roman"/>
+          <w:sz w:val="24"/>
+          <w:szCs w:val="24"/>
+        </w:rPr>
+        <w:t xml:space="preserve">, forgetting rate through the weight decay parameter, and storage capacity through the number of hidden units. </w:t>
+      </w:r>
+    </w:p>
+    <w:p>
+      <w:pPr>
+        <w:tabs>
+          <w:tab w:val="left" w:pos="720"/>
+        </w:tabs>
+        <w:ind w:firstLine="0"/>
+        <w:contextualSpacing/>
+        <w:rPr>
+          <w:rFonts w:ascii="Times New Roman" w:hAnsi="Times New Roman" w:cs="Times New Roman"/>
+          <w:sz w:val="24"/>
+          <w:szCs w:val="24"/>
+        </w:rPr>
+      </w:pPr>
+      <w:r>
+        <w:rPr>
+          <w:rFonts w:ascii="Times New Roman" w:hAnsi="Times New Roman" w:cs="Times New Roman"/>
+          <w:sz w:val="24"/>
+          <w:szCs w:val="24"/>
+        </w:rPr>
+        <w:tab/>
+      </w:r>
+      <w:r>
+        <w:rPr>
+          <w:rFonts w:ascii="Times New Roman" w:hAnsi="Times New Roman" w:cs="Times New Roman"/>
+          <w:sz w:val="24"/>
+          <w:szCs w:val="24"/>
+        </w:rPr>
+        <w:t>The h</w:t>
+      </w:r>
+      <w:r>
+        <w:rPr>
+          <w:rFonts w:ascii="Times New Roman" w:hAnsi="Times New Roman" w:cs="Times New Roman"/>
+          <w:sz w:val="24"/>
+          <w:szCs w:val="24"/>
+        </w:rPr>
+        <w:t>abituation</w:t>
+      </w:r>
+      <w:r>
+        <w:rPr>
+          <w:rFonts w:ascii="Times New Roman" w:hAnsi="Times New Roman" w:cs="Times New Roman"/>
+          <w:sz w:val="24"/>
+          <w:szCs w:val="24"/>
+        </w:rPr>
+        <w:t xml:space="preserve"> phase </w:t>
+      </w:r>
+      <w:r>
+        <w:rPr>
+          <w:rFonts w:ascii="Times New Roman" w:hAnsi="Times New Roman" w:cs="Times New Roman"/>
+          <w:sz w:val="24"/>
+          <w:szCs w:val="24"/>
+        </w:rPr>
+        <w:t xml:space="preserve">followed this “real world” phase. </w:t>
+      </w:r>
+      <w:r>
+        <w:rPr>
+          <w:rFonts w:ascii="Times New Roman" w:hAnsi="Times New Roman" w:cs="Times New Roman"/>
+          <w:sz w:val="24"/>
+          <w:szCs w:val="24"/>
+        </w:rPr>
+        <w:t xml:space="preserve">The length of this phase was shorter than that of networks’ real-world experience. </w:t>
+      </w:r>
+      <w:r>
+        <w:rPr>
+          <w:rFonts w:ascii="Times New Roman" w:hAnsi="Times New Roman" w:cs="Times New Roman"/>
+          <w:sz w:val="24"/>
+          <w:szCs w:val="24"/>
+        </w:rPr>
+        <w:t>Networks—like the infants in Spelke et al. (1995)—</w:t>
+      </w:r>
+      <w:r>
+        <w:rPr>
+          <w:rFonts w:ascii="Times New Roman" w:hAnsi="Times New Roman" w:cs="Times New Roman"/>
+          <w:sz w:val="24"/>
+          <w:szCs w:val="24"/>
+        </w:rPr>
+        <w:t>were assigned either to the Inanimate Object condition or to the People condition. The people and objects that networks observed during habituation differed from those experienced in the real world. T</w:t>
+      </w:r>
+      <w:r>
+        <w:rPr>
+          <w:rFonts w:ascii="Times New Roman" w:hAnsi="Times New Roman" w:cs="Times New Roman"/>
+          <w:sz w:val="24"/>
+          <w:szCs w:val="24"/>
+        </w:rPr>
+        <w:t xml:space="preserve">o simulate the fact that infants were not provided specific motion information during habituation, </w:t>
+      </w:r>
+      <w:r>
+        <w:rPr>
+          <w:rFonts w:ascii="Times New Roman" w:hAnsi="Times New Roman" w:cs="Times New Roman"/>
+          <w:sz w:val="24"/>
+          <w:szCs w:val="24"/>
+        </w:rPr>
+        <w:t xml:space="preserve">motion information was omitted during habituation. This meant that the network’s only task during this phase was to reproduce </w:t>
+      </w:r>
+      <w:r>
+        <w:rPr>
+          <w:rFonts w:ascii="Times New Roman" w:hAnsi="Times New Roman" w:cs="Times New Roman"/>
+          <w:sz w:val="24"/>
+          <w:szCs w:val="24"/>
+        </w:rPr>
+        <w:t>at the output layer the patterns of activation presented across the surface appearance and feature groups at the input layer.</w:t>
+      </w:r>
+      <w:r>
+        <w:rPr>
+          <w:rFonts w:ascii="Times New Roman" w:hAnsi="Times New Roman" w:cs="Times New Roman"/>
+          <w:sz w:val="24"/>
+          <w:szCs w:val="24"/>
+        </w:rPr>
+        <w:t xml:space="preserve"> </w:t>
+      </w:r>
+    </w:p>
+    <w:p>
+      <w:pPr>
+        <w:tabs>
+          <w:tab w:val="left" w:pos="720"/>
+        </w:tabs>
+        <w:ind w:firstLine="0"/>
+        <w:contextualSpacing/>
+        <w:rPr>
+          <w:rFonts w:ascii="Times New Roman" w:hAnsi="Times New Roman" w:cs="Times New Roman"/>
+          <w:sz w:val="24"/>
+          <w:szCs w:val="24"/>
+        </w:rPr>
+      </w:pPr>
+      <w:r>
+        <w:rPr>
+          <w:rFonts w:ascii="Times New Roman" w:hAnsi="Times New Roman" w:cs="Times New Roman"/>
+          <w:sz w:val="24"/>
+          <w:szCs w:val="24"/>
+        </w:rPr>
+        <w:tab/>
+        <w:t xml:space="preserve">To evaluate the network’s ability to reproduce the pattern of looking observed in Spelke et al. (1995), all networks </w:t>
+      </w:r>
+      <w:r>
+        <w:rPr>
+          <w:rFonts w:ascii="Times New Roman" w:hAnsi="Times New Roman" w:cs="Times New Roman"/>
+          <w:sz w:val="24"/>
+          <w:szCs w:val="24"/>
+        </w:rPr>
+        <w:t xml:space="preserve">were then </w:t>
+      </w:r>
+      <w:r>
+        <w:rPr>
+          <w:rFonts w:ascii="Times New Roman" w:hAnsi="Times New Roman" w:cs="Times New Roman"/>
+          <w:sz w:val="24"/>
+          <w:szCs w:val="24"/>
+        </w:rPr>
+        <w:t>shown</w:t>
+      </w:r>
+      <w:r>
+        <w:rPr>
+          <w:rFonts w:ascii="Times New Roman" w:hAnsi="Times New Roman" w:cs="Times New Roman"/>
+          <w:sz w:val="24"/>
+          <w:szCs w:val="24"/>
+        </w:rPr>
+        <w:t xml:space="preserve"> Contact and </w:t>
+      </w:r>
+      <w:r>
+        <w:rPr>
+          <w:rFonts w:ascii="Times New Roman" w:hAnsi="Times New Roman" w:cs="Times New Roman"/>
+          <w:sz w:val="24"/>
+          <w:szCs w:val="24"/>
+        </w:rPr>
+        <w:t>No Contact events</w:t>
+      </w:r>
+      <w:r>
+        <w:rPr>
+          <w:rFonts w:ascii="Times New Roman" w:hAnsi="Times New Roman" w:cs="Times New Roman"/>
+          <w:sz w:val="24"/>
+          <w:szCs w:val="24"/>
+        </w:rPr>
+        <w:t xml:space="preserve"> during a subsequent test phase</w:t>
+      </w:r>
+      <w:r>
+        <w:rPr>
+          <w:rFonts w:ascii="Times New Roman" w:hAnsi="Times New Roman" w:cs="Times New Roman"/>
+          <w:sz w:val="24"/>
+          <w:szCs w:val="24"/>
+        </w:rPr>
+        <w:t xml:space="preserve">. </w:t>
+      </w:r>
+      <w:r>
+        <w:rPr>
+          <w:rFonts w:ascii="Times New Roman" w:hAnsi="Times New Roman" w:cs="Times New Roman"/>
+          <w:sz w:val="24"/>
+          <w:szCs w:val="24"/>
+        </w:rPr>
+        <w:t xml:space="preserve">The </w:t>
+      </w:r>
+      <w:r>
+        <w:rPr>
+          <w:rFonts w:ascii="Times New Roman" w:hAnsi="Times New Roman" w:cs="Times New Roman"/>
+          <w:sz w:val="24"/>
+          <w:szCs w:val="24"/>
+        </w:rPr>
+        <w:t xml:space="preserve">discrepancy (or “error”) </w:t>
+      </w:r>
+      <w:r>
+        <w:rPr>
+          <w:rFonts w:ascii="Times New Roman" w:hAnsi="Times New Roman" w:cs="Times New Roman"/>
+          <w:sz w:val="24"/>
+          <w:szCs w:val="24"/>
+        </w:rPr>
+        <w:t xml:space="preserve">that was just mentioned </w:t>
+      </w:r>
+      <w:r>
+        <w:rPr>
+          <w:rFonts w:ascii="Times New Roman" w:hAnsi="Times New Roman" w:cs="Times New Roman"/>
+          <w:sz w:val="24"/>
+          <w:szCs w:val="24"/>
+        </w:rPr>
+        <w:t xml:space="preserve">served as </w:t>
+      </w:r>
+      <w:r>
+        <w:rPr>
+          <w:rFonts w:ascii="Times New Roman" w:hAnsi="Times New Roman" w:cs="Times New Roman"/>
+          <w:sz w:val="24"/>
+          <w:szCs w:val="24"/>
+        </w:rPr>
+        <w:t>a</w:t>
+      </w:r>
+      <w:r>
+        <w:rPr>
+          <w:rFonts w:ascii="Times New Roman" w:hAnsi="Times New Roman" w:cs="Times New Roman"/>
+          <w:sz w:val="24"/>
+          <w:szCs w:val="24"/>
+        </w:rPr>
+        <w:t xml:space="preserve"> proxy for looking</w:t>
+      </w:r>
+      <w:r>
+        <w:rPr>
+          <w:rFonts w:ascii="Times New Roman" w:hAnsi="Times New Roman" w:cs="Times New Roman"/>
+          <w:sz w:val="24"/>
+          <w:szCs w:val="24"/>
+        </w:rPr>
+        <w:t xml:space="preserve"> time</w:t>
+      </w:r>
+      <w:r>
+        <w:rPr>
+          <w:rFonts w:ascii="Times New Roman" w:hAnsi="Times New Roman" w:cs="Times New Roman"/>
+          <w:sz w:val="24"/>
+          <w:szCs w:val="24"/>
+        </w:rPr>
+        <w:t xml:space="preserve">; the greater </w:t>
+      </w:r>
+      <w:r>
+        <w:rPr>
+          <w:rFonts w:ascii="Times New Roman" w:hAnsi="Times New Roman" w:cs="Times New Roman"/>
+          <w:sz w:val="24"/>
+          <w:szCs w:val="24"/>
+        </w:rPr>
+        <w:t xml:space="preserve">this discrepancy, the longer networks were </w:t>
+      </w:r>
+      <w:r>
+        <w:rPr>
+          <w:rFonts w:ascii="Times New Roman" w:hAnsi="Times New Roman" w:cs="Times New Roman"/>
+          <w:sz w:val="24"/>
+          <w:szCs w:val="24"/>
+        </w:rPr>
+        <w:t>assumed to</w:t>
+      </w:r>
+      <w:r>
+        <w:rPr>
+          <w:rFonts w:ascii="Times New Roman" w:hAnsi="Times New Roman" w:cs="Times New Roman"/>
+          <w:sz w:val="24"/>
+          <w:szCs w:val="24"/>
+        </w:rPr>
+        <w:t xml:space="preserve"> have looked at an event. </w:t>
+      </w:r>
+      <w:r>
+        <w:rPr>
+          <w:rFonts w:ascii="Times New Roman" w:hAnsi="Times New Roman" w:cs="Times New Roman"/>
+          <w:sz w:val="24"/>
+          <w:szCs w:val="24"/>
+        </w:rPr>
+        <w:t xml:space="preserve">This </w:t>
+      </w:r>
+      <w:r>
+        <w:rPr>
+          <w:rFonts w:ascii="Times New Roman" w:hAnsi="Times New Roman" w:cs="Times New Roman"/>
+          <w:sz w:val="24"/>
+          <w:szCs w:val="24"/>
+        </w:rPr>
+        <w:t xml:space="preserve">operationalization </w:t>
+      </w:r>
+      <w:r>
+        <w:rPr>
+          <w:rFonts w:ascii="Times New Roman" w:hAnsi="Times New Roman" w:cs="Times New Roman"/>
+          <w:sz w:val="24"/>
+          <w:szCs w:val="24"/>
+        </w:rPr>
+        <w:t xml:space="preserve">is consistent with </w:t>
+      </w:r>
+      <w:r>
+        <w:rPr>
+          <w:rFonts w:ascii="Times New Roman" w:hAnsi="Times New Roman" w:cs="Times New Roman"/>
+          <w:sz w:val="24"/>
+          <w:szCs w:val="24"/>
+        </w:rPr>
+        <w:t>that used in</w:t>
+      </w:r>
+      <w:r>
+        <w:rPr>
+          <w:rFonts w:ascii="Times New Roman" w:hAnsi="Times New Roman" w:cs="Times New Roman"/>
+          <w:sz w:val="24"/>
+          <w:szCs w:val="24"/>
+        </w:rPr>
+        <w:t xml:space="preserve"> developmental models like this one (e</w:t>
+      </w:r>
+      <w:r>
+        <w:rPr>
+          <w:rFonts w:ascii="Times New Roman" w:hAnsi="Times New Roman" w:cs="Times New Roman"/>
+          <w:sz w:val="24"/>
+          <w:szCs w:val="24"/>
+        </w:rPr>
+        <w:t>.g., Benton &amp; Hoch, 2026; Benton &amp; Lapan, 2021; Mareschal et al., 2000)</w:t>
+      </w:r>
+      <w:r>
+        <w:rPr>
+          <w:rFonts w:ascii="Times New Roman" w:hAnsi="Times New Roman" w:cs="Times New Roman"/>
+          <w:sz w:val="24"/>
+          <w:szCs w:val="24"/>
+        </w:rPr>
+        <w:t xml:space="preserve">. </w:t>
+      </w:r>
+      <w:r>
+        <w:rPr>
+          <w:rFonts w:ascii="Times New Roman" w:hAnsi="Times New Roman" w:cs="Times New Roman"/>
+          <w:sz w:val="24"/>
+          <w:szCs w:val="24"/>
+        </w:rPr>
+        <w:t xml:space="preserve">The results revealed that older networks in the Inanimate Object condition produced more error in response to the No Contact event than to the Contact event, whereas older networks in the People condition produced comparable error to both events. </w:t>
+      </w:r>
+      <w:r>
+        <w:rPr>
+          <w:rFonts w:ascii="Times New Roman" w:hAnsi="Times New Roman" w:cs="Times New Roman"/>
+          <w:sz w:val="24"/>
+          <w:szCs w:val="24"/>
+        </w:rPr>
+        <w:t>Younger networks</w:t>
+      </w:r>
+      <w:r>
+        <w:rPr>
+          <w:rFonts w:ascii="Times New Roman" w:hAnsi="Times New Roman" w:cs="Times New Roman"/>
+          <w:sz w:val="24"/>
+          <w:szCs w:val="24"/>
+        </w:rPr>
+        <w:t xml:space="preserve"> showed a different pattern of results: They produced comparable errors to both test events irrespective of the condition to which they were assigned. </w:t>
+      </w:r>
+      <w:r>
+        <w:rPr>
+          <w:rFonts w:ascii="Times New Roman" w:hAnsi="Times New Roman" w:cs="Times New Roman"/>
+          <w:sz w:val="24"/>
+          <w:szCs w:val="24"/>
+        </w:rPr>
+        <w:t>It is worth noting that it need not be the case that objects</w:t>
+      </w:r>
+      <w:r>
+        <w:rPr>
+          <w:rFonts w:ascii="Times New Roman" w:hAnsi="Times New Roman" w:cs="Times New Roman"/>
+          <w:sz w:val="24"/>
+          <w:szCs w:val="24"/>
+        </w:rPr>
+        <w:t xml:space="preserve"> in the real world</w:t>
+      </w:r>
+      <w:r>
+        <w:rPr>
+          <w:rFonts w:ascii="Times New Roman" w:hAnsi="Times New Roman" w:cs="Times New Roman"/>
+          <w:sz w:val="24"/>
+          <w:szCs w:val="24"/>
+        </w:rPr>
+        <w:t xml:space="preserve"> </w:t>
+      </w:r>
+      <w:r>
+        <w:rPr>
+          <w:rFonts w:ascii="Times New Roman" w:hAnsi="Times New Roman" w:cs="Times New Roman"/>
+          <w:sz w:val="24"/>
+          <w:szCs w:val="24"/>
+        </w:rPr>
+        <w:t>only move following contact from other objects for networks to show this pattern of results.</w:t>
+      </w:r>
+      <w:r>
+        <w:rPr>
+          <w:rFonts w:ascii="Times New Roman" w:hAnsi="Times New Roman" w:cs="Times New Roman"/>
+          <w:sz w:val="24"/>
+          <w:szCs w:val="24"/>
+        </w:rPr>
+        <w:t xml:space="preserve"> </w:t>
+      </w:r>
+      <w:r>
+        <w:rPr>
+          <w:rFonts w:ascii="Times New Roman" w:hAnsi="Times New Roman" w:cs="Times New Roman"/>
+          <w:sz w:val="24"/>
+          <w:szCs w:val="24"/>
+        </w:rPr>
+        <w:t>These results have two implications. First, they</w:t>
+      </w:r>
+      <w:r>
+        <w:rPr>
+          <w:rFonts w:ascii="Times New Roman" w:hAnsi="Times New Roman" w:cs="Times New Roman"/>
+          <w:sz w:val="24"/>
+          <w:szCs w:val="24"/>
+        </w:rPr>
+        <w:t xml:space="preserve"> suggest that</w:t>
+      </w:r>
+      <w:r>
+        <w:rPr>
+          <w:rFonts w:ascii="Times New Roman" w:hAnsi="Times New Roman" w:cs="Times New Roman"/>
+          <w:sz w:val="24"/>
+          <w:szCs w:val="24"/>
+        </w:rPr>
+        <w:t xml:space="preserve"> that innate knowledge about </w:t>
+      </w:r>
+      <w:r>
+        <w:rPr>
+          <w:rFonts w:ascii="Times New Roman" w:hAnsi="Times New Roman" w:cs="Times New Roman"/>
+          <w:sz w:val="24"/>
+          <w:szCs w:val="24"/>
+        </w:rPr>
+        <w:lastRenderedPageBreak/>
+        <w:t xml:space="preserve">the causal behaviors of people and objects that is grounded in core knowledge systems is not necessary to explain Spelke et al.’s (1995) findings; associative learning is clearly sufficient. Second, they suggest that </w:t>
+      </w:r>
+      <w:r>
+        <w:rPr>
+          <w:rFonts w:ascii="Times New Roman" w:hAnsi="Times New Roman" w:cs="Times New Roman"/>
+          <w:sz w:val="24"/>
+          <w:szCs w:val="24"/>
+        </w:rPr>
+        <w:t xml:space="preserve">infants’ looking behaviors in Spelke et al. (1995) may be the end product of a developmental progression. In other words, these results suggest that it is only with sufficient experience </w:t>
+      </w:r>
+      <w:r>
+        <w:rPr>
+          <w:rFonts w:ascii="Times New Roman" w:hAnsi="Times New Roman" w:cs="Times New Roman"/>
+          <w:sz w:val="24"/>
+          <w:szCs w:val="24"/>
+        </w:rPr>
+        <w:t>that infants develop expectations about how things with people-like surface features and things with object-like surface features behave in causal interactions.</w:t>
+      </w:r>
+    </w:p>
+    <w:p>
+      <w:pPr>
+        <w:tabs>
+          <w:tab w:val="left" w:pos="720"/>
+        </w:tabs>
+        <w:ind w:firstLine="0"/>
+        <w:contextualSpacing/>
+        <w:rPr>
+          <w:rFonts w:ascii="Times New Roman" w:hAnsi="Times New Roman" w:cs="Times New Roman"/>
+          <w:sz w:val="24"/>
+          <w:szCs w:val="24"/>
+        </w:rPr>
+      </w:pPr>
+      <w:r>
+        <w:rPr>
+          <w:rFonts w:ascii="Times New Roman" w:hAnsi="Times New Roman" w:cs="Times New Roman"/>
+          <w:sz w:val="24"/>
+          <w:szCs w:val="24"/>
+        </w:rPr>
+        <w:tab/>
+        <w:t xml:space="preserve">Nevertheless, </w:t>
+      </w:r>
+      <w:r>
+        <w:rPr>
+          <w:rFonts w:ascii="Times New Roman" w:hAnsi="Times New Roman" w:cs="Times New Roman"/>
+          <w:sz w:val="24"/>
+          <w:szCs w:val="24"/>
+        </w:rPr>
+        <w:t xml:space="preserve">two potential objections </w:t>
+      </w:r>
+      <w:r>
+        <w:rPr>
+          <w:rFonts w:ascii="Times New Roman" w:hAnsi="Times New Roman" w:cs="Times New Roman"/>
+          <w:sz w:val="24"/>
+          <w:szCs w:val="24"/>
+        </w:rPr>
+        <w:t>to</w:t>
+      </w:r>
+      <w:r>
+        <w:rPr>
+          <w:rFonts w:ascii="Times New Roman" w:hAnsi="Times New Roman" w:cs="Times New Roman"/>
+          <w:sz w:val="24"/>
+          <w:szCs w:val="24"/>
+        </w:rPr>
+        <w:t xml:space="preserve"> these findings are worth considering. </w:t>
+      </w:r>
+      <w:r>
+        <w:rPr>
+          <w:rFonts w:ascii="Times New Roman" w:hAnsi="Times New Roman" w:cs="Times New Roman"/>
+          <w:sz w:val="24"/>
+          <w:szCs w:val="24"/>
+        </w:rPr>
+        <w:t>One is that</w:t>
+      </w:r>
+      <w:r>
+        <w:rPr>
+          <w:rFonts w:ascii="Times New Roman" w:hAnsi="Times New Roman" w:cs="Times New Roman"/>
+          <w:sz w:val="24"/>
+          <w:szCs w:val="24"/>
+        </w:rPr>
+        <w:t xml:space="preserve"> the model might have succeeded in reproducing Spelke et al.’s (1995) findings</w:t>
+      </w:r>
+      <w:r>
+        <w:rPr>
+          <w:rFonts w:ascii="Times New Roman" w:hAnsi="Times New Roman" w:cs="Times New Roman"/>
+          <w:sz w:val="24"/>
+          <w:szCs w:val="24"/>
+        </w:rPr>
+        <w:t xml:space="preserve"> simply</w:t>
+      </w:r>
+      <w:r>
+        <w:rPr>
+          <w:rFonts w:ascii="Times New Roman" w:hAnsi="Times New Roman" w:cs="Times New Roman"/>
+          <w:sz w:val="24"/>
+          <w:szCs w:val="24"/>
+        </w:rPr>
+        <w:t xml:space="preserve"> because </w:t>
+      </w:r>
+      <w:r>
+        <w:rPr>
+          <w:rFonts w:ascii="Times New Roman" w:hAnsi="Times New Roman" w:cs="Times New Roman"/>
+          <w:sz w:val="24"/>
+          <w:szCs w:val="24"/>
+        </w:rPr>
+        <w:t xml:space="preserve">it </w:t>
+      </w:r>
+      <w:r>
+        <w:rPr>
+          <w:rFonts w:ascii="Times New Roman" w:hAnsi="Times New Roman" w:cs="Times New Roman"/>
+          <w:sz w:val="24"/>
+          <w:szCs w:val="24"/>
+        </w:rPr>
+        <w:t>never experienced instances of objects moving on their own</w:t>
+      </w:r>
+      <w:r>
+        <w:rPr>
+          <w:rFonts w:ascii="Times New Roman" w:hAnsi="Times New Roman" w:cs="Times New Roman"/>
+          <w:sz w:val="24"/>
+          <w:szCs w:val="24"/>
+        </w:rPr>
+        <w:t xml:space="preserve"> in its simulated real world</w:t>
+      </w:r>
+      <w:r>
+        <w:rPr>
+          <w:rFonts w:ascii="Times New Roman" w:hAnsi="Times New Roman" w:cs="Times New Roman"/>
+          <w:sz w:val="24"/>
+          <w:szCs w:val="24"/>
+        </w:rPr>
+        <w:t xml:space="preserve">. </w:t>
+      </w:r>
+      <w:r>
+        <w:rPr>
+          <w:rFonts w:ascii="Times New Roman" w:hAnsi="Times New Roman" w:cs="Times New Roman"/>
+          <w:sz w:val="24"/>
+          <w:szCs w:val="24"/>
+        </w:rPr>
+        <w:t xml:space="preserve">By contrast, infants probably do experience at least some amount of spontaneous object motion, even if, in aggregate, they experience it less than caused-object motion. </w:t>
+      </w:r>
+      <w:r>
+        <w:rPr>
+          <w:rFonts w:ascii="Times New Roman" w:hAnsi="Times New Roman" w:cs="Times New Roman"/>
+          <w:sz w:val="24"/>
+          <w:szCs w:val="24"/>
+        </w:rPr>
+        <w:t xml:space="preserve">An </w:t>
+      </w:r>
+      <w:r>
+        <w:rPr>
+          <w:rFonts w:ascii="Times New Roman" w:hAnsi="Times New Roman" w:cs="Times New Roman"/>
+          <w:sz w:val="24"/>
+          <w:szCs w:val="24"/>
+        </w:rPr>
+        <w:t xml:space="preserve">infant turning around </w:t>
+      </w:r>
+      <w:r>
+        <w:rPr>
+          <w:rFonts w:ascii="Times New Roman" w:hAnsi="Times New Roman" w:cs="Times New Roman"/>
+          <w:sz w:val="24"/>
+          <w:szCs w:val="24"/>
+        </w:rPr>
+        <w:t>just seconds</w:t>
+      </w:r>
+      <w:r>
+        <w:rPr>
+          <w:rFonts w:ascii="Times New Roman" w:hAnsi="Times New Roman" w:cs="Times New Roman"/>
+          <w:sz w:val="24"/>
+          <w:szCs w:val="24"/>
+        </w:rPr>
+        <w:t xml:space="preserve"> after a wind-up toy has been set in motion is an example of this. </w:t>
+      </w:r>
+      <w:r>
+        <w:rPr>
+          <w:rFonts w:ascii="Times New Roman" w:hAnsi="Times New Roman" w:cs="Times New Roman"/>
+          <w:sz w:val="24"/>
+          <w:szCs w:val="24"/>
+        </w:rPr>
+        <w:t xml:space="preserve"> </w:t>
+      </w:r>
+      <w:r>
+        <w:rPr>
+          <w:rFonts w:ascii="Times New Roman" w:hAnsi="Times New Roman" w:cs="Times New Roman"/>
+          <w:sz w:val="24"/>
+          <w:szCs w:val="24"/>
+        </w:rPr>
+        <w:t>I addressed this</w:t>
+      </w:r>
+      <w:r>
+        <w:rPr>
+          <w:rFonts w:ascii="Times New Roman" w:hAnsi="Times New Roman" w:cs="Times New Roman"/>
+          <w:sz w:val="24"/>
+          <w:szCs w:val="24"/>
+        </w:rPr>
+        <w:t xml:space="preserve"> concern</w:t>
+      </w:r>
+      <w:r>
+        <w:rPr>
+          <w:rFonts w:ascii="Times New Roman" w:hAnsi="Times New Roman" w:cs="Times New Roman"/>
+          <w:sz w:val="24"/>
+          <w:szCs w:val="24"/>
+        </w:rPr>
+        <w:t xml:space="preserve"> in a subsequent simulation by manipulating</w:t>
+      </w:r>
+      <w:r>
+        <w:rPr>
+          <w:rFonts w:ascii="Times New Roman" w:hAnsi="Times New Roman" w:cs="Times New Roman"/>
+          <w:sz w:val="24"/>
+          <w:szCs w:val="24"/>
+        </w:rPr>
+        <w:t xml:space="preserve"> the ratio of objects moving following contact to objects moving at a distance.</w:t>
+      </w:r>
+      <w:r>
+        <w:rPr>
+          <w:rFonts w:ascii="Times New Roman" w:hAnsi="Times New Roman" w:cs="Times New Roman"/>
+          <w:sz w:val="24"/>
+          <w:szCs w:val="24"/>
+        </w:rPr>
+        <w:t xml:space="preserve"> </w:t>
+      </w:r>
+      <w:r>
+        <w:rPr>
+          <w:rFonts w:ascii="Times New Roman" w:hAnsi="Times New Roman" w:cs="Times New Roman"/>
+          <w:sz w:val="24"/>
+          <w:szCs w:val="24"/>
+        </w:rPr>
+        <w:t>The results of this simulation indicated that this model’s ability to capture Spelke et al.’s (1995) finding did not depend on a perfect correspondence between inanimate surface features and motion through contact</w:t>
+      </w:r>
+      <w:r>
+        <w:rPr>
+          <w:rFonts w:ascii="Times New Roman" w:hAnsi="Times New Roman" w:cs="Times New Roman"/>
+          <w:sz w:val="24"/>
+          <w:szCs w:val="24"/>
+        </w:rPr>
+        <w:t xml:space="preserve">: Networks continued to show the characteristic pattern of looking observed by Spelke et al. (1995) even when </w:t>
+      </w:r>
+      <w:r>
+        <w:rPr>
+          <w:rFonts w:ascii="Times New Roman" w:hAnsi="Times New Roman" w:cs="Times New Roman"/>
+          <w:sz w:val="24"/>
+          <w:szCs w:val="24"/>
+        </w:rPr>
+        <w:t>they experienced many instances of objects moving in the absence of physical contact from other objects.</w:t>
+      </w:r>
+    </w:p>
+    <w:p>
+      <w:pPr>
+        <w:tabs>
+          <w:tab w:val="left" w:pos="720"/>
+        </w:tabs>
+        <w:ind w:firstLine="0"/>
+        <w:contextualSpacing/>
+        <w:rPr>
+          <w:rFonts w:ascii="Times New Roman" w:hAnsi="Times New Roman" w:cs="Times New Roman"/>
+          <w:sz w:val="24"/>
+          <w:szCs w:val="24"/>
+        </w:rPr>
+      </w:pPr>
+      <w:r>
+        <w:rPr>
+          <w:rFonts w:ascii="Times New Roman" w:hAnsi="Times New Roman" w:cs="Times New Roman"/>
+          <w:sz w:val="24"/>
+          <w:szCs w:val="24"/>
+        </w:rPr>
+        <w:tab/>
+        <w:t xml:space="preserve">Another potential objection is that </w:t>
+      </w:r>
+      <w:r>
+        <w:rPr>
+          <w:rFonts w:ascii="Times New Roman" w:hAnsi="Times New Roman" w:cs="Times New Roman"/>
+          <w:sz w:val="24"/>
+          <w:szCs w:val="24"/>
+        </w:rPr>
+        <w:t xml:space="preserve">the model succeeded in capturing Spelke et al.’s (1995) results only because the surface features that distinguished people from objects were </w:t>
+      </w:r>
+      <w:r>
+        <w:rPr>
+          <w:rFonts w:ascii="Times New Roman" w:hAnsi="Times New Roman" w:cs="Times New Roman"/>
+          <w:sz w:val="24"/>
+          <w:szCs w:val="24"/>
+        </w:rPr>
+        <w:t>specified in advance</w:t>
+      </w:r>
+      <w:r>
+        <w:rPr>
+          <w:rFonts w:ascii="Times New Roman" w:hAnsi="Times New Roman" w:cs="Times New Roman"/>
+          <w:sz w:val="24"/>
+          <w:szCs w:val="24"/>
+        </w:rPr>
+        <w:t>;</w:t>
+      </w:r>
+      <w:r>
+        <w:rPr>
+          <w:rFonts w:ascii="Times New Roman" w:hAnsi="Times New Roman" w:cs="Times New Roman"/>
+          <w:sz w:val="24"/>
+          <w:szCs w:val="24"/>
+        </w:rPr>
+        <w:t xml:space="preserve"> the model was not</w:t>
+      </w:r>
+      <w:r>
+        <w:rPr>
+          <w:rFonts w:ascii="Times New Roman" w:hAnsi="Times New Roman" w:cs="Times New Roman"/>
+          <w:sz w:val="24"/>
+          <w:szCs w:val="24"/>
+        </w:rPr>
+        <w:t xml:space="preserve"> itself</w:t>
+      </w:r>
+      <w:r>
+        <w:rPr>
+          <w:rFonts w:ascii="Times New Roman" w:hAnsi="Times New Roman" w:cs="Times New Roman"/>
+          <w:sz w:val="24"/>
+          <w:szCs w:val="24"/>
+        </w:rPr>
+        <w:t xml:space="preserve"> required to discover the causally relevant features</w:t>
+      </w:r>
+      <w:r>
+        <w:rPr>
+          <w:rFonts w:ascii="Times New Roman" w:hAnsi="Times New Roman" w:cs="Times New Roman"/>
+          <w:sz w:val="24"/>
+          <w:szCs w:val="24"/>
+        </w:rPr>
+        <w:t xml:space="preserve"> like an infant</w:t>
+      </w:r>
+      <w:r>
+        <w:rPr>
+          <w:rFonts w:ascii="Times New Roman" w:hAnsi="Times New Roman" w:cs="Times New Roman"/>
+          <w:sz w:val="24"/>
+          <w:szCs w:val="24"/>
+        </w:rPr>
+        <w:t xml:space="preserve"> might in the real world. I addressed this concern in a subsequent simulation by presenting the model with multiple surface features that differed in their perceptual salience</w:t>
+      </w:r>
+      <w:r>
+        <w:rPr>
+          <w:rFonts w:ascii="Times New Roman" w:hAnsi="Times New Roman" w:cs="Times New Roman"/>
+          <w:sz w:val="24"/>
+          <w:szCs w:val="24"/>
+        </w:rPr>
+        <w:t xml:space="preserve">. </w:t>
+      </w:r>
+      <w:r>
+        <w:rPr>
+          <w:rFonts w:ascii="Times New Roman" w:hAnsi="Times New Roman" w:cs="Times New Roman"/>
+          <w:sz w:val="24"/>
+          <w:szCs w:val="24"/>
+        </w:rPr>
+        <w:lastRenderedPageBreak/>
+        <w:t>Despite the fact that all surface features occurred equally often with</w:t>
+      </w:r>
+      <w:r>
+        <w:rPr>
+          <w:rFonts w:ascii="Times New Roman" w:hAnsi="Times New Roman" w:cs="Times New Roman"/>
+          <w:sz w:val="24"/>
+          <w:szCs w:val="24"/>
+        </w:rPr>
+        <w:t xml:space="preserve"> the different kinds of causal action</w:t>
+      </w:r>
+      <w:r>
+        <w:rPr>
+          <w:rFonts w:ascii="Times New Roman" w:hAnsi="Times New Roman" w:cs="Times New Roman"/>
+          <w:sz w:val="24"/>
+          <w:szCs w:val="24"/>
+        </w:rPr>
+        <w:t>, networks</w:t>
+      </w:r>
+      <w:r>
+        <w:rPr>
+          <w:rFonts w:ascii="Times New Roman" w:hAnsi="Times New Roman" w:cs="Times New Roman"/>
+          <w:sz w:val="24"/>
+          <w:szCs w:val="24"/>
+        </w:rPr>
+        <w:t xml:space="preserve"> readily discovered the causally predictive </w:t>
+      </w:r>
+      <w:r>
+        <w:rPr>
+          <w:rFonts w:ascii="Times New Roman" w:hAnsi="Times New Roman" w:cs="Times New Roman"/>
+          <w:sz w:val="24"/>
+          <w:szCs w:val="24"/>
+        </w:rPr>
+        <w:t>ones</w:t>
+      </w:r>
+      <w:r>
+        <w:rPr>
+          <w:rFonts w:ascii="Times New Roman" w:hAnsi="Times New Roman" w:cs="Times New Roman"/>
+          <w:sz w:val="24"/>
+          <w:szCs w:val="24"/>
+        </w:rPr>
+        <w:t xml:space="preserve">; that is, stronger associations </w:t>
+      </w:r>
+      <w:r>
+        <w:rPr>
+          <w:rFonts w:ascii="Times New Roman" w:hAnsi="Times New Roman" w:cs="Times New Roman"/>
+          <w:sz w:val="24"/>
+          <w:szCs w:val="24"/>
+        </w:rPr>
+        <w:t>developed</w:t>
+      </w:r>
+      <w:r>
+        <w:rPr>
+          <w:rFonts w:ascii="Times New Roman" w:hAnsi="Times New Roman" w:cs="Times New Roman"/>
+          <w:sz w:val="24"/>
+          <w:szCs w:val="24"/>
+        </w:rPr>
+        <w:t xml:space="preserve"> between salient surface features and the different </w:t>
+      </w:r>
+      <w:r>
+        <w:rPr>
+          <w:rFonts w:ascii="Times New Roman" w:hAnsi="Times New Roman" w:cs="Times New Roman"/>
+          <w:sz w:val="24"/>
+          <w:szCs w:val="24"/>
+        </w:rPr>
+        <w:t xml:space="preserve">patterns of </w:t>
+      </w:r>
+      <w:r>
+        <w:rPr>
+          <w:rFonts w:ascii="Times New Roman" w:hAnsi="Times New Roman" w:cs="Times New Roman"/>
+          <w:sz w:val="24"/>
+          <w:szCs w:val="24"/>
+        </w:rPr>
+        <w:t>causal action than</w:t>
+      </w:r>
+      <w:r>
+        <w:rPr>
+          <w:rFonts w:ascii="Times New Roman" w:hAnsi="Times New Roman" w:cs="Times New Roman"/>
+          <w:sz w:val="24"/>
+          <w:szCs w:val="24"/>
+        </w:rPr>
+        <w:t xml:space="preserve"> between less</w:t>
+      </w:r>
+      <w:r>
+        <w:rPr>
+          <w:rFonts w:ascii="Times New Roman" w:hAnsi="Times New Roman" w:cs="Times New Roman"/>
+          <w:sz w:val="24"/>
+          <w:szCs w:val="24"/>
+        </w:rPr>
+        <w:t xml:space="preserve"> </w:t>
+      </w:r>
+      <w:r>
+        <w:rPr>
+          <w:rFonts w:ascii="Times New Roman" w:hAnsi="Times New Roman" w:cs="Times New Roman"/>
+          <w:sz w:val="24"/>
+          <w:szCs w:val="24"/>
+        </w:rPr>
+        <w:t xml:space="preserve">salient features and </w:t>
+      </w:r>
+      <w:r>
+        <w:rPr>
+          <w:rFonts w:ascii="Times New Roman" w:hAnsi="Times New Roman" w:cs="Times New Roman"/>
+          <w:sz w:val="24"/>
+          <w:szCs w:val="24"/>
+        </w:rPr>
+        <w:t>those same patterns</w:t>
+      </w:r>
+      <w:r>
+        <w:rPr>
+          <w:rFonts w:ascii="Times New Roman" w:hAnsi="Times New Roman" w:cs="Times New Roman"/>
+          <w:sz w:val="24"/>
+          <w:szCs w:val="24"/>
+        </w:rPr>
+        <w:t xml:space="preserve">. </w:t>
+      </w:r>
+      <w:r>
+        <w:rPr>
+          <w:rFonts w:ascii="Times New Roman" w:hAnsi="Times New Roman" w:cs="Times New Roman"/>
+          <w:sz w:val="24"/>
+          <w:szCs w:val="24"/>
+        </w:rPr>
+        <w:t xml:space="preserve"> </w:t>
+      </w:r>
+      <w:r>
+        <w:rPr>
+          <w:rFonts w:ascii="Times New Roman" w:hAnsi="Times New Roman" w:cs="Times New Roman"/>
+          <w:sz w:val="24"/>
+          <w:szCs w:val="24"/>
+        </w:rPr>
+        <w:t xml:space="preserve">This finding captures a key assumption of the </w:t>
+      </w:r>
+      <w:r>
+        <w:rPr>
+          <w:rFonts w:ascii="Times New Roman" w:hAnsi="Times New Roman" w:cs="Times New Roman"/>
+          <w:sz w:val="24"/>
+          <w:szCs w:val="24"/>
+        </w:rPr>
+        <w:t xml:space="preserve">foregoing </w:t>
+      </w:r>
+      <w:r>
+        <w:rPr>
+          <w:rFonts w:ascii="Times New Roman" w:hAnsi="Times New Roman" w:cs="Times New Roman"/>
+          <w:sz w:val="24"/>
+          <w:szCs w:val="24"/>
+        </w:rPr>
+        <w:t xml:space="preserve">associative-learning account: Infants’ visual attention is pulled naturally toward some surface features and away from others. </w:t>
+      </w:r>
+      <w:r>
+        <w:rPr>
+          <w:rFonts w:ascii="Times New Roman" w:hAnsi="Times New Roman" w:cs="Times New Roman"/>
+          <w:sz w:val="24"/>
+          <w:szCs w:val="24"/>
+        </w:rPr>
+        <w:t>As a consequence,</w:t>
+      </w:r>
+      <w:r>
+        <w:rPr>
+          <w:rFonts w:ascii="Times New Roman" w:hAnsi="Times New Roman" w:cs="Times New Roman"/>
+          <w:sz w:val="24"/>
+          <w:szCs w:val="24"/>
+        </w:rPr>
+        <w:t xml:space="preserve"> stronger associations develop between </w:t>
+      </w:r>
+      <w:r>
+        <w:rPr>
+          <w:rFonts w:ascii="Times New Roman" w:hAnsi="Times New Roman" w:cs="Times New Roman"/>
+          <w:sz w:val="24"/>
+          <w:szCs w:val="24"/>
+        </w:rPr>
+        <w:t>attended, salient features and the patterns of causal action with which they reliably co-occur than between</w:t>
+      </w:r>
+      <w:r>
+        <w:rPr>
+          <w:rFonts w:ascii="Times New Roman" w:hAnsi="Times New Roman" w:cs="Times New Roman"/>
+          <w:sz w:val="24"/>
+          <w:szCs w:val="24"/>
+        </w:rPr>
+        <w:t xml:space="preserve"> </w:t>
+      </w:r>
+      <w:r>
+        <w:rPr>
+          <w:rFonts w:ascii="Times New Roman" w:hAnsi="Times New Roman" w:cs="Times New Roman"/>
+          <w:sz w:val="24"/>
+          <w:szCs w:val="24"/>
+        </w:rPr>
+        <w:t xml:space="preserve">unattended, less salient surface features and those same patterns. </w:t>
+      </w:r>
+    </w:p>
+    <w:p>
+      <w:pPr>
+        <w:tabs>
+          <w:tab w:val="left" w:pos="720"/>
+        </w:tabs>
+        <w:ind w:firstLine="0"/>
+        <w:contextualSpacing/>
+        <w:rPr>
+          <w:rFonts w:ascii="Times New Roman" w:hAnsi="Times New Roman" w:cs="Times New Roman"/>
+          <w:sz w:val="24"/>
+          <w:szCs w:val="24"/>
+        </w:rPr>
+      </w:pPr>
+      <w:r>
+        <w:rPr>
+          <w:rFonts w:ascii="Times New Roman" w:hAnsi="Times New Roman" w:cs="Times New Roman"/>
+          <w:sz w:val="24"/>
+          <w:szCs w:val="24"/>
+        </w:rPr>
+        <w:tab/>
+        <w:t xml:space="preserve">Subsequent simulations demonstrated that </w:t>
+      </w:r>
+      <w:r>
+        <w:rPr>
+          <w:rFonts w:ascii="Times New Roman" w:hAnsi="Times New Roman" w:cs="Times New Roman"/>
+          <w:sz w:val="24"/>
+          <w:szCs w:val="24"/>
+        </w:rPr>
+        <w:t xml:space="preserve">this model also succeeded in reproducing the </w:t>
+      </w:r>
+      <w:r>
+        <w:rPr>
+          <w:rFonts w:ascii="Times New Roman" w:hAnsi="Times New Roman" w:cs="Times New Roman"/>
+          <w:sz w:val="24"/>
+          <w:szCs w:val="24"/>
+        </w:rPr>
+        <w:t>results</w:t>
+      </w:r>
+      <w:r>
+        <w:rPr>
+          <w:rFonts w:ascii="Times New Roman" w:hAnsi="Times New Roman" w:cs="Times New Roman"/>
+          <w:sz w:val="24"/>
+          <w:szCs w:val="24"/>
+        </w:rPr>
+        <w:t xml:space="preserve"> </w:t>
+      </w:r>
+      <w:r>
+        <w:rPr>
+          <w:rFonts w:ascii="Times New Roman" w:hAnsi="Times New Roman" w:cs="Times New Roman"/>
+          <w:sz w:val="24"/>
+          <w:szCs w:val="24"/>
+        </w:rPr>
+        <w:t>of</w:t>
+      </w:r>
+      <w:r>
+        <w:rPr>
+          <w:rFonts w:ascii="Times New Roman" w:hAnsi="Times New Roman" w:cs="Times New Roman"/>
+          <w:sz w:val="24"/>
+          <w:szCs w:val="24"/>
+        </w:rPr>
+        <w:t xml:space="preserve"> </w:t>
+      </w:r>
+      <w:r>
+        <w:rPr>
+          <w:rFonts w:ascii="Times New Roman" w:hAnsi="Times New Roman" w:cs="Times New Roman"/>
+          <w:sz w:val="24"/>
+          <w:szCs w:val="24"/>
+        </w:rPr>
+        <w:t>other classic studies</w:t>
+      </w:r>
+      <w:r>
+        <w:rPr>
+          <w:rFonts w:ascii="Times New Roman" w:hAnsi="Times New Roman" w:cs="Times New Roman"/>
+          <w:sz w:val="24"/>
+          <w:szCs w:val="24"/>
+        </w:rPr>
+        <w:t xml:space="preserve"> on this topic. </w:t>
+      </w:r>
+      <w:r>
+        <w:rPr>
+          <w:rFonts w:ascii="Times New Roman" w:hAnsi="Times New Roman" w:cs="Times New Roman"/>
+          <w:sz w:val="24"/>
+          <w:szCs w:val="24"/>
+        </w:rPr>
+        <w:t>The</w:t>
+      </w:r>
+      <w:r>
+        <w:rPr>
+          <w:rFonts w:ascii="Times New Roman" w:hAnsi="Times New Roman" w:cs="Times New Roman"/>
+          <w:sz w:val="24"/>
+          <w:szCs w:val="24"/>
+        </w:rPr>
+        <w:t xml:space="preserve"> model not only captured Saxe et al.’s (2005) finding that</w:t>
+      </w:r>
+      <w:r>
+        <w:rPr>
+          <w:rFonts w:ascii="Times New Roman" w:hAnsi="Times New Roman" w:cs="Times New Roman"/>
+          <w:sz w:val="24"/>
+          <w:szCs w:val="24"/>
+        </w:rPr>
+        <w:t xml:space="preserve"> </w:t>
+      </w:r>
+      <w:r>
+        <w:rPr>
+          <w:rFonts w:ascii="Times New Roman" w:hAnsi="Times New Roman" w:cs="Times New Roman"/>
+          <w:sz w:val="24"/>
+          <w:szCs w:val="24"/>
+        </w:rPr>
+        <w:t>10- and 12-month-olds</w:t>
+      </w:r>
+      <w:r>
+        <w:rPr>
+          <w:rFonts w:ascii="Times New Roman" w:hAnsi="Times New Roman" w:cs="Times New Roman"/>
+          <w:sz w:val="24"/>
+          <w:szCs w:val="24"/>
+        </w:rPr>
+        <w:t xml:space="preserve"> looked longer when a human hand</w:t>
+      </w:r>
+      <w:r>
+        <w:rPr>
+          <w:rFonts w:ascii="Times New Roman" w:hAnsi="Times New Roman" w:cs="Times New Roman"/>
+          <w:sz w:val="24"/>
+          <w:szCs w:val="24"/>
+        </w:rPr>
+        <w:t xml:space="preserve">, but not </w:t>
+      </w:r>
+      <w:r>
+        <w:rPr>
+          <w:rFonts w:ascii="Times New Roman" w:hAnsi="Times New Roman" w:cs="Times New Roman"/>
+          <w:sz w:val="24"/>
+          <w:szCs w:val="24"/>
+        </w:rPr>
+        <w:t>a</w:t>
+      </w:r>
+      <w:r>
+        <w:rPr>
+          <w:rFonts w:ascii="Times New Roman" w:hAnsi="Times New Roman" w:cs="Times New Roman"/>
+          <w:sz w:val="24"/>
+          <w:szCs w:val="24"/>
+        </w:rPr>
+        <w:t xml:space="preserve"> toy truck,</w:t>
+      </w:r>
+      <w:r>
+        <w:rPr>
+          <w:rFonts w:ascii="Times New Roman" w:hAnsi="Times New Roman" w:cs="Times New Roman"/>
+          <w:sz w:val="24"/>
+          <w:szCs w:val="24"/>
+        </w:rPr>
+        <w:t xml:space="preserve"> appeared on the opposite side of the stage from which a beanbag </w:t>
+      </w:r>
+      <w:r>
+        <w:rPr>
+          <w:rFonts w:ascii="Times New Roman" w:hAnsi="Times New Roman" w:cs="Times New Roman"/>
+          <w:sz w:val="24"/>
+          <w:szCs w:val="24"/>
+        </w:rPr>
+        <w:t>had previously</w:t>
+      </w:r>
+      <w:r>
+        <w:rPr>
+          <w:rFonts w:ascii="Times New Roman" w:hAnsi="Times New Roman" w:cs="Times New Roman"/>
+          <w:sz w:val="24"/>
+          <w:szCs w:val="24"/>
+        </w:rPr>
+        <w:t xml:space="preserve"> emerged</w:t>
+      </w:r>
+      <w:r>
+        <w:rPr>
+          <w:rFonts w:ascii="Times New Roman" w:hAnsi="Times New Roman" w:cs="Times New Roman"/>
+          <w:sz w:val="24"/>
+          <w:szCs w:val="24"/>
+        </w:rPr>
+        <w:t xml:space="preserve"> (Simulation 2)</w:t>
+      </w:r>
+      <w:r>
+        <w:rPr>
+          <w:rFonts w:ascii="Times New Roman" w:hAnsi="Times New Roman" w:cs="Times New Roman"/>
+          <w:sz w:val="24"/>
+          <w:szCs w:val="24"/>
+        </w:rPr>
+        <w:t xml:space="preserve">, </w:t>
+      </w:r>
+      <w:r>
+        <w:rPr>
+          <w:rFonts w:ascii="Times New Roman" w:hAnsi="Times New Roman" w:cs="Times New Roman"/>
+          <w:sz w:val="24"/>
+          <w:szCs w:val="24"/>
+        </w:rPr>
+        <w:t xml:space="preserve">but </w:t>
+      </w:r>
+      <w:r>
+        <w:rPr>
+          <w:rFonts w:ascii="Times New Roman" w:hAnsi="Times New Roman" w:cs="Times New Roman"/>
+          <w:sz w:val="24"/>
+          <w:szCs w:val="24"/>
+        </w:rPr>
+        <w:t xml:space="preserve">it also reproduced </w:t>
+      </w:r>
+      <w:r>
+        <w:rPr>
+          <w:rFonts w:ascii="Times New Roman" w:hAnsi="Times New Roman" w:cs="Times New Roman"/>
+          <w:sz w:val="24"/>
+          <w:szCs w:val="24"/>
+        </w:rPr>
+        <w:t>Markson and Spelke</w:t>
+      </w:r>
+      <w:r>
+        <w:rPr>
+          <w:rFonts w:ascii="Times New Roman" w:hAnsi="Times New Roman" w:cs="Times New Roman"/>
+          <w:sz w:val="24"/>
+          <w:szCs w:val="24"/>
+        </w:rPr>
+        <w:t xml:space="preserve">’s (2006) finding that </w:t>
+      </w:r>
+      <w:r>
+        <w:rPr>
+          <w:rFonts w:ascii="Times New Roman" w:hAnsi="Times New Roman" w:cs="Times New Roman"/>
+          <w:sz w:val="24"/>
+          <w:szCs w:val="24"/>
+        </w:rPr>
+        <w:t>7-month-olds</w:t>
+      </w:r>
+      <w:r>
+        <w:rPr>
+          <w:rFonts w:ascii="Times New Roman" w:hAnsi="Times New Roman" w:cs="Times New Roman"/>
+          <w:sz w:val="24"/>
+          <w:szCs w:val="24"/>
+        </w:rPr>
+        <w:t xml:space="preserve"> looked longer at a previously self-propelled toy animal than at one whose movement </w:t>
+      </w:r>
+      <w:r>
+        <w:rPr>
+          <w:rFonts w:ascii="Times New Roman" w:hAnsi="Times New Roman" w:cs="Times New Roman"/>
+          <w:sz w:val="24"/>
+          <w:szCs w:val="24"/>
+        </w:rPr>
+        <w:t>had been</w:t>
+      </w:r>
+      <w:r>
+        <w:rPr>
+          <w:rFonts w:ascii="Times New Roman" w:hAnsi="Times New Roman" w:cs="Times New Roman"/>
+          <w:sz w:val="24"/>
+          <w:szCs w:val="24"/>
+        </w:rPr>
+        <w:t xml:space="preserve"> caused by a human hand</w:t>
+      </w:r>
+      <w:r>
+        <w:rPr>
+          <w:rFonts w:ascii="Times New Roman" w:hAnsi="Times New Roman" w:cs="Times New Roman"/>
+          <w:sz w:val="24"/>
+          <w:szCs w:val="24"/>
+        </w:rPr>
+        <w:t xml:space="preserve"> (Simulation 4), as well as </w:t>
+      </w:r>
+      <w:r>
+        <w:rPr>
+          <w:rFonts w:ascii="Times New Roman" w:hAnsi="Times New Roman" w:cs="Times New Roman"/>
+          <w:sz w:val="24"/>
+          <w:szCs w:val="24"/>
+        </w:rPr>
+        <w:t>Saxe et al.’s</w:t>
+      </w:r>
+      <w:r>
+        <w:rPr>
+          <w:rFonts w:ascii="Times New Roman" w:hAnsi="Times New Roman" w:cs="Times New Roman"/>
+          <w:sz w:val="24"/>
+          <w:szCs w:val="24"/>
+        </w:rPr>
+        <w:t xml:space="preserve"> (2007) finding that</w:t>
+      </w:r>
+      <w:r>
+        <w:rPr>
+          <w:rFonts w:ascii="Times New Roman" w:hAnsi="Times New Roman" w:cs="Times New Roman"/>
+          <w:sz w:val="24"/>
+          <w:szCs w:val="24"/>
+        </w:rPr>
+        <w:t xml:space="preserve"> 7- and 10-month-olds looked</w:t>
+      </w:r>
+      <w:r>
+        <w:rPr>
+          <w:rFonts w:ascii="Times New Roman" w:hAnsi="Times New Roman" w:cs="Times New Roman"/>
+          <w:sz w:val="24"/>
+          <w:szCs w:val="24"/>
+        </w:rPr>
+        <w:t xml:space="preserve"> longer </w:t>
+      </w:r>
+      <w:r>
+        <w:rPr>
+          <w:rFonts w:ascii="Times New Roman" w:hAnsi="Times New Roman" w:cs="Times New Roman"/>
+          <w:sz w:val="24"/>
+          <w:szCs w:val="24"/>
+        </w:rPr>
+        <w:t xml:space="preserve">when a bean bag emerged from behind a screen </w:t>
+      </w:r>
+      <w:r>
+        <w:rPr>
+          <w:rFonts w:ascii="Times New Roman" w:hAnsi="Times New Roman" w:cs="Times New Roman"/>
+          <w:sz w:val="24"/>
+          <w:szCs w:val="24"/>
+        </w:rPr>
+        <w:t>concealing</w:t>
+      </w:r>
+      <w:r>
+        <w:rPr>
+          <w:rFonts w:ascii="Times New Roman" w:hAnsi="Times New Roman" w:cs="Times New Roman"/>
+          <w:sz w:val="24"/>
+          <w:szCs w:val="24"/>
+        </w:rPr>
+        <w:t xml:space="preserve"> a toy truck than from behind on</w:t>
+      </w:r>
+      <w:r>
+        <w:rPr>
+          <w:rFonts w:ascii="Times New Roman" w:hAnsi="Times New Roman" w:cs="Times New Roman"/>
+          <w:sz w:val="24"/>
+          <w:szCs w:val="24"/>
+        </w:rPr>
+        <w:t>e</w:t>
+      </w:r>
+      <w:r>
+        <w:rPr>
+          <w:rFonts w:ascii="Times New Roman" w:hAnsi="Times New Roman" w:cs="Times New Roman"/>
+          <w:sz w:val="24"/>
+          <w:szCs w:val="24"/>
+        </w:rPr>
+        <w:t xml:space="preserve"> concealing a human hand or puppet</w:t>
+      </w:r>
+      <w:r>
+        <w:rPr>
+          <w:rFonts w:ascii="Times New Roman" w:hAnsi="Times New Roman" w:cs="Times New Roman"/>
+          <w:sz w:val="24"/>
+          <w:szCs w:val="24"/>
+        </w:rPr>
+        <w:t xml:space="preserve"> (Simulation 3)</w:t>
+      </w:r>
+      <w:r>
+        <w:rPr>
+          <w:rFonts w:ascii="Times New Roman" w:hAnsi="Times New Roman" w:cs="Times New Roman"/>
+          <w:sz w:val="24"/>
+          <w:szCs w:val="24"/>
+        </w:rPr>
+        <w:t xml:space="preserve">. </w:t>
+      </w:r>
+      <w:r>
+        <w:rPr>
+          <w:rFonts w:ascii="Times New Roman" w:hAnsi="Times New Roman" w:cs="Times New Roman"/>
+          <w:sz w:val="24"/>
+          <w:szCs w:val="24"/>
+        </w:rPr>
+        <w:t>In addition to reproducing these findings</w:t>
+      </w:r>
+      <w:r>
+        <w:rPr>
+          <w:rFonts w:ascii="Times New Roman" w:hAnsi="Times New Roman" w:cs="Times New Roman"/>
+          <w:sz w:val="24"/>
+          <w:szCs w:val="24"/>
+        </w:rPr>
+        <w:t>,</w:t>
+      </w:r>
+      <w:r>
+        <w:rPr>
+          <w:rFonts w:ascii="Times New Roman" w:hAnsi="Times New Roman" w:cs="Times New Roman"/>
+          <w:sz w:val="24"/>
+          <w:szCs w:val="24"/>
+        </w:rPr>
+        <w:t xml:space="preserve"> </w:t>
+      </w:r>
+      <w:r>
+        <w:rPr>
+          <w:rFonts w:ascii="Times New Roman" w:hAnsi="Times New Roman" w:cs="Times New Roman"/>
+          <w:sz w:val="24"/>
+          <w:szCs w:val="24"/>
+        </w:rPr>
+        <w:t xml:space="preserve">the model </w:t>
+      </w:r>
+      <w:r>
+        <w:rPr>
+          <w:rFonts w:ascii="Times New Roman" w:hAnsi="Times New Roman" w:cs="Times New Roman"/>
+          <w:sz w:val="24"/>
+          <w:szCs w:val="24"/>
+        </w:rPr>
+        <w:t>generated several testable</w:t>
+      </w:r>
+      <w:r>
+        <w:rPr>
+          <w:rFonts w:ascii="Times New Roman" w:hAnsi="Times New Roman" w:cs="Times New Roman"/>
+          <w:sz w:val="24"/>
+          <w:szCs w:val="24"/>
+        </w:rPr>
+        <w:t xml:space="preserve"> predictions. One </w:t>
+      </w:r>
+      <w:r>
+        <w:rPr>
+          <w:rFonts w:ascii="Times New Roman" w:hAnsi="Times New Roman" w:cs="Times New Roman"/>
+          <w:sz w:val="24"/>
+          <w:szCs w:val="24"/>
+        </w:rPr>
+        <w:t>is</w:t>
+      </w:r>
+      <w:r>
+        <w:rPr>
+          <w:rFonts w:ascii="Times New Roman" w:hAnsi="Times New Roman" w:cs="Times New Roman"/>
+          <w:sz w:val="24"/>
+          <w:szCs w:val="24"/>
+        </w:rPr>
+        <w:t xml:space="preserve"> that infants younger than 7 months of age </w:t>
+      </w:r>
+      <w:r>
+        <w:rPr>
+          <w:rFonts w:ascii="Times New Roman" w:hAnsi="Times New Roman" w:cs="Times New Roman"/>
+          <w:sz w:val="24"/>
+          <w:szCs w:val="24"/>
+        </w:rPr>
+        <w:t>should</w:t>
+      </w:r>
+      <w:r>
+        <w:rPr>
+          <w:rFonts w:ascii="Times New Roman" w:hAnsi="Times New Roman" w:cs="Times New Roman"/>
+          <w:sz w:val="24"/>
+          <w:szCs w:val="24"/>
+        </w:rPr>
+        <w:t xml:space="preserve"> look equally long at both test events regardless of the condition to which they </w:t>
+      </w:r>
+      <w:r>
+        <w:rPr>
+          <w:rFonts w:ascii="Times New Roman" w:hAnsi="Times New Roman" w:cs="Times New Roman"/>
+          <w:sz w:val="24"/>
+          <w:szCs w:val="24"/>
+        </w:rPr>
+        <w:t>are</w:t>
+      </w:r>
+      <w:r>
+        <w:rPr>
+          <w:rFonts w:ascii="Times New Roman" w:hAnsi="Times New Roman" w:cs="Times New Roman"/>
+          <w:sz w:val="24"/>
+          <w:szCs w:val="24"/>
+        </w:rPr>
+        <w:t xml:space="preserve"> assigned. Another </w:t>
+      </w:r>
+      <w:r>
+        <w:rPr>
+          <w:rFonts w:ascii="Times New Roman" w:hAnsi="Times New Roman" w:cs="Times New Roman"/>
+          <w:sz w:val="24"/>
+          <w:szCs w:val="24"/>
+        </w:rPr>
+        <w:t>is</w:t>
+      </w:r>
+      <w:r>
+        <w:rPr>
+          <w:rFonts w:ascii="Times New Roman" w:hAnsi="Times New Roman" w:cs="Times New Roman"/>
+          <w:sz w:val="24"/>
+          <w:szCs w:val="24"/>
+        </w:rPr>
+        <w:t xml:space="preserve"> that </w:t>
+      </w:r>
+      <w:r>
+        <w:rPr>
+          <w:rFonts w:ascii="Times New Roman" w:hAnsi="Times New Roman" w:cs="Times New Roman"/>
+          <w:sz w:val="24"/>
+          <w:szCs w:val="24"/>
+        </w:rPr>
+        <w:t xml:space="preserve">infants’ looking behaviors </w:t>
+      </w:r>
+      <w:r>
+        <w:rPr>
+          <w:rFonts w:ascii="Times New Roman" w:hAnsi="Times New Roman" w:cs="Times New Roman"/>
+          <w:sz w:val="24"/>
+          <w:szCs w:val="24"/>
+        </w:rPr>
+        <w:t>should</w:t>
+      </w:r>
+      <w:r>
+        <w:rPr>
+          <w:rFonts w:ascii="Times New Roman" w:hAnsi="Times New Roman" w:cs="Times New Roman"/>
+          <w:sz w:val="24"/>
+          <w:szCs w:val="24"/>
+        </w:rPr>
+        <w:t xml:space="preserve"> depend on the perceptual features of the entities involved</w:t>
+      </w:r>
+      <w:r>
+        <w:rPr>
+          <w:rFonts w:ascii="Times New Roman" w:hAnsi="Times New Roman" w:cs="Times New Roman"/>
+          <w:sz w:val="24"/>
+          <w:szCs w:val="24"/>
+        </w:rPr>
+        <w:t>:</w:t>
+      </w:r>
+      <w:r>
+        <w:rPr>
+          <w:rFonts w:ascii="Times New Roman" w:hAnsi="Times New Roman" w:cs="Times New Roman"/>
+          <w:sz w:val="24"/>
+          <w:szCs w:val="24"/>
+        </w:rPr>
+        <w:t xml:space="preserve"> </w:t>
+      </w:r>
+      <w:r>
+        <w:rPr>
+          <w:rFonts w:ascii="Times New Roman" w:hAnsi="Times New Roman" w:cs="Times New Roman"/>
+          <w:sz w:val="24"/>
+          <w:szCs w:val="24"/>
+        </w:rPr>
+        <w:t>Objects</w:t>
+      </w:r>
+      <w:r>
+        <w:rPr>
+          <w:rFonts w:ascii="Times New Roman" w:hAnsi="Times New Roman" w:cs="Times New Roman"/>
+          <w:sz w:val="24"/>
+          <w:szCs w:val="24"/>
+        </w:rPr>
+        <w:t xml:space="preserve"> that possess </w:t>
+      </w:r>
+      <w:r>
+        <w:rPr>
+          <w:rFonts w:ascii="Times New Roman" w:hAnsi="Times New Roman" w:cs="Times New Roman"/>
+          <w:sz w:val="24"/>
+          <w:szCs w:val="24"/>
+        </w:rPr>
+        <w:t xml:space="preserve">salient people-like features </w:t>
+      </w:r>
+      <w:r>
+        <w:rPr>
+          <w:rFonts w:ascii="Times New Roman" w:hAnsi="Times New Roman" w:cs="Times New Roman"/>
+          <w:sz w:val="24"/>
+          <w:szCs w:val="24"/>
+        </w:rPr>
+        <w:t>(e.g., a cylinder with legs appended to its b</w:t>
+      </w:r>
+      <w:r>
+        <w:rPr>
+          <w:rFonts w:ascii="Times New Roman" w:hAnsi="Times New Roman" w:cs="Times New Roman"/>
+          <w:sz w:val="24"/>
+          <w:szCs w:val="24"/>
+        </w:rPr>
+        <w:t xml:space="preserve">ase) should elicit looking patterns similar to </w:t>
+      </w:r>
+      <w:r>
+        <w:rPr>
+          <w:rFonts w:ascii="Times New Roman" w:hAnsi="Times New Roman" w:cs="Times New Roman"/>
+          <w:sz w:val="24"/>
+          <w:szCs w:val="24"/>
+        </w:rPr>
+        <w:lastRenderedPageBreak/>
+        <w:t>those elicited by people</w:t>
+      </w:r>
+      <w:r>
+        <w:rPr>
+          <w:rFonts w:ascii="Times New Roman" w:hAnsi="Times New Roman" w:cs="Times New Roman"/>
+          <w:sz w:val="24"/>
+          <w:szCs w:val="24"/>
+        </w:rPr>
+        <w:t xml:space="preserve">. </w:t>
+      </w:r>
+      <w:r>
+        <w:rPr>
+          <w:rFonts w:ascii="Times New Roman" w:hAnsi="Times New Roman" w:cs="Times New Roman"/>
+          <w:sz w:val="24"/>
+          <w:szCs w:val="24"/>
+        </w:rPr>
+        <w:t>Conversely</w:t>
+      </w:r>
+      <w:r>
+        <w:rPr>
+          <w:rFonts w:ascii="Times New Roman" w:hAnsi="Times New Roman" w:cs="Times New Roman"/>
+          <w:sz w:val="24"/>
+          <w:szCs w:val="24"/>
+        </w:rPr>
+        <w:t>,</w:t>
+      </w:r>
+      <w:r>
+        <w:rPr>
+          <w:rFonts w:ascii="Times New Roman" w:hAnsi="Times New Roman" w:cs="Times New Roman"/>
+          <w:sz w:val="24"/>
+          <w:szCs w:val="24"/>
+        </w:rPr>
+        <w:t xml:space="preserve"> people that possess salient object-like features should elicit looking patterns similar to those elicited by inanimate objects. </w:t>
+      </w:r>
+    </w:p>
+    <w:p>
+      <w:pPr>
+        <w:tabs>
+          <w:tab w:val="left" w:pos="720"/>
+        </w:tabs>
+        <w:ind w:firstLine="0"/>
+        <w:contextualSpacing/>
+        <w:rPr>
+          <w:rFonts w:ascii="Times New Roman" w:hAnsi="Times New Roman" w:cs="Times New Roman"/>
+          <w:sz w:val="24"/>
+          <w:szCs w:val="24"/>
+        </w:rPr>
+      </w:pPr>
+      <w:r>
+        <w:rPr>
+          <w:rFonts w:ascii="Times New Roman" w:hAnsi="Times New Roman" w:cs="Times New Roman"/>
+          <w:sz w:val="24"/>
+          <w:szCs w:val="24"/>
+        </w:rPr>
+        <w:tab/>
+      </w:r>
+      <w:r>
+        <w:rPr>
+          <w:rFonts w:ascii="Times New Roman" w:hAnsi="Times New Roman" w:cs="Times New Roman"/>
+          <w:sz w:val="24"/>
+          <w:szCs w:val="24"/>
+        </w:rPr>
+        <w:t xml:space="preserve">Each of these predictions </w:t>
+      </w:r>
+      <w:r>
+        <w:rPr>
+          <w:rFonts w:ascii="Times New Roman" w:hAnsi="Times New Roman" w:cs="Times New Roman"/>
+          <w:sz w:val="24"/>
+          <w:szCs w:val="24"/>
+        </w:rPr>
+        <w:t xml:space="preserve">are presumably at odds with what would be predicted under the Core Knowledge account. </w:t>
+      </w:r>
+      <w:r>
+        <w:rPr>
+          <w:rFonts w:ascii="Times New Roman" w:hAnsi="Times New Roman" w:cs="Times New Roman"/>
+          <w:sz w:val="24"/>
+          <w:szCs w:val="24"/>
+        </w:rPr>
+        <w:t xml:space="preserve">Because this </w:t>
+      </w:r>
+      <w:r>
+        <w:rPr>
+          <w:rFonts w:ascii="Times New Roman" w:hAnsi="Times New Roman" w:cs="Times New Roman"/>
+          <w:sz w:val="24"/>
+          <w:szCs w:val="24"/>
+        </w:rPr>
+        <w:t>perspective assumes that infants’ knowledge about the causal actions of people and objects is innate</w:t>
+      </w:r>
+      <w:r>
+        <w:rPr>
+          <w:rFonts w:ascii="Times New Roman" w:hAnsi="Times New Roman" w:cs="Times New Roman"/>
+          <w:sz w:val="24"/>
+          <w:szCs w:val="24"/>
+        </w:rPr>
+        <w:t>, it should not be the case that infants younger than 7 months of age exhibit qualitatively different patterns of looking</w:t>
+      </w:r>
+      <w:r>
+        <w:rPr>
+          <w:rFonts w:ascii="Times New Roman" w:hAnsi="Times New Roman" w:cs="Times New Roman"/>
+          <w:sz w:val="24"/>
+          <w:szCs w:val="24"/>
+        </w:rPr>
+        <w:t xml:space="preserve"> from those of older infants.</w:t>
+      </w:r>
+    </w:p>
+    <w:p>
+      <w:pPr>
+        <w:tabs>
+          <w:tab w:val="left" w:pos="720"/>
+        </w:tabs>
+        <w:ind w:firstLine="0"/>
+        <w:contextualSpacing/>
+        <w:rPr>
+          <w:rFonts w:ascii="Times New Roman" w:hAnsi="Times New Roman" w:cs="Times New Roman"/>
+          <w:sz w:val="24"/>
+          <w:szCs w:val="24"/>
+        </w:rPr>
+      </w:pPr>
+    </w:p>
+    <w:p>
+      <w:pPr>
+        <w:tabs>
+          <w:tab w:val="left" w:pos="720"/>
+        </w:tabs>
+        <w:ind w:firstLine="0"/>
+        <w:contextualSpacing/>
+        <w:rPr>
+          <w:rFonts w:ascii="Times New Roman" w:hAnsi="Times New Roman" w:cs="Times New Roman"/>
+          <w:sz w:val="24"/>
+          <w:szCs w:val="24"/>
+        </w:rPr>
+      </w:pPr>
+    </w:p>
+    <w:p>
+      <w:pPr>
+        <w:tabs>
+          <w:tab w:val="left" w:pos="720"/>
+        </w:tabs>
+        <w:ind w:firstLine="0"/>
+        <w:contextualSpacing/>
+        <w:rPr>
+          <w:rFonts w:ascii="Times New Roman" w:hAnsi="Times New Roman" w:cs="Times New Roman"/>
+          <w:sz w:val="24"/>
+          <w:szCs w:val="24"/>
+        </w:rPr>
+      </w:pPr>
+      <w:r>
+        <w:rPr>
+          <w:rFonts w:ascii="Times New Roman" w:hAnsi="Times New Roman" w:cs="Times New Roman"/>
+          <w:sz w:val="24"/>
+          <w:szCs w:val="24"/>
+        </w:rPr>
+        <w:t xml:space="preserve"> predictions that</w:t>
+      </w:r>
+      <w:r>
+        <w:rPr>
+          <w:rFonts w:ascii="Times New Roman" w:hAnsi="Times New Roman" w:cs="Times New Roman"/>
+          <w:sz w:val="24"/>
+          <w:szCs w:val="24"/>
+        </w:rPr>
+        <w:t>, at present,</w:t>
+      </w:r>
+      <w:r>
+        <w:rPr>
+          <w:rFonts w:ascii="Times New Roman" w:hAnsi="Times New Roman" w:cs="Times New Roman"/>
+          <w:sz w:val="24"/>
+          <w:szCs w:val="24"/>
+        </w:rPr>
+        <w:t xml:space="preserve"> remain to be tested. </w:t>
+      </w:r>
+      <w:r>
+        <w:rPr>
+          <w:rFonts w:ascii="Times New Roman" w:hAnsi="Times New Roman" w:cs="Times New Roman"/>
+          <w:sz w:val="24"/>
+          <w:szCs w:val="24"/>
+        </w:rPr>
+        <w:t xml:space="preserve">One of the predictions was the developmental one that was just discussed. </w:t>
+      </w:r>
+      <w:r>
+        <w:rPr>
+          <w:rFonts w:ascii="Times New Roman" w:hAnsi="Times New Roman" w:cs="Times New Roman"/>
+          <w:sz w:val="24"/>
+          <w:szCs w:val="24"/>
+        </w:rPr>
+        <w:t xml:space="preserve">One of the predictions was that </w:t>
+      </w:r>
+    </w:p>
+    <w:p>
+      <w:pPr>
+        <w:tabs>
+          <w:tab w:val="left" w:pos="720"/>
+        </w:tabs>
+        <w:ind w:firstLine="0"/>
+        <w:contextualSpacing/>
+        <w:rPr>
+          <w:rFonts w:ascii="Times New Roman" w:hAnsi="Times New Roman" w:cs="Times New Roman"/>
+          <w:sz w:val="24"/>
+          <w:szCs w:val="24"/>
+        </w:rPr>
+      </w:pPr>
+      <w:r>
+        <w:rPr>
+          <w:rFonts w:ascii="Times New Roman" w:hAnsi="Times New Roman" w:cs="Times New Roman"/>
+          <w:sz w:val="24"/>
+          <w:szCs w:val="24"/>
+        </w:rPr>
+        <w:tab/>
       </w:r>
     </w:p>
     <w:p>
@@ -9266,6 +12859,7 @@
   <w:style w:type="character" w:default="1" w:styleId="DefaultParagraphFont">
     <w:name w:val="Default Paragraph Font"/>
     <w:uiPriority w:val="1"/>
+    <w:semiHidden/>
     <w:unhideWhenUsed/>
   </w:style>
   <w:style w:type="table" w:default="1" w:styleId="TableNormal">
